--- a/docs/REQUIREMENTS-CLIENT-EN.docx
+++ b/docs/REQUIREMENTS-CLIENT-EN.docx
@@ -219,6 +219,14 @@
         <w:tblStyle w:val="41"/>
         <w:tblW w:w="5000" w:type="pct"/>
         <w:tblInd w:w="0" w:type="dxa"/>
+        <w:tblBorders>
+          <w:top w:val="single" w:color="auto" w:sz="4" w:space="0"/>
+          <w:left w:val="single" w:color="auto" w:sz="4" w:space="0"/>
+          <w:bottom w:val="single" w:color="auto" w:sz="4" w:space="0"/>
+          <w:right w:val="single" w:color="auto" w:sz="4" w:space="0"/>
+          <w:insideH w:val="single" w:color="auto" w:sz="4" w:space="0"/>
+          <w:insideV w:val="single" w:color="auto" w:sz="4" w:space="0"/>
+        </w:tblBorders>
         <w:tblLayout w:type="fixed"/>
         <w:tblCellMar>
           <w:top w:w="0" w:type="dxa"/>
@@ -443,6 +451,14 @@
         <w:tblStyle w:val="41"/>
         <w:tblW w:w="0" w:type="auto"/>
         <w:tblInd w:w="0" w:type="dxa"/>
+        <w:tblBorders>
+          <w:top w:val="single" w:color="auto" w:sz="4" w:space="0"/>
+          <w:left w:val="single" w:color="auto" w:sz="4" w:space="0"/>
+          <w:bottom w:val="single" w:color="auto" w:sz="4" w:space="0"/>
+          <w:right w:val="single" w:color="auto" w:sz="4" w:space="0"/>
+          <w:insideH w:val="single" w:color="auto" w:sz="4" w:space="0"/>
+          <w:insideV w:val="single" w:color="auto" w:sz="4" w:space="0"/>
+        </w:tblBorders>
         <w:tblLayout w:type="autofit"/>
         <w:tblCellMar>
           <w:top w:w="0" w:type="dxa"/>
@@ -527,7 +543,7 @@
                 <w:b/>
                 <w:bCs/>
               </w:rPr>
-              <w:t>100 hours</w:t>
+              <w:t>124 hours</w:t>
             </w:r>
           </w:p>
         </w:tc>
@@ -553,10 +569,10 @@
                 <w:b/>
                 <w:bCs/>
               </w:rPr>
-              <w:t>USD 10,000</w:t>
-            </w:r>
-            <w:r>
-              <w:t xml:space="preserve"> (= 100 × $100)</w:t>
+              <w:t>USD 12,400</w:t>
+            </w:r>
+            <w:r>
+              <w:t xml:space="preserve"> (= 124 × $100)</w:t>
             </w:r>
           </w:p>
         </w:tc>
@@ -920,7 +936,7 @@
           <w:b/>
           <w:bCs/>
         </w:rPr>
-        <w:t>65 hours</w:t>
+        <w:t>81 hours</w:t>
       </w:r>
       <w:r>
         <w:t xml:space="preserve"> (</w:t>
@@ -930,7 +946,7 @@
           <w:b/>
           <w:bCs/>
         </w:rPr>
-        <w:t>USD 6,500</w:t>
+        <w:t>USD 8,100</w:t>
       </w:r>
       <w:r>
         <w:t>)</w:t>
@@ -950,6 +966,14 @@
         <w:tblStyle w:val="41"/>
         <w:tblW w:w="5000" w:type="pct"/>
         <w:tblInd w:w="0" w:type="dxa"/>
+        <w:tblBorders>
+          <w:top w:val="single" w:color="auto" w:sz="4" w:space="0"/>
+          <w:left w:val="single" w:color="auto" w:sz="4" w:space="0"/>
+          <w:bottom w:val="single" w:color="auto" w:sz="4" w:space="0"/>
+          <w:right w:val="single" w:color="auto" w:sz="4" w:space="0"/>
+          <w:insideH w:val="single" w:color="auto" w:sz="4" w:space="0"/>
+          <w:insideV w:val="single" w:color="auto" w:sz="4" w:space="0"/>
+        </w:tblBorders>
         <w:tblLayout w:type="fixed"/>
         <w:tblCellMar>
           <w:top w:w="0" w:type="dxa"/>
@@ -1071,7 +1095,7 @@
               <w:pStyle w:val="24"/>
             </w:pPr>
             <w:r>
-              <w:t>10</w:t>
+              <w:t>12</w:t>
             </w:r>
           </w:p>
         </w:tc>
@@ -1127,7 +1151,7 @@
               <w:pStyle w:val="24"/>
             </w:pPr>
             <w:r>
-              <w:t>5</w:t>
+              <w:t>6</w:t>
             </w:r>
           </w:p>
         </w:tc>
@@ -1183,7 +1207,7 @@
               <w:pStyle w:val="24"/>
             </w:pPr>
             <w:r>
-              <w:t>12</w:t>
+              <w:t>15</w:t>
             </w:r>
           </w:p>
         </w:tc>
@@ -1246,7 +1270,7 @@
               <w:pStyle w:val="24"/>
             </w:pPr>
             <w:r>
-              <w:t>7</w:t>
+              <w:t>9</w:t>
             </w:r>
           </w:p>
         </w:tc>
@@ -1329,7 +1353,7 @@
               <w:pStyle w:val="24"/>
             </w:pPr>
             <w:r>
-              <w:t>9</w:t>
+              <w:t>11</w:t>
             </w:r>
           </w:p>
         </w:tc>
@@ -1451,7 +1475,7 @@
               <w:pStyle w:val="24"/>
             </w:pPr>
             <w:r>
-              <w:t>5</w:t>
+              <w:t>6</w:t>
             </w:r>
           </w:p>
         </w:tc>
@@ -1507,7 +1531,7 @@
               <w:pStyle w:val="24"/>
             </w:pPr>
             <w:r>
-              <w:t>3</w:t>
+              <w:t>4</w:t>
             </w:r>
           </w:p>
         </w:tc>
@@ -1619,7 +1643,7 @@
               <w:pStyle w:val="24"/>
             </w:pPr>
             <w:r>
-              <w:t>6</w:t>
+              <w:t>7</w:t>
             </w:r>
           </w:p>
         </w:tc>
@@ -1682,7 +1706,7 @@
               <w:pStyle w:val="24"/>
             </w:pPr>
             <w:r>
-              <w:t>5</w:t>
+              <w:t>6</w:t>
             </w:r>
           </w:p>
         </w:tc>
@@ -1857,7 +1881,7 @@
               <w:pStyle w:val="24"/>
             </w:pPr>
             <w:r>
-              <w:t>4</w:t>
+              <w:t>5</w:t>
             </w:r>
           </w:p>
         </w:tc>
@@ -1913,7 +1937,7 @@
               <w:pStyle w:val="24"/>
             </w:pPr>
             <w:r>
-              <w:t>3</w:t>
+              <w:t>4</w:t>
             </w:r>
           </w:p>
         </w:tc>
@@ -1964,7 +1988,7 @@
                 <w:b/>
                 <w:bCs/>
               </w:rPr>
-              <w:t>65</w:t>
+              <w:t>81</w:t>
             </w:r>
           </w:p>
         </w:tc>
@@ -2184,7 +2208,7 @@
           <w:b/>
           <w:bCs/>
         </w:rPr>
-        <w:t>35 hours</w:t>
+        <w:t>43 hours</w:t>
       </w:r>
       <w:r>
         <w:t xml:space="preserve"> (</w:t>
@@ -2194,7 +2218,7 @@
           <w:b/>
           <w:bCs/>
         </w:rPr>
-        <w:t>USD 3,500</w:t>
+        <w:t>USD 4,300</w:t>
       </w:r>
       <w:r>
         <w:t>)</w:t>
@@ -2214,6 +2238,14 @@
         <w:tblStyle w:val="41"/>
         <w:tblW w:w="5000" w:type="pct"/>
         <w:tblInd w:w="0" w:type="dxa"/>
+        <w:tblBorders>
+          <w:top w:val="single" w:color="auto" w:sz="4" w:space="0"/>
+          <w:left w:val="single" w:color="auto" w:sz="4" w:space="0"/>
+          <w:bottom w:val="single" w:color="auto" w:sz="4" w:space="0"/>
+          <w:right w:val="single" w:color="auto" w:sz="4" w:space="0"/>
+          <w:insideH w:val="single" w:color="auto" w:sz="4" w:space="0"/>
+          <w:insideV w:val="single" w:color="auto" w:sz="4" w:space="0"/>
+        </w:tblBorders>
         <w:tblLayout w:type="fixed"/>
         <w:tblCellMar>
           <w:top w:w="0" w:type="dxa"/>
@@ -2342,7 +2374,7 @@
               <w:pStyle w:val="24"/>
             </w:pPr>
             <w:r>
-              <w:t>6</w:t>
+              <w:t>7</w:t>
             </w:r>
           </w:p>
         </w:tc>
@@ -2398,7 +2430,7 @@
               <w:pStyle w:val="24"/>
             </w:pPr>
             <w:r>
-              <w:t>6</w:t>
+              <w:t>7</w:t>
             </w:r>
           </w:p>
         </w:tc>
@@ -2454,7 +2486,7 @@
               <w:pStyle w:val="24"/>
             </w:pPr>
             <w:r>
-              <w:t>6</w:t>
+              <w:t>8</w:t>
             </w:r>
           </w:p>
         </w:tc>
@@ -2510,7 +2542,7 @@
               <w:pStyle w:val="24"/>
             </w:pPr>
             <w:r>
-              <w:t>4</w:t>
+              <w:t>5</w:t>
             </w:r>
           </w:p>
         </w:tc>
@@ -2566,7 +2598,7 @@
               <w:pStyle w:val="24"/>
             </w:pPr>
             <w:r>
-              <w:t>6</w:t>
+              <w:t>8</w:t>
             </w:r>
           </w:p>
         </w:tc>
@@ -2678,7 +2710,7 @@
               <w:pStyle w:val="24"/>
             </w:pPr>
             <w:r>
-              <w:t>5</w:t>
+              <w:t>7</w:t>
             </w:r>
           </w:p>
         </w:tc>
@@ -2729,7 +2761,7 @@
                 <w:b/>
                 <w:bCs/>
               </w:rPr>
-              <w:t>35</w:t>
+              <w:t>43</w:t>
             </w:r>
           </w:p>
         </w:tc>
@@ -3006,9 +3038,176 @@
       </w:r>
     </w:p>
     <w:p>
+      <w:pPr>
+        <w:pStyle w:val="5"/>
+      </w:pPr>
       <w:bookmarkStart w:id="10" w:name="future-extensions-separate-quotation"/>
-      <w:bookmarkStart w:id="17" w:name="_GoBack"/>
-      <w:bookmarkEnd w:id="17"/>
+      <w:r>
+        <w:t>Future extensions (separate quotation)</w:t>
+      </w:r>
+    </w:p>
+    <w:tbl>
+      <w:tblPr>
+        <w:tblStyle w:val="41"/>
+        <w:tblW w:w="0" w:type="auto"/>
+        <w:tblInd w:w="0" w:type="dxa"/>
+        <w:tblBorders>
+          <w:top w:val="single" w:color="auto" w:sz="4" w:space="0"/>
+          <w:left w:val="single" w:color="auto" w:sz="4" w:space="0"/>
+          <w:bottom w:val="single" w:color="auto" w:sz="4" w:space="0"/>
+          <w:right w:val="single" w:color="auto" w:sz="4" w:space="0"/>
+          <w:insideH w:val="single" w:color="auto" w:sz="4" w:space="0"/>
+          <w:insideV w:val="single" w:color="auto" w:sz="4" w:space="0"/>
+        </w:tblBorders>
+        <w:tblLayout w:type="autofit"/>
+        <w:tblCellMar>
+          <w:top w:w="0" w:type="dxa"/>
+          <w:left w:w="108" w:type="dxa"/>
+          <w:bottom w:w="0" w:type="dxa"/>
+          <w:right w:w="108" w:type="dxa"/>
+        </w:tblCellMar>
+      </w:tblPr>
+      <w:tblGrid>
+        <w:gridCol w:w="3812"/>
+        <w:gridCol w:w="3217"/>
+      </w:tblGrid>
+      <w:tr>
+        <w:trPr>
+          <w:tblHeader/>
+        </w:trPr>
+        <w:tc>
+          <w:p>
+            <w:pPr>
+              <w:pStyle w:val="24"/>
+            </w:pPr>
+            <w:r>
+              <w:t>Area</w:t>
+            </w:r>
+          </w:p>
+        </w:tc>
+        <w:tc>
+          <w:p>
+            <w:pPr>
+              <w:pStyle w:val="24"/>
+            </w:pPr>
+            <w:r>
+              <w:t>Notes</w:t>
+            </w:r>
+          </w:p>
+        </w:tc>
+      </w:tr>
+      <w:tr>
+        <w:tc>
+          <w:p>
+            <w:pPr>
+              <w:pStyle w:val="24"/>
+            </w:pPr>
+            <w:r>
+              <w:t>Barcode scan / photo recognition</w:t>
+            </w:r>
+          </w:p>
+        </w:tc>
+        <w:tc>
+          <w:p>
+            <w:pPr>
+              <w:pStyle w:val="24"/>
+            </w:pPr>
+            <w:r>
+              <w:t>Scan or OCR pre-fill</w:t>
+            </w:r>
+          </w:p>
+        </w:tc>
+      </w:tr>
+      <w:tr>
+        <w:tc>
+          <w:p>
+            <w:pPr>
+              <w:pStyle w:val="24"/>
+            </w:pPr>
+            <w:r>
+              <w:t>Drug–drug interactions</w:t>
+            </w:r>
+          </w:p>
+        </w:tc>
+        <w:tc>
+          <w:p>
+            <w:pPr>
+              <w:pStyle w:val="24"/>
+            </w:pPr>
+            <w:r>
+              <w:t>In-cabinet conflict detection</w:t>
+            </w:r>
+          </w:p>
+        </w:tc>
+      </w:tr>
+      <w:tr>
+        <w:tc>
+          <w:p>
+            <w:pPr>
+              <w:pStyle w:val="24"/>
+            </w:pPr>
+            <w:r>
+              <w:t>Cosmetics / food recalls</w:t>
+            </w:r>
+          </w:p>
+        </w:tc>
+        <w:tc>
+          <w:p>
+            <w:pPr>
+              <w:pStyle w:val="24"/>
+            </w:pPr>
+            <w:r>
+              <w:t>Separate data pipelines</w:t>
+            </w:r>
+          </w:p>
+        </w:tc>
+      </w:tr>
+      <w:tr>
+        <w:tc>
+          <w:p>
+            <w:pPr>
+              <w:pStyle w:val="24"/>
+            </w:pPr>
+            <w:r>
+              <w:t>Pharmacy B2B scanning</w:t>
+            </w:r>
+          </w:p>
+        </w:tc>
+        <w:tc>
+          <w:p>
+            <w:pPr>
+              <w:pStyle w:val="24"/>
+            </w:pPr>
+            <w:r>
+              <w:t>Dispensing verification</w:t>
+            </w:r>
+          </w:p>
+        </w:tc>
+      </w:tr>
+      <w:tr>
+        <w:tc>
+          <w:p>
+            <w:pPr>
+              <w:pStyle w:val="24"/>
+            </w:pPr>
+            <w:r>
+              <w:t>Native mobile apps</w:t>
+            </w:r>
+          </w:p>
+        </w:tc>
+        <w:tc>
+          <w:p>
+            <w:pPr>
+              <w:pStyle w:val="24"/>
+            </w:pPr>
+            <w:r>
+              <w:t>iOS / Android + Push</w:t>
+            </w:r>
+          </w:p>
+        </w:tc>
+      </w:tr>
+    </w:tbl>
+    <w:p>
       <w:r>
         <w:pict>
           <v:rect id="_x0000_i1030" o:spt="1" style="height:1.5pt;width:0pt;" coordsize="21600,21600" o:hr="t" o:hrstd="t" o:hralign="center">
@@ -3039,6 +3238,14 @@
         <w:tblStyle w:val="41"/>
         <w:tblW w:w="5000" w:type="pct"/>
         <w:tblInd w:w="0" w:type="dxa"/>
+        <w:tblBorders>
+          <w:top w:val="single" w:color="auto" w:sz="4" w:space="0"/>
+          <w:left w:val="single" w:color="auto" w:sz="4" w:space="0"/>
+          <w:bottom w:val="single" w:color="auto" w:sz="4" w:space="0"/>
+          <w:right w:val="single" w:color="auto" w:sz="4" w:space="0"/>
+          <w:insideH w:val="single" w:color="auto" w:sz="4" w:space="0"/>
+          <w:insideV w:val="single" w:color="auto" w:sz="4" w:space="0"/>
+        </w:tblBorders>
         <w:tblLayout w:type="fixed"/>
         <w:tblCellMar>
           <w:top w:w="0" w:type="dxa"/>
@@ -3441,7 +3648,7 @@
                 <w:b/>
                 <w:bCs/>
               </w:rPr>
-              <w:t>Web only, manual entry, USD 10,000 / 100 hours</w:t>
+              <w:t>Web only, manual entry, USD 12,400 / 124 hours</w:t>
             </w:r>
           </w:p>
         </w:tc>
@@ -3519,6 +3726,14 @@
         <w:tblStyle w:val="41"/>
         <w:tblW w:w="5000" w:type="pct"/>
         <w:tblInd w:w="0" w:type="dxa"/>
+        <w:tblBorders>
+          <w:top w:val="single" w:color="auto" w:sz="4" w:space="0"/>
+          <w:left w:val="single" w:color="auto" w:sz="4" w:space="0"/>
+          <w:bottom w:val="single" w:color="auto" w:sz="4" w:space="0"/>
+          <w:right w:val="single" w:color="auto" w:sz="4" w:space="0"/>
+          <w:insideH w:val="single" w:color="auto" w:sz="4" w:space="0"/>
+          <w:insideV w:val="single" w:color="auto" w:sz="4" w:space="0"/>
+        </w:tblBorders>
         <w:tblLayout w:type="fixed"/>
         <w:tblCellMar>
           <w:top w:w="0" w:type="dxa"/>
@@ -3543,6 +3758,7 @@
             <w:pPr>
               <w:pStyle w:val="24"/>
             </w:pPr>
+            <w:bookmarkStart w:id="17" w:name="_GoBack"/>
             <w:r>
               <w:t>Phase</w:t>
             </w:r>
@@ -3616,17 +3832,17 @@
               <w:pStyle w:val="24"/>
             </w:pPr>
             <w:r>
-              <w:t>65</w:t>
-            </w:r>
-          </w:p>
-        </w:tc>
-        <w:tc>
-          <w:p>
-            <w:pPr>
-              <w:pStyle w:val="24"/>
-            </w:pPr>
-            <w:r>
-              <w:t>6,500</w:t>
+              <w:t>81</w:t>
+            </w:r>
+          </w:p>
+        </w:tc>
+        <w:tc>
+          <w:p>
+            <w:pPr>
+              <w:pStyle w:val="24"/>
+            </w:pPr>
+            <w:r>
+              <w:t>8,100</w:t>
             </w:r>
           </w:p>
         </w:tc>
@@ -3665,17 +3881,17 @@
               <w:pStyle w:val="24"/>
             </w:pPr>
             <w:r>
-              <w:t>35</w:t>
-            </w:r>
-          </w:p>
-        </w:tc>
-        <w:tc>
-          <w:p>
-            <w:pPr>
-              <w:pStyle w:val="24"/>
-            </w:pPr>
-            <w:r>
-              <w:t>3,500</w:t>
+              <w:t>43</w:t>
+            </w:r>
+          </w:p>
+        </w:tc>
+        <w:tc>
+          <w:p>
+            <w:pPr>
+              <w:pStyle w:val="24"/>
+            </w:pPr>
+            <w:r>
+              <w:t>4,300</w:t>
             </w:r>
           </w:p>
         </w:tc>
@@ -3726,7 +3942,7 @@
                 <w:b/>
                 <w:bCs/>
               </w:rPr>
-              <w:t>100</w:t>
+              <w:t>124</w:t>
             </w:r>
           </w:p>
         </w:tc>
@@ -3740,18 +3956,19 @@
                 <w:b/>
                 <w:bCs/>
               </w:rPr>
-              <w:t>10,000</w:t>
-            </w:r>
-          </w:p>
-        </w:tc>
-        <w:tc>
-          <w:p>
-            <w:pPr>
-              <w:pStyle w:val="24"/>
-            </w:pPr>
-          </w:p>
-        </w:tc>
-      </w:tr>
+              <w:t>12,400</w:t>
+            </w:r>
+          </w:p>
+        </w:tc>
+        <w:tc>
+          <w:p>
+            <w:pPr>
+              <w:pStyle w:val="24"/>
+            </w:pPr>
+          </w:p>
+        </w:tc>
+      </w:tr>
+      <w:bookmarkEnd w:id="17"/>
     </w:tbl>
     <w:p>
       <w:pPr>
@@ -3791,7 +4008,7 @@
           <w:b/>
           <w:bCs/>
         </w:rPr>
-        <w:t>USD 10,000</w:t>
+        <w:t>USD 12,400</w:t>
       </w:r>
       <w:r>
         <w:t xml:space="preserve"> (scope per this document; changes subject to separate agreement)</w:t>
@@ -3819,7 +4036,7 @@
       </w:pPr>
       <w:bookmarkStart w:id="13" w:name="payment-milestones-optional"/>
       <w:r>
-        <w:t>8. Payment &amp; milestones</w:t>
+        <w:t>8. Payment &amp; milestones (optional)</w:t>
       </w:r>
     </w:p>
     <w:tbl>
@@ -3827,6 +4044,14 @@
         <w:tblStyle w:val="41"/>
         <w:tblW w:w="5000" w:type="pct"/>
         <w:tblInd w:w="0" w:type="dxa"/>
+        <w:tblBorders>
+          <w:top w:val="single" w:color="auto" w:sz="4" w:space="0"/>
+          <w:left w:val="single" w:color="auto" w:sz="4" w:space="0"/>
+          <w:bottom w:val="single" w:color="auto" w:sz="4" w:space="0"/>
+          <w:right w:val="single" w:color="auto" w:sz="4" w:space="0"/>
+          <w:insideH w:val="single" w:color="auto" w:sz="4" w:space="0"/>
+          <w:insideV w:val="single" w:color="auto" w:sz="4" w:space="0"/>
+        </w:tblBorders>
         <w:tblLayout w:type="fixed"/>
         <w:tblCellMar>
           <w:top w:w="0" w:type="dxa"/>
@@ -3923,7 +4148,7 @@
               <w:pStyle w:val="24"/>
             </w:pPr>
             <w:r>
-              <w:t>3,000</w:t>
+              <w:t>3,720</w:t>
             </w:r>
           </w:p>
         </w:tc>
@@ -3969,7 +4194,7 @@
               <w:pStyle w:val="24"/>
             </w:pPr>
             <w:r>
-              <w:t>4,000</w:t>
+              <w:t>4,960</w:t>
             </w:r>
           </w:p>
         </w:tc>
@@ -4015,7 +4240,7 @@
               <w:pStyle w:val="24"/>
             </w:pPr>
             <w:r>
-              <w:t>3,000</w:t>
+              <w:t>3,720</w:t>
             </w:r>
           </w:p>
         </w:tc>
@@ -4077,7 +4302,7 @@
           <w:b/>
           <w:bCs/>
         </w:rPr>
-        <w:t>100 hours</w:t>
+        <w:t>124 hours</w:t>
       </w:r>
       <w:r>
         <w:t xml:space="preserve"> of Web work at </w:t>
@@ -4087,7 +4312,7 @@
           <w:b/>
           <w:bCs/>
         </w:rPr>
-        <w:t>USD 10,000</w:t>
+        <w:t>USD 12,400</w:t>
       </w:r>
       <w:r>
         <w:t xml:space="preserve">; drug intake is </w:t>
@@ -4188,6 +4413,14 @@
         <w:tblStyle w:val="41"/>
         <w:tblW w:w="0" w:type="auto"/>
         <w:tblInd w:w="0" w:type="dxa"/>
+        <w:tblBorders>
+          <w:top w:val="single" w:color="auto" w:sz="4" w:space="0"/>
+          <w:left w:val="single" w:color="auto" w:sz="4" w:space="0"/>
+          <w:bottom w:val="single" w:color="auto" w:sz="4" w:space="0"/>
+          <w:right w:val="single" w:color="auto" w:sz="4" w:space="0"/>
+          <w:insideH w:val="single" w:color="auto" w:sz="4" w:space="0"/>
+          <w:insideV w:val="single" w:color="auto" w:sz="4" w:space="0"/>
+        </w:tblBorders>
         <w:tblLayout w:type="autofit"/>
         <w:tblCellMar>
           <w:top w:w="0" w:type="dxa"/>
@@ -4368,6 +4601,14 @@
         <w:tblStyle w:val="41"/>
         <w:tblW w:w="5000" w:type="pct"/>
         <w:tblInd w:w="0" w:type="dxa"/>
+        <w:tblBorders>
+          <w:top w:val="single" w:color="auto" w:sz="4" w:space="0"/>
+          <w:left w:val="single" w:color="auto" w:sz="4" w:space="0"/>
+          <w:bottom w:val="single" w:color="auto" w:sz="4" w:space="0"/>
+          <w:right w:val="single" w:color="auto" w:sz="4" w:space="0"/>
+          <w:insideH w:val="single" w:color="auto" w:sz="4" w:space="0"/>
+          <w:insideV w:val="single" w:color="auto" w:sz="4" w:space="0"/>
+        </w:tblBorders>
         <w:tblLayout w:type="fixed"/>
         <w:tblCellMar>
           <w:top w:w="0" w:type="dxa"/>

--- a/docs/REQUIREMENTS-CLIENT-EN.docx
+++ b/docs/REQUIREMENTS-CLIENT-EN.docx
@@ -36,7 +36,7 @@
         <w:t>Version</w:t>
       </w:r>
       <w:r>
-        <w:t>: 3.0</w:t>
+        <w:t>: 4.2</w:t>
       </w:r>
       <w:r>
         <w:br w:type="textWrapping"/>
@@ -49,7 +49,14 @@
         <w:t>Date</w:t>
       </w:r>
       <w:r>
-        <w:t>: 2026-05-19</w:t>
+        <w:t>: 2026-05-</w:t>
+      </w:r>
+      <w:r>
+        <w:rPr>
+          <w:rFonts w:hint="eastAsia" w:eastAsia="宋体"/>
+          <w:lang w:val="en-US" w:eastAsia="zh-CN"/>
+        </w:rPr>
+        <w:t>21</w:t>
       </w:r>
       <w:r>
         <w:br w:type="textWrapping"/>
@@ -62,14 +69,14 @@
         <w:t>Purpose</w:t>
       </w:r>
       <w:r>
-        <w:t>: Client sign-off, contract attachment, and basis for project quotation (</w:t>
-      </w:r>
-      <w:r>
-        <w:rPr>
-          <w:b/>
-          <w:bCs/>
-        </w:rPr>
-        <w:t>Web only · manual entry</w:t>
+        <w:t>: Client sign-off, contract attachment, and quotation basis (</w:t>
+      </w:r>
+      <w:r>
+        <w:rPr>
+          <w:b/>
+          <w:bCs/>
+        </w:rPr>
+        <w:t>Web only · manual entry · paid subscription</w:t>
       </w:r>
       <w:r>
         <w:t>)</w:t>
@@ -104,47 +111,17 @@
         <w:pStyle w:val="23"/>
       </w:pPr>
       <w:r>
-        <w:t xml:space="preserve">This document defines the </w:t>
-      </w:r>
-      <w:r>
-        <w:rPr>
-          <w:b/>
-          <w:bCs/>
-        </w:rPr>
-        <w:t>delivery scope</w:t>
-      </w:r>
-      <w:r>
-        <w:t xml:space="preserve">, </w:t>
-      </w:r>
-      <w:r>
-        <w:rPr>
-          <w:b/>
-          <w:bCs/>
-        </w:rPr>
-        <w:t>acceptance criteria</w:t>
-      </w:r>
-      <w:r>
-        <w:t xml:space="preserve">, </w:t>
-      </w:r>
-      <w:r>
-        <w:rPr>
-          <w:b/>
-          <w:bCs/>
-        </w:rPr>
-        <w:t>effort estimates</w:t>
-      </w:r>
-      <w:r>
-        <w:t xml:space="preserve">, and </w:t>
-      </w:r>
-      <w:r>
-        <w:rPr>
-          <w:b/>
-          <w:bCs/>
-        </w:rPr>
-        <w:t>pricing</w:t>
-      </w:r>
-      <w:r>
-        <w:t xml:space="preserve"> for the Web delivery of </w:t>
+        <w:t xml:space="preserve">This document defines delivery scope, acceptance criteria, effort, and pricing for the </w:t>
+      </w:r>
+      <w:r>
+        <w:rPr>
+          <w:b/>
+          <w:bCs/>
+        </w:rPr>
+        <w:t>Web</w:t>
+      </w:r>
+      <w:r>
+        <w:t xml:space="preserve"> delivery of </w:t>
       </w:r>
       <w:r>
         <w:rPr>
@@ -154,7 +131,7 @@
         <w:t>FDA Notification</w:t>
       </w:r>
       <w:r>
-        <w:t>, for signature by both parties.</w:t>
+        <w:t>, for mutual sign-off.</w:t>
       </w:r>
     </w:p>
     <w:p>
@@ -166,7 +143,7 @@
           <w:b/>
           <w:bCs/>
         </w:rPr>
-        <w:t>Scope is based on product requirements confirmed by both parties. It takes effect upon receipt of the project advance payment and written notice to commence work. No formal development deliverables are provided before that point.</w:t>
+        <w:t>Scope is based on product requirements confirmed by both parties. It takes effect upon receipt of the project advance payment and written notice to commence; no formal development deliverables before that point.</w:t>
       </w:r>
     </w:p>
     <w:p>
@@ -178,7 +155,90 @@
           <w:b/>
           <w:bCs/>
         </w:rPr>
-        <w:t>Client confirmation (v3.0)</w:t>
+        <w:t>Client confirmation (v4.0, second meeting)</w:t>
+      </w:r>
+      <w:r>
+        <w:t>:</w:t>
+      </w:r>
+    </w:p>
+    <w:p>
+      <w:pPr>
+        <w:pStyle w:val="24"/>
+        <w:numPr>
+          <w:ilvl w:val="0"/>
+          <w:numId w:val="1"/>
+        </w:numPr>
+      </w:pPr>
+      <w:r>
+        <w:rPr>
+          <w:b/>
+          <w:bCs/>
+        </w:rPr>
+        <w:t>Web only</w:t>
+      </w:r>
+      <w:r>
+        <w:t xml:space="preserve"> (responsive, mobile-browser friendly); </w:t>
+      </w:r>
+      <w:r>
+        <w:rPr>
+          <w:b/>
+          <w:bCs/>
+        </w:rPr>
+        <w:t>no</w:t>
+      </w:r>
+      <w:r>
+        <w:t xml:space="preserve"> native iOS/Android apps</w:t>
+      </w:r>
+      <w:r>
+        <w:br w:type="textWrapping"/>
+      </w:r>
+    </w:p>
+    <w:p>
+      <w:pPr>
+        <w:pStyle w:val="24"/>
+        <w:numPr>
+          <w:ilvl w:val="0"/>
+          <w:numId w:val="1"/>
+        </w:numPr>
+      </w:pPr>
+      <w:r>
+        <w:rPr>
+          <w:b/>
+          <w:bCs/>
+        </w:rPr>
+        <w:t>Manual entry</w:t>
+      </w:r>
+      <w:r>
+        <w:t xml:space="preserve"> for drug information (including search-and-select); </w:t>
+      </w:r>
+      <w:r>
+        <w:rPr>
+          <w:b/>
+          <w:bCs/>
+        </w:rPr>
+        <w:t>no</w:t>
+      </w:r>
+      <w:r>
+        <w:t xml:space="preserve"> barcode scan or photo/OCR</w:t>
+      </w:r>
+      <w:r>
+        <w:br w:type="textWrapping"/>
+      </w:r>
+    </w:p>
+    <w:p>
+      <w:pPr>
+        <w:pStyle w:val="24"/>
+        <w:numPr>
+          <w:ilvl w:val="0"/>
+          <w:numId w:val="1"/>
+        </w:numPr>
+      </w:pPr>
+      <w:r>
+        <w:rPr>
+          <w:b/>
+          <w:bCs/>
+        </w:rPr>
+        <w:t>Membership subscription</w:t>
       </w:r>
       <w:r>
         <w:t xml:space="preserve">: </w:t>
@@ -188,30 +248,100 @@
           <w:b/>
           <w:bCs/>
         </w:rPr>
-        <w:t>Web only</w:t>
-      </w:r>
-      <w:r>
-        <w:t xml:space="preserve">; drug information is captured via </w:t>
-      </w:r>
-      <w:r>
-        <w:rPr>
-          <w:b/>
-          <w:bCs/>
-        </w:rPr>
-        <w:t>manual user entry</w:t>
-      </w:r>
-      <w:r>
-        <w:t xml:space="preserve"> (including search-assisted selection); </w:t>
-      </w:r>
-      <w:r>
-        <w:rPr>
-          <w:b/>
-          <w:bCs/>
-        </w:rPr>
-        <w:t>excludes</w:t>
-      </w:r>
-      <w:r>
-        <w:t xml:space="preserve"> barcode scanning, photo/OCR recognition, and native mobile applications.</w:t>
+        <w:t>2 drugs free</w:t>
+      </w:r>
+      <w:r>
+        <w:t xml:space="preserve"> after registration; beyond that requires a </w:t>
+      </w:r>
+      <w:r>
+        <w:rPr>
+          <w:b/>
+          <w:bCs/>
+        </w:rPr>
+        <w:t>paid subscription</w:t>
+      </w:r>
+      <w:r>
+        <w:t xml:space="preserve"> (</w:t>
+      </w:r>
+      <w:r>
+        <w:rPr>
+          <w:b/>
+          <w:bCs/>
+        </w:rPr>
+        <w:t>subscription payment provider to be confirmed by client</w:t>
+      </w:r>
+      <w:r>
+        <w:t>; see Section 1)</w:t>
+      </w:r>
+      <w:r>
+        <w:br w:type="textWrapping"/>
+      </w:r>
+    </w:p>
+    <w:p>
+      <w:pPr>
+        <w:pStyle w:val="24"/>
+        <w:numPr>
+          <w:ilvl w:val="0"/>
+          <w:numId w:val="1"/>
+        </w:numPr>
+      </w:pPr>
+      <w:r>
+        <w:t xml:space="preserve">Fixed development price </w:t>
+      </w:r>
+      <w:r>
+        <w:rPr>
+          <w:b/>
+          <w:bCs/>
+        </w:rPr>
+        <w:t>USD 17,500</w:t>
+      </w:r>
+      <w:r>
+        <w:t xml:space="preserve">, including </w:t>
+      </w:r>
+      <w:r>
+        <w:rPr>
+          <w:b/>
+          <w:bCs/>
+        </w:rPr>
+        <w:t>3 months post-delivery maintenance</w:t>
+      </w:r>
+      <w:r>
+        <w:t xml:space="preserve"> (see </w:t>
+      </w:r>
+      <w:r>
+        <w:rPr>
+          <w:b/>
+          <w:bCs/>
+        </w:rPr>
+        <w:t>Section 8.2</w:t>
+      </w:r>
+      <w:r>
+        <w:t>)</w:t>
+      </w:r>
+      <w:r>
+        <w:br w:type="textWrapping"/>
+      </w:r>
+    </w:p>
+    <w:p>
+      <w:pPr>
+        <w:pStyle w:val="24"/>
+        <w:numPr>
+          <w:ilvl w:val="0"/>
+          <w:numId w:val="1"/>
+        </w:numPr>
+      </w:pPr>
+      <w:r>
+        <w:t xml:space="preserve">Target delivery calendar: </w:t>
+      </w:r>
+      <w:r>
+        <w:rPr>
+          <w:b/>
+          <w:bCs/>
+        </w:rPr>
+        <w:t>2–3 weeks</w:t>
+      </w:r>
+      <w:r>
+        <w:t xml:space="preserve"> for full development (per written plan agreed by both parties)</w:t>
       </w:r>
     </w:p>
     <w:tbl>
@@ -271,7 +401,7 @@
               <w:pStyle w:val="24"/>
             </w:pPr>
             <w:r>
-              <w:t>Product name</w:t>
+              <w:t>Product</w:t>
             </w:r>
           </w:p>
         </w:tc>
@@ -293,29 +423,29 @@
               <w:pStyle w:val="24"/>
             </w:pPr>
             <w:r>
-              <w:t>Target users</w:t>
-            </w:r>
-          </w:p>
-        </w:tc>
-        <w:tc>
-          <w:p>
-            <w:pPr>
-              <w:pStyle w:val="24"/>
-            </w:pPr>
-            <w:r>
-              <w:t>Individuals and families in the U.S. market</w:t>
-            </w:r>
-          </w:p>
-        </w:tc>
-      </w:tr>
-      <w:tr>
-        <w:tc>
-          <w:p>
-            <w:pPr>
-              <w:pStyle w:val="24"/>
-            </w:pPr>
-            <w:r>
-              <w:t>Initial category</w:t>
+              <w:t>Users</w:t>
+            </w:r>
+          </w:p>
+        </w:tc>
+        <w:tc>
+          <w:p>
+            <w:pPr>
+              <w:pStyle w:val="24"/>
+            </w:pPr>
+            <w:r>
+              <w:t>U.S. individuals and families</w:t>
+            </w:r>
+          </w:p>
+        </w:tc>
+      </w:tr>
+      <w:tr>
+        <w:tc>
+          <w:p>
+            <w:pPr>
+              <w:pStyle w:val="24"/>
+            </w:pPr>
+            <w:r>
+              <w:t>Category</w:t>
             </w:r>
           </w:p>
         </w:tc>
@@ -347,7 +477,7 @@
               <w:pStyle w:val="24"/>
             </w:pPr>
             <w:r>
-              <w:t>UI language</w:t>
+              <w:t>Language</w:t>
             </w:r>
           </w:p>
         </w:tc>
@@ -369,63 +499,56 @@
               <w:pStyle w:val="24"/>
             </w:pPr>
             <w:r>
-              <w:t>Delivery format</w:t>
-            </w:r>
-          </w:p>
-        </w:tc>
-        <w:tc>
-          <w:p>
-            <w:pPr>
-              <w:pStyle w:val="24"/>
-            </w:pPr>
+              <w:t>Format</w:t>
+            </w:r>
+          </w:p>
+        </w:tc>
+        <w:tc>
+          <w:p>
+            <w:pPr>
+              <w:pStyle w:val="24"/>
+            </w:pPr>
+            <w:r>
+              <w:t>Web application (Phase 1 MVP → Phase 2 full release)</w:t>
+            </w:r>
+          </w:p>
+        </w:tc>
+      </w:tr>
+      <w:tr>
+        <w:tc>
+          <w:p>
+            <w:pPr>
+              <w:pStyle w:val="24"/>
+            </w:pPr>
+            <w:r>
+              <w:t>Contract scope</w:t>
+            </w:r>
+          </w:p>
+        </w:tc>
+        <w:tc>
+          <w:p>
+            <w:pPr>
+              <w:pStyle w:val="24"/>
+            </w:pPr>
+            <w:r>
+              <w:t xml:space="preserve">Web, manual entry, recall notifications, medicine cabinet, </w:t>
+            </w:r>
             <w:r>
               <w:rPr>
                 <w:b/>
                 <w:bCs/>
               </w:rPr>
-              <w:t>Web application</w:t>
-            </w:r>
-            <w:r>
-              <w:t xml:space="preserve"> (Phase 1 MVP → Phase 2 full release); mobile-browser friendly</w:t>
-            </w:r>
-          </w:p>
-        </w:tc>
-      </w:tr>
-      <w:tr>
-        <w:tc>
-          <w:p>
-            <w:pPr>
-              <w:pStyle w:val="24"/>
-            </w:pPr>
-            <w:r>
-              <w:t>Contract scope</w:t>
-            </w:r>
-          </w:p>
-        </w:tc>
-        <w:tc>
-          <w:p>
-            <w:pPr>
-              <w:pStyle w:val="24"/>
-            </w:pPr>
+              <w:t>subscription billing</w:t>
+            </w:r>
+            <w:r>
+              <w:t xml:space="preserve">, </w:t>
+            </w:r>
             <w:r>
               <w:rPr>
                 <w:b/>
                 <w:bCs/>
               </w:rPr>
-              <w:t>Web only</w:t>
-            </w:r>
-            <w:r>
-              <w:t xml:space="preserve">; </w:t>
-            </w:r>
-            <w:r>
-              <w:rPr>
-                <w:b/>
-                <w:bCs/>
-              </w:rPr>
-              <w:t>manual entry</w:t>
-            </w:r>
-            <w:r>
-              <w:t xml:space="preserve"> for drug information; no App, scanning, or photo recognition</w:t>
+              <w:t>read-only admin dashboard</w:t>
             </w:r>
           </w:p>
         </w:tc>
@@ -440,7 +563,7 @@
           <w:b/>
           <w:bCs/>
         </w:rPr>
-        <w:t>Pricing terms</w:t>
+        <w:t>Pricing</w:t>
       </w:r>
       <w:r>
         <w:t>:</w:t>
@@ -468,8 +591,8 @@
         </w:tblCellMar>
       </w:tblPr>
       <w:tblGrid>
-        <w:gridCol w:w="2377"/>
-        <w:gridCol w:w="3142"/>
+        <w:gridCol w:w="2582"/>
+        <w:gridCol w:w="4572"/>
       </w:tblGrid>
       <w:tr>
         <w:trPr>
@@ -491,19 +614,19 @@
               <w:pStyle w:val="24"/>
             </w:pPr>
             <w:r>
-              <w:t>Amount / effort</w:t>
-            </w:r>
-          </w:p>
-        </w:tc>
-      </w:tr>
-      <w:tr>
-        <w:tc>
-          <w:p>
-            <w:pPr>
-              <w:pStyle w:val="24"/>
-            </w:pPr>
-            <w:r>
-              <w:t>Hourly rate</w:t>
+              <w:t>Value</w:t>
+            </w:r>
+          </w:p>
+        </w:tc>
+      </w:tr>
+      <w:tr>
+        <w:tc>
+          <w:p>
+            <w:pPr>
+              <w:pStyle w:val="24"/>
+            </w:pPr>
+            <w:r>
+              <w:t>Rate</w:t>
             </w:r>
           </w:p>
         </w:tc>
@@ -529,7 +652,7 @@
               <w:pStyle w:val="24"/>
             </w:pPr>
             <w:r>
-              <w:t>Total contract hours</w:t>
+              <w:t>Total hours</w:t>
             </w:r>
           </w:p>
         </w:tc>
@@ -543,7 +666,7 @@
                 <w:b/>
                 <w:bCs/>
               </w:rPr>
-              <w:t>124 hours</w:t>
+              <w:t>175 hours</w:t>
             </w:r>
           </w:p>
         </w:tc>
@@ -569,10 +692,39 @@
                 <w:b/>
                 <w:bCs/>
               </w:rPr>
-              <w:t>USD 12,400</w:t>
-            </w:r>
-            <w:r>
-              <w:t xml:space="preserve"> (= 124 × $100)</w:t>
+              <w:t>USD 17,500</w:t>
+            </w:r>
+            <w:r>
+              <w:t xml:space="preserve"> (= 175 × $100)</w:t>
+            </w:r>
+          </w:p>
+        </w:tc>
+      </w:tr>
+      <w:tr>
+        <w:tc>
+          <w:p>
+            <w:pPr>
+              <w:pStyle w:val="24"/>
+            </w:pPr>
+            <w:r>
+              <w:t>Maintenance included</w:t>
+            </w:r>
+          </w:p>
+        </w:tc>
+        <w:tc>
+          <w:p>
+            <w:pPr>
+              <w:pStyle w:val="24"/>
+            </w:pPr>
+            <w:r>
+              <w:rPr>
+                <w:b/>
+                <w:bCs/>
+              </w:rPr>
+              <w:t>3 months</w:t>
+            </w:r>
+            <w:r>
+              <w:t xml:space="preserve"> after delivery (see Section 8.2)</w:t>
             </w:r>
           </w:p>
         </w:tc>
@@ -587,378 +739,10 @@
           <w:b/>
           <w:bCs/>
         </w:rPr>
-        <w:t>Costs not included in development fees (borne by the client)</w:t>
+        <w:t>Technical integrations (client provides accounts; usage fees excluded from development fee)</w:t>
       </w:r>
       <w:r>
         <w:t>:</w:t>
-      </w:r>
-    </w:p>
-    <w:p>
-      <w:pPr>
-        <w:pStyle w:val="24"/>
-        <w:numPr>
-          <w:ilvl w:val="0"/>
-          <w:numId w:val="1"/>
-        </w:numPr>
-      </w:pPr>
-      <w:r>
-        <w:t>Cloud hosting / database monthly fees</w:t>
-      </w:r>
-      <w:r>
-        <w:br w:type="textWrapping"/>
-      </w:r>
-    </w:p>
-    <w:p>
-      <w:pPr>
-        <w:pStyle w:val="24"/>
-        <w:numPr>
-          <w:ilvl w:val="0"/>
-          <w:numId w:val="1"/>
-        </w:numPr>
-      </w:pPr>
-      <w:r>
-        <w:t>Email and SMS third-party service registration, compliance approval, and usage fees</w:t>
-      </w:r>
-      <w:r>
-        <w:br w:type="textWrapping"/>
-      </w:r>
-    </w:p>
-    <w:p>
-      <w:pPr>
-        <w:pStyle w:val="24"/>
-        <w:numPr>
-          <w:ilvl w:val="0"/>
-          <w:numId w:val="1"/>
-        </w:numPr>
-      </w:pPr>
-      <w:r>
-        <w:t>Domain and SSL certificates (if purchased separately)</w:t>
-      </w:r>
-      <w:r>
-        <w:br w:type="textWrapping"/>
-      </w:r>
-    </w:p>
-    <w:p>
-      <w:pPr>
-        <w:pStyle w:val="24"/>
-        <w:numPr>
-          <w:ilvl w:val="0"/>
-          <w:numId w:val="1"/>
-        </w:numPr>
-      </w:pPr>
-      <w:r>
-        <w:t>Legal drafting of Privacy Policy, Terms of Use, and Cookie Policy (we can provide placeholder pages)</w:t>
-      </w:r>
-    </w:p>
-    <w:p>
-      <w:r>
-        <w:pict>
-          <v:rect id="_x0000_i1026" o:spt="1" style="height:1.5pt;width:0pt;" coordsize="21600,21600" o:hr="t" o:hrstd="t" o:hralign="center">
-            <v:path/>
-            <v:fill focussize="0,0"/>
-            <v:stroke/>
-            <v:imagedata o:title=""/>
-            <o:lock v:ext="edit"/>
-            <w10:wrap type="none"/>
-            <w10:anchorlock/>
-          </v:rect>
-        </w:pict>
-      </w:r>
-    </w:p>
-    <w:bookmarkEnd w:id="1"/>
-    <w:p>
-      <w:pPr>
-        <w:pStyle w:val="4"/>
-      </w:pPr>
-      <w:bookmarkStart w:id="2" w:name="project-goals-client-facing-value"/>
-      <w:r>
-        <w:t>2. Project Goals (Client-Facing Value)</w:t>
-      </w:r>
-    </w:p>
-    <w:p>
-      <w:pPr>
-        <w:pStyle w:val="24"/>
-        <w:numPr>
-          <w:ilvl w:val="0"/>
-          <w:numId w:val="2"/>
-        </w:numPr>
-      </w:pPr>
-      <w:r>
-        <w:rPr>
-          <w:b/>
-          <w:bCs/>
-        </w:rPr>
-        <w:t>Proactive protection</w:t>
-      </w:r>
-      <w:r>
-        <w:t xml:space="preserve">: Users </w:t>
-      </w:r>
-      <w:r>
-        <w:rPr>
-          <w:b/>
-          <w:bCs/>
-        </w:rPr>
-        <w:t>manually register</w:t>
-      </w:r>
-      <w:r>
-        <w:t xml:space="preserve"> medications in a personal </w:t>
-      </w:r>
-      <w:r>
-        <w:rPr>
-          <w:b/>
-          <w:bCs/>
-        </w:rPr>
-        <w:t>medicine cabinet</w:t>
-      </w:r>
-      <w:r>
-        <w:t>; when the FDA publishes a related recall, the platform alerts them via email, in-app messages, and SMS (full release).</w:t>
-      </w:r>
-      <w:r>
-        <w:br w:type="textWrapping"/>
-      </w:r>
-    </w:p>
-    <w:p>
-      <w:pPr>
-        <w:pStyle w:val="24"/>
-        <w:numPr>
-          <w:ilvl w:val="0"/>
-          <w:numId w:val="2"/>
-        </w:numPr>
-      </w:pPr>
-      <w:r>
-        <w:rPr>
-          <w:b/>
-          <w:bCs/>
-        </w:rPr>
-        <w:t>On-demand checks</w:t>
-      </w:r>
-      <w:r>
-        <w:t xml:space="preserve">: Users </w:t>
-      </w:r>
-      <w:r>
-        <w:rPr>
-          <w:b/>
-          <w:bCs/>
-        </w:rPr>
-        <w:t>manually enter</w:t>
-      </w:r>
-      <w:r>
-        <w:t xml:space="preserve"> drug name, manufacturer, NDC, lot number, and related fields to check recall status (</w:t>
-      </w:r>
-      <w:r>
-        <w:rPr>
-          <w:b/>
-          <w:bCs/>
-        </w:rPr>
-        <w:t>no</w:t>
-      </w:r>
-      <w:r>
-        <w:t xml:space="preserve"> barcode scanning or photo recognition).</w:t>
-      </w:r>
-      <w:r>
-        <w:br w:type="textWrapping"/>
-      </w:r>
-    </w:p>
-    <w:p>
-      <w:pPr>
-        <w:pStyle w:val="24"/>
-        <w:numPr>
-          <w:ilvl w:val="0"/>
-          <w:numId w:val="2"/>
-        </w:numPr>
-      </w:pPr>
-      <w:r>
-        <w:rPr>
-          <w:b/>
-          <w:bCs/>
-        </w:rPr>
-        <w:t>Risk classification</w:t>
-      </w:r>
-      <w:r>
-        <w:t xml:space="preserve">: Display FDA </w:t>
-      </w:r>
-      <w:r>
-        <w:rPr>
-          <w:b/>
-          <w:bCs/>
-        </w:rPr>
-        <w:t>Class I / II / III</w:t>
-      </w:r>
-      <w:r>
-        <w:t xml:space="preserve"> with links to official information.</w:t>
-      </w:r>
-      <w:r>
-        <w:br w:type="textWrapping"/>
-      </w:r>
-    </w:p>
-    <w:p>
-      <w:pPr>
-        <w:pStyle w:val="24"/>
-        <w:numPr>
-          <w:ilvl w:val="0"/>
-          <w:numId w:val="2"/>
-        </w:numPr>
-      </w:pPr>
-      <w:r>
-        <w:rPr>
-          <w:b/>
-          <w:bCs/>
-        </w:rPr>
-        <w:t>Compliance</w:t>
-      </w:r>
-      <w:r>
-        <w:t xml:space="preserve">: Information aggregation and alerts only; </w:t>
-      </w:r>
-      <w:r>
-        <w:rPr>
-          <w:b/>
-          <w:bCs/>
-        </w:rPr>
-        <w:t>no</w:t>
-      </w:r>
-      <w:r>
-        <w:t xml:space="preserve"> medical or stop-medication advice.</w:t>
-      </w:r>
-      <w:r>
-        <w:br w:type="textWrapping"/>
-      </w:r>
-    </w:p>
-    <w:p>
-      <w:pPr>
-        <w:pStyle w:val="24"/>
-        <w:numPr>
-          <w:ilvl w:val="0"/>
-          <w:numId w:val="2"/>
-        </w:numPr>
-      </w:pPr>
-      <w:r>
-        <w:rPr>
-          <w:b/>
-          <w:bCs/>
-        </w:rPr>
-        <w:t>Delivery cadence</w:t>
-      </w:r>
-      <w:r>
-        <w:t xml:space="preserve">: </w:t>
-      </w:r>
-      <w:r>
-        <w:rPr>
-          <w:b/>
-          <w:bCs/>
-        </w:rPr>
-        <w:t>MVP</w:t>
-      </w:r>
-      <w:r>
-        <w:t xml:space="preserve"> first, then </w:t>
-      </w:r>
-      <w:r>
-        <w:rPr>
-          <w:b/>
-          <w:bCs/>
-        </w:rPr>
-        <w:t>full Web release</w:t>
-      </w:r>
-      <w:r>
-        <w:t xml:space="preserve"> for production use.</w:t>
-      </w:r>
-    </w:p>
-    <w:p>
-      <w:r>
-        <w:pict>
-          <v:rect id="_x0000_i1027" o:spt="1" style="height:1.5pt;width:0pt;" coordsize="21600,21600" o:hr="t" o:hrstd="t" o:hralign="center">
-            <v:path/>
-            <v:fill focussize="0,0"/>
-            <v:stroke/>
-            <v:imagedata o:title=""/>
-            <o:lock v:ext="edit"/>
-            <w10:wrap type="none"/>
-            <w10:anchorlock/>
-          </v:rect>
-        </w:pict>
-      </w:r>
-    </w:p>
-    <w:bookmarkEnd w:id="2"/>
-    <w:p>
-      <w:pPr>
-        <w:pStyle w:val="4"/>
-      </w:pPr>
-      <w:bookmarkStart w:id="3" w:name="phase-1-mvp-mid-term-delivery"/>
-      <w:r>
-        <w:t>3. Phase 1 — MVP (Mid-Term Delivery)</w:t>
-      </w:r>
-    </w:p>
-    <w:p>
-      <w:pPr>
-        <w:pStyle w:val="23"/>
-      </w:pPr>
-      <w:r>
-        <w:rPr>
-          <w:b/>
-          <w:bCs/>
-        </w:rPr>
-        <w:t>Objective</w:t>
-      </w:r>
-      <w:r>
-        <w:t>: FDA recall data, accounts, medicine cabinet (manual entry), automatic matching, email/in-app notifications, and manual instant recall lookup.</w:t>
-      </w:r>
-    </w:p>
-    <w:p>
-      <w:pPr>
-        <w:pStyle w:val="3"/>
-      </w:pPr>
-      <w:r>
-        <w:rPr>
-          <w:b/>
-          <w:bCs/>
-        </w:rPr>
-        <w:t>Not included in this phase</w:t>
-      </w:r>
-      <w:r>
-        <w:t>: Barcode scanning, photo/OCR, SMS, family member cabinets, mobile App, generic-drug NDC expansion.</w:t>
-      </w:r>
-    </w:p>
-    <w:p>
-      <w:pPr>
-        <w:pStyle w:val="3"/>
-      </w:pPr>
-      <w:r>
-        <w:rPr>
-          <w:b/>
-          <w:bCs/>
-        </w:rPr>
-        <w:t>Phase effort</w:t>
-      </w:r>
-      <w:r>
-        <w:t xml:space="preserve">: </w:t>
-      </w:r>
-      <w:r>
-        <w:rPr>
-          <w:b/>
-          <w:bCs/>
-        </w:rPr>
-        <w:t>81 hours</w:t>
-      </w:r>
-      <w:r>
-        <w:t xml:space="preserve"> (</w:t>
-      </w:r>
-      <w:r>
-        <w:rPr>
-          <w:b/>
-          <w:bCs/>
-        </w:rPr>
-        <w:t>USD 8,100</w:t>
-      </w:r>
-      <w:r>
-        <w:t>)</w:t>
-      </w:r>
-    </w:p>
-    <w:p>
-      <w:pPr>
-        <w:pStyle w:val="5"/>
-      </w:pPr>
-      <w:bookmarkStart w:id="4" w:name="feature-modules"/>
-      <w:r>
-        <w:t>3.1 Feature modules</w:t>
       </w:r>
     </w:p>
     <w:tbl>
@@ -983,11 +767,8 @@
         </w:tblCellMar>
       </w:tblPr>
       <w:tblGrid>
-        <w:gridCol w:w="668"/>
-        <w:gridCol w:w="1337"/>
-        <w:gridCol w:w="2172"/>
-        <w:gridCol w:w="3510"/>
-        <w:gridCol w:w="1170"/>
+        <w:gridCol w:w="5693"/>
+        <w:gridCol w:w="3163"/>
       </w:tblGrid>
       <w:tr>
         <w:trPr>
@@ -999,47 +780,17 @@
               <w:pStyle w:val="24"/>
             </w:pPr>
             <w:r>
-              <w:t>ID</w:t>
-            </w:r>
-          </w:p>
-        </w:tc>
-        <w:tc>
-          <w:p>
-            <w:pPr>
-              <w:pStyle w:val="24"/>
-            </w:pPr>
-            <w:r>
-              <w:t>Module</w:t>
-            </w:r>
-          </w:p>
-        </w:tc>
-        <w:tc>
-          <w:p>
-            <w:pPr>
-              <w:pStyle w:val="24"/>
-            </w:pPr>
-            <w:r>
-              <w:t>Description</w:t>
-            </w:r>
-          </w:p>
-        </w:tc>
-        <w:tc>
-          <w:p>
-            <w:pPr>
-              <w:pStyle w:val="24"/>
-            </w:pPr>
-            <w:r>
-              <w:t>Acceptance criteria</w:t>
-            </w:r>
-          </w:p>
-        </w:tc>
-        <w:tc>
-          <w:p>
-            <w:pPr>
-              <w:pStyle w:val="24"/>
-            </w:pPr>
-            <w:r>
-              <w:t>Hours</w:t>
+              <w:t>Service</w:t>
+            </w:r>
+          </w:p>
+        </w:tc>
+        <w:tc>
+          <w:p>
+            <w:pPr>
+              <w:pStyle w:val="24"/>
+            </w:pPr>
+            <w:r>
+              <w:t>Use</w:t>
             </w:r>
           </w:p>
         </w:tc>
@@ -1055,47 +806,17 @@
                 <w:b/>
                 <w:bCs/>
               </w:rPr>
-              <w:t>M1</w:t>
-            </w:r>
-          </w:p>
-        </w:tc>
-        <w:tc>
-          <w:p>
-            <w:pPr>
-              <w:pStyle w:val="24"/>
-            </w:pPr>
-            <w:r>
-              <w:t>FDA recall data</w:t>
-            </w:r>
-          </w:p>
-        </w:tc>
-        <w:tc>
-          <w:p>
-            <w:pPr>
-              <w:pStyle w:val="24"/>
-            </w:pPr>
-            <w:r>
-              <w:t>Full and incremental sync from public sources; store class, reason, firm, dates, lot info, etc.</w:t>
-            </w:r>
-          </w:p>
-        </w:tc>
-        <w:tc>
-          <w:p>
-            <w:pPr>
-              <w:pStyle w:val="24"/>
-            </w:pPr>
-            <w:r>
-              <w:t>Data queryable; last sync time shown</w:t>
-            </w:r>
-          </w:p>
-        </w:tc>
-        <w:tc>
-          <w:p>
-            <w:pPr>
-              <w:pStyle w:val="24"/>
-            </w:pPr>
-            <w:r>
-              <w:t>12</w:t>
+              <w:t>Supabase</w:t>
+            </w:r>
+          </w:p>
+        </w:tc>
+        <w:tc>
+          <w:p>
+            <w:pPr>
+              <w:pStyle w:val="24"/>
+            </w:pPr>
+            <w:r>
+              <w:t>Database (client creates project and grants developer access)</w:t>
             </w:r>
           </w:p>
         </w:tc>
@@ -1111,47 +832,17 @@
                 <w:b/>
                 <w:bCs/>
               </w:rPr>
-              <w:t>M2</w:t>
-            </w:r>
-          </w:p>
-        </w:tc>
-        <w:tc>
-          <w:p>
-            <w:pPr>
-              <w:pStyle w:val="24"/>
-            </w:pPr>
-            <w:r>
-              <w:t>Drug directory</w:t>
-            </w:r>
-          </w:p>
-        </w:tc>
-        <w:tc>
-          <w:p>
-            <w:pPr>
-              <w:pStyle w:val="24"/>
-            </w:pPr>
-            <w:r>
-              <w:t>U.S. NDC directory; name search to assist manual entry</w:t>
-            </w:r>
-          </w:p>
-        </w:tc>
-        <w:tc>
-          <w:p>
-            <w:pPr>
-              <w:pStyle w:val="24"/>
-            </w:pPr>
-            <w:r>
-              <w:t>Search when adding to cabinet</w:t>
-            </w:r>
-          </w:p>
-        </w:tc>
-        <w:tc>
-          <w:p>
-            <w:pPr>
-              <w:pStyle w:val="24"/>
-            </w:pPr>
-            <w:r>
-              <w:t>6</w:t>
+              <w:t>SMTP2go or other email delivery provider</w:t>
+            </w:r>
+          </w:p>
+        </w:tc>
+        <w:tc>
+          <w:p>
+            <w:pPr>
+              <w:pStyle w:val="24"/>
+            </w:pPr>
+            <w:r>
+              <w:t>Email (domain-branded sender recommended)</w:t>
             </w:r>
           </w:p>
         </w:tc>
@@ -1167,47 +858,17 @@
                 <w:b/>
                 <w:bCs/>
               </w:rPr>
-              <w:t>M3</w:t>
-            </w:r>
-          </w:p>
-        </w:tc>
-        <w:tc>
-          <w:p>
-            <w:pPr>
-              <w:pStyle w:val="24"/>
-            </w:pPr>
-            <w:r>
-              <w:t>Recall matching engine</w:t>
-            </w:r>
-          </w:p>
-        </w:tc>
-        <w:tc>
-          <w:p>
-            <w:pPr>
-              <w:pStyle w:val="24"/>
-            </w:pPr>
-            <w:r>
-              <w:t>Match by drug name / manufacturer / NDC; lot comparison; checks on new recalls and newly added drugs; deduplicated alerts</w:t>
-            </w:r>
-          </w:p>
-        </w:tc>
-        <w:tc>
-          <w:p>
-            <w:pPr>
-              <w:pStyle w:val="24"/>
-            </w:pPr>
-            <w:r>
-              <w:t>Test cases trigger without duplicate alerts</w:t>
-            </w:r>
-          </w:p>
-        </w:tc>
-        <w:tc>
-          <w:p>
-            <w:pPr>
-              <w:pStyle w:val="24"/>
-            </w:pPr>
-            <w:r>
-              <w:t>15</w:t>
+              <w:t>Twilio or other SMS provider</w:t>
+            </w:r>
+          </w:p>
+        </w:tc>
+        <w:tc>
+          <w:p>
+            <w:pPr>
+              <w:pStyle w:val="24"/>
+            </w:pPr>
+            <w:r>
+              <w:t>SMS</w:t>
             </w:r>
           </w:p>
         </w:tc>
@@ -1223,785 +884,35 @@
                 <w:b/>
                 <w:bCs/>
               </w:rPr>
-              <w:t>M4</w:t>
-            </w:r>
-          </w:p>
-        </w:tc>
-        <w:tc>
-          <w:p>
-            <w:pPr>
-              <w:pStyle w:val="24"/>
-            </w:pPr>
-            <w:r>
-              <w:t>User accounts</w:t>
-            </w:r>
-          </w:p>
-        </w:tc>
-        <w:tc>
-          <w:p>
-            <w:pPr>
-              <w:pStyle w:val="24"/>
-            </w:pPr>
-            <w:r>
-              <w:t xml:space="preserve">Email sign-up/login; password reset; </w:t>
-            </w:r>
-            <w:r>
-              <w:rPr>
-                <w:b/>
-                <w:bCs/>
-              </w:rPr>
-              <w:t>Google OAuth</w:t>
-            </w:r>
-          </w:p>
-        </w:tc>
-        <w:tc>
-          <w:p>
-            <w:pPr>
-              <w:pStyle w:val="24"/>
-            </w:pPr>
-            <w:r>
-              <w:t>End-to-end flows work</w:t>
-            </w:r>
-          </w:p>
-        </w:tc>
-        <w:tc>
-          <w:p>
-            <w:pPr>
-              <w:pStyle w:val="24"/>
-            </w:pPr>
-            <w:r>
-              <w:t>9</w:t>
-            </w:r>
-          </w:p>
-        </w:tc>
-      </w:tr>
-      <w:tr>
-        <w:tc>
-          <w:p>
-            <w:pPr>
-              <w:pStyle w:val="24"/>
-            </w:pPr>
-            <w:r>
-              <w:rPr>
-                <w:b/>
-                <w:bCs/>
-              </w:rPr>
-              <w:t>M5</w:t>
-            </w:r>
-          </w:p>
-        </w:tc>
-        <w:tc>
-          <w:p>
-            <w:pPr>
-              <w:pStyle w:val="24"/>
-            </w:pPr>
-            <w:r>
-              <w:t>Personal medicine cabinet</w:t>
-            </w:r>
-          </w:p>
-        </w:tc>
-        <w:tc>
-          <w:p>
-            <w:pPr>
-              <w:pStyle w:val="24"/>
-            </w:pPr>
-            <w:r>
-              <w:rPr>
-                <w:b/>
-                <w:bCs/>
-              </w:rPr>
-              <w:t>Manual entry</w:t>
-            </w:r>
-            <w:r>
-              <w:t xml:space="preserve">; </w:t>
-            </w:r>
-            <w:r>
-              <w:rPr>
-                <w:b/>
-                <w:bCs/>
-              </w:rPr>
-              <w:t>required</w:t>
-            </w:r>
-            <w:r>
-              <w:t xml:space="preserve">: drug name, manufacturer; </w:t>
-            </w:r>
-            <w:r>
-              <w:rPr>
-                <w:b/>
-                <w:bCs/>
-              </w:rPr>
-              <w:t>optional</w:t>
-            </w:r>
-            <w:r>
-              <w:t>: NDC, lot; edit / deactivate / delete</w:t>
-            </w:r>
-          </w:p>
-        </w:tc>
-        <w:tc>
-          <w:p>
-            <w:pPr>
-              <w:pStyle w:val="24"/>
-            </w:pPr>
-            <w:r>
-              <w:t>Cabinet CRUD works</w:t>
-            </w:r>
-          </w:p>
-        </w:tc>
-        <w:tc>
-          <w:p>
-            <w:pPr>
-              <w:pStyle w:val="24"/>
-            </w:pPr>
-            <w:r>
-              <w:t>11</w:t>
-            </w:r>
-          </w:p>
-        </w:tc>
-      </w:tr>
-      <w:tr>
-        <w:tc>
-          <w:p>
-            <w:pPr>
-              <w:pStyle w:val="24"/>
-            </w:pPr>
-            <w:r>
-              <w:rPr>
-                <w:b/>
-                <w:bCs/>
-              </w:rPr>
-              <w:t>M6</w:t>
-            </w:r>
-          </w:p>
-        </w:tc>
-        <w:tc>
-          <w:p>
-            <w:pPr>
-              <w:pStyle w:val="24"/>
-            </w:pPr>
-            <w:r>
-              <w:t>Monitoring policy</w:t>
-            </w:r>
-          </w:p>
-        </w:tc>
-        <w:tc>
-          <w:p>
-            <w:pPr>
-              <w:pStyle w:val="24"/>
-            </w:pPr>
-            <w:r>
-              <w:t xml:space="preserve">Monitor until </w:t>
-            </w:r>
-            <w:r>
-              <w:rPr>
-                <w:b/>
-                <w:bCs/>
-              </w:rPr>
-              <w:t>expected stop-date</w:t>
-            </w:r>
-            <w:r>
-              <w:t xml:space="preserve"> (see Section 6)</w:t>
-            </w:r>
-          </w:p>
-        </w:tc>
-        <w:tc>
-          <w:p>
-            <w:pPr>
-              <w:pStyle w:val="24"/>
-            </w:pPr>
-            <w:r>
-              <w:t>Per agreed policy</w:t>
-            </w:r>
-          </w:p>
-        </w:tc>
-        <w:tc>
-          <w:p>
-            <w:pPr>
-              <w:pStyle w:val="24"/>
-            </w:pPr>
-            <w:r>
-              <w:t>2</w:t>
-            </w:r>
-          </w:p>
-        </w:tc>
-      </w:tr>
-      <w:tr>
-        <w:tc>
-          <w:p>
-            <w:pPr>
-              <w:pStyle w:val="24"/>
-            </w:pPr>
-            <w:r>
-              <w:rPr>
-                <w:b/>
-                <w:bCs/>
-              </w:rPr>
-              <w:t>M7</w:t>
-            </w:r>
-          </w:p>
-        </w:tc>
-        <w:tc>
-          <w:p>
-            <w:pPr>
-              <w:pStyle w:val="24"/>
-            </w:pPr>
-            <w:r>
-              <w:t>Email notifications</w:t>
-            </w:r>
-          </w:p>
-        </w:tc>
-        <w:tc>
-          <w:p>
-            <w:pPr>
-              <w:pStyle w:val="24"/>
-            </w:pPr>
-            <w:r>
-              <w:t>Drug name, manufacturer, registration time, class, reason summary, FDA link</w:t>
-            </w:r>
-          </w:p>
-        </w:tc>
-        <w:tc>
-          <w:p>
-            <w:pPr>
-              <w:pStyle w:val="24"/>
-            </w:pPr>
-            <w:r>
-              <w:t>Test inbox receives correct emails</w:t>
-            </w:r>
-          </w:p>
-        </w:tc>
-        <w:tc>
-          <w:p>
-            <w:pPr>
-              <w:pStyle w:val="24"/>
-            </w:pPr>
-            <w:r>
-              <w:t>6</w:t>
-            </w:r>
-          </w:p>
-        </w:tc>
-      </w:tr>
-      <w:tr>
-        <w:tc>
-          <w:p>
-            <w:pPr>
-              <w:pStyle w:val="24"/>
-            </w:pPr>
-            <w:r>
-              <w:rPr>
-                <w:b/>
-                <w:bCs/>
-              </w:rPr>
-              <w:t>M8</w:t>
-            </w:r>
-          </w:p>
-        </w:tc>
-        <w:tc>
-          <w:p>
-            <w:pPr>
-              <w:pStyle w:val="24"/>
-            </w:pPr>
-            <w:r>
-              <w:t>In-app notification center</w:t>
-            </w:r>
-          </w:p>
-        </w:tc>
-        <w:tc>
-          <w:p>
-            <w:pPr>
-              <w:pStyle w:val="24"/>
-            </w:pPr>
-            <w:r>
-              <w:t>History and read/unread state</w:t>
-            </w:r>
-          </w:p>
-        </w:tc>
-        <w:tc>
-          <w:p>
-            <w:pPr>
-              <w:pStyle w:val="24"/>
-            </w:pPr>
-            <w:r>
-              <w:t>Consistent with email triggers</w:t>
-            </w:r>
-          </w:p>
-        </w:tc>
-        <w:tc>
-          <w:p>
-            <w:pPr>
-              <w:pStyle w:val="24"/>
-            </w:pPr>
-            <w:r>
-              <w:t>4</w:t>
-            </w:r>
-          </w:p>
-        </w:tc>
-      </w:tr>
-      <w:tr>
-        <w:tc>
-          <w:p>
-            <w:pPr>
-              <w:pStyle w:val="24"/>
-            </w:pPr>
-            <w:r>
-              <w:rPr>
-                <w:b/>
-                <w:bCs/>
-              </w:rPr>
-              <w:t>M9</w:t>
-            </w:r>
-          </w:p>
-        </w:tc>
-        <w:tc>
-          <w:p>
-            <w:pPr>
-              <w:pStyle w:val="24"/>
-            </w:pPr>
-            <w:r>
-              <w:t>Class-based copy</w:t>
-            </w:r>
-          </w:p>
-        </w:tc>
-        <w:tc>
-          <w:p>
-            <w:pPr>
-              <w:pStyle w:val="24"/>
-            </w:pPr>
-            <w:r>
-              <w:t>Class I / II / III templates (see Section 6)</w:t>
-            </w:r>
-          </w:p>
-        </w:tc>
-        <w:tc>
-          <w:p>
-            <w:pPr>
-              <w:pStyle w:val="24"/>
-            </w:pPr>
-            <w:r>
-              <w:t>Templates live after client approval</w:t>
-            </w:r>
-          </w:p>
-        </w:tc>
-        <w:tc>
-          <w:p>
-            <w:pPr>
-              <w:pStyle w:val="24"/>
-            </w:pPr>
-            <w:r>
-              <w:t>2</w:t>
-            </w:r>
-          </w:p>
-        </w:tc>
-      </w:tr>
-      <w:tr>
-        <w:tc>
-          <w:p>
-            <w:pPr>
-              <w:pStyle w:val="24"/>
-            </w:pPr>
-            <w:r>
-              <w:rPr>
-                <w:b/>
-                <w:bCs/>
-              </w:rPr>
-              <w:t>M10</w:t>
-            </w:r>
-          </w:p>
-        </w:tc>
-        <w:tc>
-          <w:p>
-            <w:pPr>
-              <w:pStyle w:val="24"/>
-            </w:pPr>
-            <w:r>
-              <w:t>User interface</w:t>
-            </w:r>
-          </w:p>
-        </w:tc>
-        <w:tc>
-          <w:p>
-            <w:pPr>
-              <w:pStyle w:val="24"/>
-            </w:pPr>
-            <w:r>
-              <w:t>Cabinet, affected recalls, details, disclaimer</w:t>
-            </w:r>
-          </w:p>
-        </w:tc>
-        <w:tc>
-          <w:p>
-            <w:pPr>
-              <w:pStyle w:val="24"/>
-            </w:pPr>
-            <w:r>
-              <w:t>User sees open items</w:t>
-            </w:r>
-          </w:p>
-        </w:tc>
-        <w:tc>
-          <w:p>
-            <w:pPr>
-              <w:pStyle w:val="24"/>
-            </w:pPr>
-            <w:r>
-              <w:t>7</w:t>
-            </w:r>
-          </w:p>
-        </w:tc>
-      </w:tr>
-      <w:tr>
-        <w:tc>
-          <w:p>
-            <w:pPr>
-              <w:pStyle w:val="24"/>
-            </w:pPr>
-            <w:r>
-              <w:rPr>
-                <w:b/>
-                <w:bCs/>
-              </w:rPr>
-              <w:t>M11</w:t>
-            </w:r>
-          </w:p>
-        </w:tc>
-        <w:tc>
-          <w:p>
-            <w:pPr>
-              <w:pStyle w:val="24"/>
-            </w:pPr>
-            <w:r>
-              <w:t>Instant recall lookup</w:t>
-            </w:r>
-          </w:p>
-        </w:tc>
-        <w:tc>
-          <w:p>
-            <w:pPr>
-              <w:pStyle w:val="24"/>
-            </w:pPr>
-            <w:r>
-              <w:rPr>
-                <w:b/>
-                <w:bCs/>
-              </w:rPr>
-              <w:t>Manual</w:t>
-            </w:r>
-            <w:r>
-              <w:t xml:space="preserve"> drug info / NDC; three outcomes (match / possible / none)</w:t>
-            </w:r>
-          </w:p>
-        </w:tc>
-        <w:tc>
-          <w:p>
-            <w:pPr>
-              <w:pStyle w:val="24"/>
-            </w:pPr>
-            <w:r>
-              <w:t>Sample cases pass</w:t>
-            </w:r>
-          </w:p>
-        </w:tc>
-        <w:tc>
-          <w:p>
-            <w:pPr>
-              <w:pStyle w:val="24"/>
-            </w:pPr>
-            <w:r>
-              <w:t>6</w:t>
-            </w:r>
-          </w:p>
-        </w:tc>
-      </w:tr>
-      <w:tr>
-        <w:tc>
-          <w:p>
-            <w:pPr>
-              <w:pStyle w:val="24"/>
-            </w:pPr>
-            <w:r>
-              <w:rPr>
-                <w:b/>
-                <w:bCs/>
-              </w:rPr>
-              <w:t>M12</w:t>
-            </w:r>
-          </w:p>
-        </w:tc>
-        <w:tc>
-          <w:p>
-            <w:pPr>
-              <w:pStyle w:val="24"/>
-            </w:pPr>
-            <w:r>
-              <w:t>Legal pages</w:t>
-            </w:r>
-          </w:p>
-        </w:tc>
-        <w:tc>
-          <w:p>
-            <w:pPr>
-              <w:pStyle w:val="24"/>
-            </w:pPr>
-            <w:r>
-              <w:t xml:space="preserve">Privacy Policy, Terms of Use, disclaimer, </w:t>
-            </w:r>
-            <w:r>
-              <w:rPr>
-                <w:b/>
-                <w:bCs/>
-              </w:rPr>
-              <w:t>Cookie notice</w:t>
-            </w:r>
-          </w:p>
-        </w:tc>
-        <w:tc>
-          <w:p>
-            <w:pPr>
-              <w:pStyle w:val="24"/>
-            </w:pPr>
-            <w:r>
-              <w:t>Accessible before sign-up; consent captured</w:t>
-            </w:r>
-          </w:p>
-        </w:tc>
-        <w:tc>
-          <w:p>
-            <w:pPr>
-              <w:pStyle w:val="24"/>
-            </w:pPr>
-            <w:r>
-              <w:t>2</w:t>
-            </w:r>
-          </w:p>
-        </w:tc>
-      </w:tr>
-      <w:tr>
-        <w:tc>
-          <w:p>
-            <w:pPr>
-              <w:pStyle w:val="24"/>
-            </w:pPr>
-            <w:r>
-              <w:rPr>
-                <w:b/>
-                <w:bCs/>
-              </w:rPr>
-              <w:t>M13</w:t>
-            </w:r>
-          </w:p>
-        </w:tc>
-        <w:tc>
-          <w:p>
-            <w:pPr>
-              <w:pStyle w:val="24"/>
-            </w:pPr>
-            <w:r>
-              <w:t>Operations monitoring (basic)</w:t>
-            </w:r>
-          </w:p>
-        </w:tc>
-        <w:tc>
-          <w:p>
-            <w:pPr>
-              <w:pStyle w:val="24"/>
-            </w:pPr>
-            <w:r>
-              <w:t>Sync logs; email alert on failure</w:t>
-            </w:r>
-          </w:p>
-        </w:tc>
-        <w:tc>
-          <w:p>
-            <w:pPr>
-              <w:pStyle w:val="24"/>
-            </w:pPr>
-            <w:r>
-              <w:t>Alerts reach designated inbox</w:t>
-            </w:r>
-          </w:p>
-        </w:tc>
-        <w:tc>
-          <w:p>
-            <w:pPr>
-              <w:pStyle w:val="24"/>
-            </w:pPr>
-            <w:r>
-              <w:t>2</w:t>
-            </w:r>
-          </w:p>
-        </w:tc>
-      </w:tr>
-      <w:tr>
-        <w:tc>
-          <w:p>
-            <w:pPr>
-              <w:pStyle w:val="24"/>
-            </w:pPr>
-            <w:r>
-              <w:rPr>
-                <w:b/>
-                <w:bCs/>
-              </w:rPr>
-              <w:t>M14</w:t>
-            </w:r>
-          </w:p>
-        </w:tc>
-        <w:tc>
-          <w:p>
-            <w:pPr>
-              <w:pStyle w:val="24"/>
-            </w:pPr>
-            <w:r>
-              <w:t>Test &amp; launch</w:t>
-            </w:r>
-          </w:p>
-        </w:tc>
-        <w:tc>
-          <w:p>
-            <w:pPr>
-              <w:pStyle w:val="24"/>
-            </w:pPr>
-            <w:r>
-              <w:t>Testing, deployment, one UAT round</w:t>
-            </w:r>
-          </w:p>
-        </w:tc>
-        <w:tc>
-          <w:p>
-            <w:pPr>
-              <w:pStyle w:val="24"/>
-            </w:pPr>
-            <w:r>
-              <w:t>MVP checklist passed</w:t>
-            </w:r>
-          </w:p>
-        </w:tc>
-        <w:tc>
-          <w:p>
-            <w:pPr>
-              <w:pStyle w:val="24"/>
-            </w:pPr>
-            <w:r>
-              <w:t>5</w:t>
-            </w:r>
-          </w:p>
-        </w:tc>
-      </w:tr>
-      <w:tr>
-        <w:tc>
-          <w:p>
-            <w:pPr>
-              <w:pStyle w:val="24"/>
-            </w:pPr>
-            <w:r>
-              <w:rPr>
-                <w:b/>
-                <w:bCs/>
-              </w:rPr>
-              <w:t>M15</w:t>
-            </w:r>
-          </w:p>
-        </w:tc>
-        <w:tc>
-          <w:p>
-            <w:pPr>
-              <w:pStyle w:val="24"/>
-            </w:pPr>
-            <w:r>
-              <w:t>Project management &amp; docs</w:t>
-            </w:r>
-          </w:p>
-        </w:tc>
-        <w:tc>
-          <w:p>
-            <w:pPr>
-              <w:pStyle w:val="24"/>
-            </w:pPr>
-            <w:r>
-              <w:t>Demos, acceptance materials, brief English user guide</w:t>
-            </w:r>
-          </w:p>
-        </w:tc>
-        <w:tc>
-          <w:p>
-            <w:pPr>
-              <w:pStyle w:val="24"/>
-            </w:pPr>
-            <w:r>
-              <w:t>MVP milestone acknowledged</w:t>
-            </w:r>
-          </w:p>
-        </w:tc>
-        <w:tc>
-          <w:p>
-            <w:pPr>
-              <w:pStyle w:val="24"/>
-            </w:pPr>
-            <w:r>
-              <w:t>4</w:t>
-            </w:r>
-          </w:p>
-        </w:tc>
-      </w:tr>
-      <w:tr>
-        <w:tc>
-          <w:p>
-            <w:pPr>
-              <w:pStyle w:val="24"/>
-            </w:pPr>
-          </w:p>
-        </w:tc>
-        <w:tc>
-          <w:p>
-            <w:pPr>
-              <w:pStyle w:val="24"/>
-            </w:pPr>
-            <w:r>
-              <w:rPr>
-                <w:b/>
-                <w:bCs/>
-              </w:rPr>
-              <w:t>Phase 1 total</w:t>
-            </w:r>
-          </w:p>
-        </w:tc>
-        <w:tc>
-          <w:p>
-            <w:pPr>
-              <w:pStyle w:val="24"/>
-            </w:pPr>
-          </w:p>
-        </w:tc>
-        <w:tc>
-          <w:p>
-            <w:pPr>
-              <w:pStyle w:val="24"/>
-            </w:pPr>
-          </w:p>
-        </w:tc>
-        <w:tc>
-          <w:p>
-            <w:pPr>
-              <w:pStyle w:val="24"/>
-            </w:pPr>
-            <w:r>
-              <w:rPr>
-                <w:b/>
-                <w:bCs/>
-              </w:rPr>
-              <w:t>81</w:t>
-            </w:r>
-          </w:p>
-        </w:tc>
-      </w:tr>
-      <w:bookmarkEnd w:id="4"/>
+              <w:t>Stripe or subscription payment provider</w:t>
+            </w:r>
+          </w:p>
+        </w:tc>
+        <w:tc>
+          <w:p>
+            <w:pPr>
+              <w:pStyle w:val="24"/>
+            </w:pPr>
+            <w:r>
+              <w:t>Subscriptions and payments; must support recurring billing and Webhooks</w:t>
+            </w:r>
+          </w:p>
+        </w:tc>
+      </w:tr>
     </w:tbl>
     <w:p>
       <w:pPr>
-        <w:pStyle w:val="5"/>
-      </w:pPr>
-      <w:bookmarkStart w:id="5" w:name="phase-1-mvp-acceptance-checklist"/>
-      <w:r>
-        <w:t>3.2 Phase 1 — MVP acceptance checklist</w:t>
+        <w:pStyle w:val="3"/>
+      </w:pPr>
+      <w:r>
+        <w:rPr>
+          <w:b/>
+          <w:bCs/>
+        </w:rPr>
+        <w:t>Subscription payment provider (pending written client confirmation)</w:t>
+      </w:r>
+      <w:r>
+        <w:t>:</w:t>
       </w:r>
     </w:p>
     <w:p>
@@ -2009,11 +920,41 @@
         <w:pStyle w:val="24"/>
         <w:numPr>
           <w:ilvl w:val="0"/>
-          <w:numId w:val="3"/>
+          <w:numId w:val="1"/>
         </w:numPr>
       </w:pPr>
       <w:r>
-        <w:t>Recall data syncs; last update time is displayed</w:t>
+        <w:t xml:space="preserve">Client must </w:t>
+      </w:r>
+      <w:r>
+        <w:rPr>
+          <w:b/>
+          <w:bCs/>
+        </w:rPr>
+        <w:t>confirm in writing</w:t>
+      </w:r>
+      <w:r>
+        <w:t xml:space="preserve"> the provider to use </w:t>
+      </w:r>
+      <w:r>
+        <w:rPr>
+          <w:b/>
+          <w:bCs/>
+        </w:rPr>
+        <w:t>before Phase 2 development starts</w:t>
+      </w:r>
+      <w:r>
+        <w:t xml:space="preserve"> (e.g. </w:t>
+      </w:r>
+      <w:r>
+        <w:rPr>
+          <w:b/>
+          <w:bCs/>
+        </w:rPr>
+        <w:t>Stripe</w:t>
+      </w:r>
+      <w:r>
+        <w:t>, or another platform with equivalent subscription APIs).</w:t>
       </w:r>
       <w:r>
         <w:br w:type="textWrapping"/>
@@ -2024,21 +965,21 @@
         <w:pStyle w:val="24"/>
         <w:numPr>
           <w:ilvl w:val="0"/>
-          <w:numId w:val="3"/>
+          <w:numId w:val="1"/>
         </w:numPr>
       </w:pPr>
       <w:r>
-        <w:t xml:space="preserve">Email / Google login; cabinet maintained via </w:t>
-      </w:r>
-      <w:r>
-        <w:rPr>
-          <w:b/>
-          <w:bCs/>
-        </w:rPr>
-        <w:t>manual entry</w:t>
-      </w:r>
-      <w:r>
-        <w:t xml:space="preserve"> (drug name + manufacturer required)</w:t>
+        <w:t xml:space="preserve">This engagement implements standard capabilities of the chosen provider: </w:t>
+      </w:r>
+      <w:r>
+        <w:rPr>
+          <w:b/>
+          <w:bCs/>
+        </w:rPr>
+        <w:t>checkout/subscription portal, customer accounts, subscription plans, Webhook status sync</w:t>
+      </w:r>
+      <w:r>
+        <w:t>, and admin-side display.</w:t>
       </w:r>
       <w:r>
         <w:br w:type="textWrapping"/>
@@ -2049,11 +990,21 @@
         <w:pStyle w:val="24"/>
         <w:numPr>
           <w:ilvl w:val="0"/>
-          <w:numId w:val="3"/>
+          <w:numId w:val="1"/>
         </w:numPr>
       </w:pPr>
       <w:r>
-        <w:t>During monitoring period, matching recalls trigger email and in-app alerts</w:t>
+        <w:t xml:space="preserve">If the chosen provider </w:t>
+      </w:r>
+      <w:r>
+        <w:rPr>
+          <w:b/>
+          <w:bCs/>
+        </w:rPr>
+        <w:t>lacks</w:t>
+      </w:r>
+      <w:r>
+        <w:t xml:space="preserve"> equivalent APIs, both parties will confirm scope, schedule, and fees separately.</w:t>
       </w:r>
       <w:r>
         <w:br w:type="textWrapping"/>
@@ -2064,14 +1015,36 @@
         <w:pStyle w:val="24"/>
         <w:numPr>
           <w:ilvl w:val="0"/>
-          <w:numId w:val="3"/>
+          <w:numId w:val="1"/>
         </w:numPr>
       </w:pPr>
       <w:r>
-        <w:t>Alerts include class, reason, and FDA link</w:t>
-      </w:r>
-      <w:r>
-        <w:br w:type="textWrapping"/>
+        <w:t xml:space="preserve">Development fee </w:t>
+      </w:r>
+      <w:r>
+        <w:rPr>
+          <w:b/>
+          <w:bCs/>
+        </w:rPr>
+        <w:t>excludes</w:t>
+      </w:r>
+      <w:r>
+        <w:t xml:space="preserve"> payment provider fees, tax filing, and chargeback/dispute handling.</w:t>
+      </w:r>
+    </w:p>
+    <w:p>
+      <w:pPr>
+        <w:pStyle w:val="23"/>
+      </w:pPr>
+      <w:r>
+        <w:rPr>
+          <w:b/>
+          <w:bCs/>
+        </w:rPr>
+        <w:t>Costs borne by client (not included in development fee)</w:t>
+      </w:r>
+      <w:r>
+        <w:t>:</w:t>
       </w:r>
     </w:p>
     <w:p>
@@ -2079,18 +1052,11 @@
         <w:pStyle w:val="24"/>
         <w:numPr>
           <w:ilvl w:val="0"/>
-          <w:numId w:val="3"/>
+          <w:numId w:val="1"/>
         </w:numPr>
       </w:pPr>
       <w:r>
-        <w:rPr>
-          <w:b/>
-          <w:bCs/>
-        </w:rPr>
-        <w:t>Manual</w:t>
-      </w:r>
-      <w:r>
-        <w:t xml:space="preserve"> instant lookup only (no scan, photo, or SMS)</w:t>
+        <w:t>Supabase / frontend hosting and other cloud monthly fees</w:t>
       </w:r>
       <w:r>
         <w:br w:type="textWrapping"/>
@@ -2101,11 +1067,11 @@
         <w:pStyle w:val="24"/>
         <w:numPr>
           <w:ilvl w:val="0"/>
-          <w:numId w:val="3"/>
+          <w:numId w:val="1"/>
         </w:numPr>
       </w:pPr>
       <w:r>
-        <w:t>Legal pages and Cookie notice are live</w:t>
+        <w:t>Email and SMS usage charges</w:t>
       </w:r>
       <w:r>
         <w:br w:type="textWrapping"/>
@@ -2116,17 +1082,47 @@
         <w:pStyle w:val="24"/>
         <w:numPr>
           <w:ilvl w:val="0"/>
-          <w:numId w:val="3"/>
+          <w:numId w:val="1"/>
         </w:numPr>
       </w:pPr>
       <w:r>
-        <w:t>MVP environment is stable; sync runs daily</w:t>
+        <w:t>Subscription payment provider transaction fees</w:t>
+      </w:r>
+      <w:r>
+        <w:br w:type="textWrapping"/>
+      </w:r>
+    </w:p>
+    <w:p>
+      <w:pPr>
+        <w:pStyle w:val="24"/>
+        <w:numPr>
+          <w:ilvl w:val="0"/>
+          <w:numId w:val="1"/>
+        </w:numPr>
+      </w:pPr>
+      <w:r>
+        <w:t>Domain and SSL certificate</w:t>
+      </w:r>
+      <w:r>
+        <w:br w:type="textWrapping"/>
+      </w:r>
+    </w:p>
+    <w:p>
+      <w:pPr>
+        <w:pStyle w:val="24"/>
+        <w:numPr>
+          <w:ilvl w:val="0"/>
+          <w:numId w:val="1"/>
+        </w:numPr>
+      </w:pPr>
+      <w:r>
+        <w:t>Legal copy attorney fees (vendor may supply static placeholder pages)</w:t>
       </w:r>
     </w:p>
     <w:p>
       <w:r>
         <w:pict>
-          <v:rect id="_x0000_i1028" o:spt="1" style="height:1.5pt;width:0pt;" coordsize="21600,21600" o:hr="t" o:hrstd="t" o:hralign="center">
+          <v:rect id="_x0000_i1026" o:spt="1" style="height:1.5pt;width:0pt;" coordsize="21600,21600" o:hr="t" o:hrstd="t" o:hralign="center">
             <v:path/>
             <v:fill focussize="0,0"/>
             <v:stroke/>
@@ -2138,15 +1134,233 @@
         </w:pict>
       </w:r>
     </w:p>
-    <w:bookmarkEnd w:id="3"/>
-    <w:bookmarkEnd w:id="5"/>
+    <w:bookmarkEnd w:id="1"/>
     <w:p>
       <w:pPr>
         <w:pStyle w:val="4"/>
       </w:pPr>
-      <w:bookmarkStart w:id="6" w:name="phase-2-full-web-delivery-final-release"/>
-      <w:r>
-        <w:t>4. Phase 2 — Full Web Delivery (Final Release)</w:t>
+      <w:bookmarkStart w:id="2" w:name="project-goals-client-visible-value"/>
+      <w:r>
+        <w:t>2. Project Goals (Client-Visible Value)</w:t>
+      </w:r>
+    </w:p>
+    <w:p>
+      <w:pPr>
+        <w:pStyle w:val="24"/>
+        <w:numPr>
+          <w:ilvl w:val="0"/>
+          <w:numId w:val="2"/>
+        </w:numPr>
+      </w:pPr>
+      <w:r>
+        <w:rPr>
+          <w:b/>
+          <w:bCs/>
+        </w:rPr>
+        <w:t>Proactive protection</w:t>
+      </w:r>
+      <w:r>
+        <w:t xml:space="preserve">: Users manually register medicines in the cabinet; on FDA recall match, alerts via </w:t>
+      </w:r>
+      <w:r>
+        <w:rPr>
+          <w:b/>
+          <w:bCs/>
+        </w:rPr>
+        <w:t>email</w:t>
+      </w:r>
+      <w:r>
+        <w:t xml:space="preserve">, </w:t>
+      </w:r>
+      <w:r>
+        <w:rPr>
+          <w:b/>
+          <w:bCs/>
+        </w:rPr>
+        <w:t>in-app notifications</w:t>
+      </w:r>
+      <w:r>
+        <w:t xml:space="preserve"> (Phase 1, see M8), and </w:t>
+      </w:r>
+      <w:r>
+        <w:rPr>
+          <w:b/>
+          <w:bCs/>
+        </w:rPr>
+        <w:t>SMS</w:t>
+      </w:r>
+      <w:r>
+        <w:t xml:space="preserve"> (full release).</w:t>
+      </w:r>
+      <w:r>
+        <w:br w:type="textWrapping"/>
+      </w:r>
+    </w:p>
+    <w:p>
+      <w:pPr>
+        <w:pStyle w:val="24"/>
+        <w:numPr>
+          <w:ilvl w:val="0"/>
+          <w:numId w:val="2"/>
+        </w:numPr>
+      </w:pPr>
+      <w:r>
+        <w:rPr>
+          <w:b/>
+          <w:bCs/>
+        </w:rPr>
+        <w:t>On-demand checks</w:t>
+      </w:r>
+      <w:r>
+        <w:t xml:space="preserve">: Manual entry to query recalls; </w:t>
+      </w:r>
+      <w:r>
+        <w:rPr>
+          <w:b/>
+          <w:bCs/>
+        </w:rPr>
+        <w:t>2 queries</w:t>
+      </w:r>
+      <w:r>
+        <w:t xml:space="preserve"> for guests without login, then registration required.</w:t>
+      </w:r>
+      <w:r>
+        <w:br w:type="textWrapping"/>
+      </w:r>
+    </w:p>
+    <w:p>
+      <w:pPr>
+        <w:pStyle w:val="24"/>
+        <w:numPr>
+          <w:ilvl w:val="0"/>
+          <w:numId w:val="2"/>
+        </w:numPr>
+      </w:pPr>
+      <w:r>
+        <w:rPr>
+          <w:b/>
+          <w:bCs/>
+        </w:rPr>
+        <w:t>Monetization</w:t>
+      </w:r>
+      <w:r>
+        <w:t xml:space="preserve">: </w:t>
+      </w:r>
+      <w:r>
+        <w:rPr>
+          <w:b/>
+          <w:bCs/>
+        </w:rPr>
+        <w:t>2 drugs</w:t>
+      </w:r>
+      <w:r>
+        <w:t xml:space="preserve"> monitored free; additional drugs or family use via </w:t>
+      </w:r>
+      <w:r>
+        <w:rPr>
+          <w:b/>
+          <w:bCs/>
+        </w:rPr>
+        <w:t>paid subscription</w:t>
+      </w:r>
+      <w:r>
+        <w:t xml:space="preserve"> (provider TBD; pricing in Section 5).</w:t>
+      </w:r>
+      <w:r>
+        <w:br w:type="textWrapping"/>
+      </w:r>
+    </w:p>
+    <w:p>
+      <w:pPr>
+        <w:pStyle w:val="24"/>
+        <w:numPr>
+          <w:ilvl w:val="0"/>
+          <w:numId w:val="2"/>
+        </w:numPr>
+      </w:pPr>
+      <w:r>
+        <w:rPr>
+          <w:b/>
+          <w:bCs/>
+        </w:rPr>
+        <w:t>Risk classification</w:t>
+      </w:r>
+      <w:r>
+        <w:t xml:space="preserve">: Class I / II / III </w:t>
+      </w:r>
+      <w:r>
+        <w:rPr>
+          <w:b/>
+          <w:bCs/>
+        </w:rPr>
+        <w:t>distinct notification templates and UI styling</w:t>
+      </w:r>
+      <w:r>
+        <w:t xml:space="preserve"> (aligned with FDA presentation).</w:t>
+      </w:r>
+      <w:r>
+        <w:br w:type="textWrapping"/>
+      </w:r>
+    </w:p>
+    <w:p>
+      <w:pPr>
+        <w:pStyle w:val="24"/>
+        <w:numPr>
+          <w:ilvl w:val="0"/>
+          <w:numId w:val="2"/>
+        </w:numPr>
+      </w:pPr>
+      <w:r>
+        <w:rPr>
+          <w:b/>
+          <w:bCs/>
+        </w:rPr>
+        <w:t>Compliance</w:t>
+      </w:r>
+      <w:r>
+        <w:t>: Information aggregation and alerts only; no medical or discontinuation advice.</w:t>
+      </w:r>
+      <w:r>
+        <w:br w:type="textWrapping"/>
+      </w:r>
+    </w:p>
+    <w:p>
+      <w:pPr>
+        <w:pStyle w:val="24"/>
+        <w:numPr>
+          <w:ilvl w:val="0"/>
+          <w:numId w:val="2"/>
+        </w:numPr>
+      </w:pPr>
+      <w:r>
+        <w:rPr>
+          <w:b/>
+          <w:bCs/>
+        </w:rPr>
+        <w:t>Timeliness</w:t>
+      </w:r>
+      <w:r>
+        <w:t xml:space="preserve">: FDA data updated about </w:t>
+      </w:r>
+      <w:r>
+        <w:rPr>
+          <w:b/>
+          <w:bCs/>
+        </w:rPr>
+        <w:t>weekly</w:t>
+      </w:r>
+      <w:r>
+        <w:t xml:space="preserve">; after a match, users receive notifications on enabled channels within </w:t>
+      </w:r>
+      <w:r>
+        <w:rPr>
+          <w:b/>
+          <w:bCs/>
+        </w:rPr>
+        <w:t>24 hours</w:t>
+      </w:r>
+      <w:r>
+        <w:t xml:space="preserve"> (SLA below).</w:t>
       </w:r>
     </w:p>
     <w:p>
@@ -2158,79 +1372,10 @@
           <w:b/>
           <w:bCs/>
         </w:rPr>
-        <w:t>Objective</w:t>
-      </w:r>
-      <w:r>
-        <w:t xml:space="preserve">: Build on MVP with SMS, family cabinets, enhanced lot parsing, recall browsing, notification preferences, and data export; </w:t>
-      </w:r>
-      <w:r>
-        <w:rPr>
-          <w:b/>
-          <w:bCs/>
-        </w:rPr>
-        <w:t>still manual entry only</w:t>
-      </w:r>
-      <w:r>
-        <w:t xml:space="preserve"> for drug information.</w:t>
-      </w:r>
-    </w:p>
-    <w:p>
-      <w:pPr>
-        <w:pStyle w:val="3"/>
-      </w:pPr>
-      <w:r>
-        <w:rPr>
-          <w:b/>
-          <w:bCs/>
-        </w:rPr>
-        <w:t>Not included in this phase</w:t>
-      </w:r>
-      <w:r>
-        <w:t>: Barcode scanning, photo/OCR, scan/photo add-to-cabinet flows.</w:t>
-      </w:r>
-    </w:p>
-    <w:p>
-      <w:pPr>
-        <w:pStyle w:val="3"/>
-      </w:pPr>
-      <w:r>
-        <w:rPr>
-          <w:b/>
-          <w:bCs/>
-        </w:rPr>
-        <w:t>Phase effort</w:t>
-      </w:r>
-      <w:r>
-        <w:t xml:space="preserve">: </w:t>
-      </w:r>
-      <w:r>
-        <w:rPr>
-          <w:b/>
-          <w:bCs/>
-        </w:rPr>
-        <w:t>43 hours</w:t>
-      </w:r>
-      <w:r>
-        <w:t xml:space="preserve"> (</w:t>
-      </w:r>
-      <w:r>
-        <w:rPr>
-          <w:b/>
-          <w:bCs/>
-        </w:rPr>
-        <w:t>USD 4,300</w:t>
-      </w:r>
-      <w:r>
-        <w:t>)</w:t>
-      </w:r>
-    </w:p>
-    <w:p>
-      <w:pPr>
-        <w:pStyle w:val="5"/>
-      </w:pPr>
-      <w:bookmarkStart w:id="7" w:name="feature-modules-1"/>
-      <w:r>
-        <w:t>4.1 Feature modules</w:t>
+        <w:t>Service level (SLA)</w:t>
+      </w:r>
+      <w:r>
+        <w:t>:</w:t>
       </w:r>
     </w:p>
     <w:tbl>
@@ -2255,11 +1400,8 @@
         </w:tblCellMar>
       </w:tblPr>
       <w:tblGrid>
-        <w:gridCol w:w="668"/>
-        <w:gridCol w:w="1337"/>
-        <w:gridCol w:w="2172"/>
-        <w:gridCol w:w="3510"/>
-        <w:gridCol w:w="1170"/>
+        <w:gridCol w:w="2952"/>
+        <w:gridCol w:w="5904"/>
       </w:tblGrid>
       <w:tr>
         <w:trPr>
@@ -2271,6 +1413,223 @@
               <w:pStyle w:val="24"/>
             </w:pPr>
             <w:r>
+              <w:t>Item</w:t>
+            </w:r>
+          </w:p>
+        </w:tc>
+        <w:tc>
+          <w:p>
+            <w:pPr>
+              <w:pStyle w:val="24"/>
+            </w:pPr>
+            <w:r>
+              <w:t>Commitment</w:t>
+            </w:r>
+          </w:p>
+        </w:tc>
+      </w:tr>
+      <w:tr>
+        <w:tc>
+          <w:p>
+            <w:pPr>
+              <w:pStyle w:val="24"/>
+            </w:pPr>
+            <w:r>
+              <w:t>FDA recall data sync</w:t>
+            </w:r>
+          </w:p>
+        </w:tc>
+        <w:tc>
+          <w:p>
+            <w:pPr>
+              <w:pStyle w:val="24"/>
+            </w:pPr>
+            <w:r>
+              <w:t xml:space="preserve">About </w:t>
+            </w:r>
+            <w:r>
+              <w:rPr>
+                <w:b/>
+                <w:bCs/>
+              </w:rPr>
+              <w:t>weekly</w:t>
+            </w:r>
+            <w:r>
+              <w:t xml:space="preserve"> incremental/full sync</w:t>
+            </w:r>
+          </w:p>
+        </w:tc>
+      </w:tr>
+      <w:tr>
+        <w:tc>
+          <w:p>
+            <w:pPr>
+              <w:pStyle w:val="24"/>
+            </w:pPr>
+            <w:r>
+              <w:t>User notification delivery</w:t>
+            </w:r>
+          </w:p>
+        </w:tc>
+        <w:tc>
+          <w:p>
+            <w:pPr>
+              <w:pStyle w:val="24"/>
+            </w:pPr>
+            <w:r>
+              <w:t xml:space="preserve">Within </w:t>
+            </w:r>
+            <w:r>
+              <w:rPr>
+                <w:b/>
+                <w:bCs/>
+              </w:rPr>
+              <w:t>24 hours</w:t>
+            </w:r>
+            <w:r>
+              <w:t xml:space="preserve"> of match via email / in-app / SMS (per user preferences and SMS opt-in)</w:t>
+            </w:r>
+          </w:p>
+        </w:tc>
+      </w:tr>
+    </w:tbl>
+    <w:p>
+      <w:r>
+        <w:pict>
+          <v:rect id="_x0000_i1027" o:spt="1" style="height:1.5pt;width:0pt;" coordsize="21600,21600" o:hr="t" o:hrstd="t" o:hralign="center">
+            <v:path/>
+            <v:fill focussize="0,0"/>
+            <v:stroke/>
+            <v:imagedata o:title=""/>
+            <o:lock v:ext="edit"/>
+            <w10:wrap type="none"/>
+            <w10:anchorlock/>
+          </v:rect>
+        </w:pict>
+      </w:r>
+    </w:p>
+    <w:bookmarkEnd w:id="2"/>
+    <w:p>
+      <w:pPr>
+        <w:pStyle w:val="4"/>
+      </w:pPr>
+      <w:bookmarkStart w:id="3" w:name="phase-1-mvp-mid-term-delivery"/>
+      <w:r>
+        <w:t>3. Phase 1 — MVP (Mid-Term Delivery)</w:t>
+      </w:r>
+    </w:p>
+    <w:p>
+      <w:pPr>
+        <w:pStyle w:val="23"/>
+      </w:pPr>
+      <w:r>
+        <w:rPr>
+          <w:b/>
+          <w:bCs/>
+        </w:rPr>
+        <w:t>Goal</w:t>
+      </w:r>
+      <w:r>
+        <w:t>: Recall data, accounts and profile, cabinet (manual entry, 2-drug free limit), matching with email/in-app notifications, limited guest lookup, unknown-manufacturer messaging.</w:t>
+      </w:r>
+    </w:p>
+    <w:p>
+      <w:pPr>
+        <w:pStyle w:val="3"/>
+      </w:pPr>
+      <w:r>
+        <w:rPr>
+          <w:b/>
+          <w:bCs/>
+        </w:rPr>
+        <w:t>Not in this phase</w:t>
+      </w:r>
+      <w:r>
+        <w:t>: SMS, browser/Web Push, family cabinets, subscription payment end-to-end (may block 3rd drug with upgrade prompt), admin dashboard.</w:t>
+      </w:r>
+    </w:p>
+    <w:p>
+      <w:pPr>
+        <w:pStyle w:val="3"/>
+      </w:pPr>
+      <w:r>
+        <w:rPr>
+          <w:b/>
+          <w:bCs/>
+        </w:rPr>
+        <w:t>Phase hours</w:t>
+      </w:r>
+      <w:r>
+        <w:t xml:space="preserve">: </w:t>
+      </w:r>
+      <w:r>
+        <w:rPr>
+          <w:b/>
+          <w:bCs/>
+        </w:rPr>
+        <w:t>102 hours</w:t>
+      </w:r>
+      <w:r>
+        <w:t xml:space="preserve"> (</w:t>
+      </w:r>
+      <w:r>
+        <w:rPr>
+          <w:b/>
+          <w:bCs/>
+        </w:rPr>
+        <w:t>USD 10,200</w:t>
+      </w:r>
+      <w:r>
+        <w:t>)</w:t>
+      </w:r>
+    </w:p>
+    <w:p>
+      <w:pPr>
+        <w:pStyle w:val="5"/>
+      </w:pPr>
+      <w:bookmarkStart w:id="4" w:name="module-detail"/>
+      <w:r>
+        <w:t>3.1 Module Detail</w:t>
+      </w:r>
+    </w:p>
+    <w:tbl>
+      <w:tblPr>
+        <w:tblStyle w:val="41"/>
+        <w:tblW w:w="5000" w:type="pct"/>
+        <w:tblInd w:w="0" w:type="dxa"/>
+        <w:tblBorders>
+          <w:top w:val="single" w:color="auto" w:sz="4" w:space="0"/>
+          <w:left w:val="single" w:color="auto" w:sz="4" w:space="0"/>
+          <w:bottom w:val="single" w:color="auto" w:sz="4" w:space="0"/>
+          <w:right w:val="single" w:color="auto" w:sz="4" w:space="0"/>
+          <w:insideH w:val="single" w:color="auto" w:sz="4" w:space="0"/>
+          <w:insideV w:val="single" w:color="auto" w:sz="4" w:space="0"/>
+        </w:tblBorders>
+        <w:tblLayout w:type="fixed"/>
+        <w:tblCellMar>
+          <w:top w:w="0" w:type="dxa"/>
+          <w:left w:w="108" w:type="dxa"/>
+          <w:bottom w:w="0" w:type="dxa"/>
+          <w:right w:w="108" w:type="dxa"/>
+        </w:tblCellMar>
+      </w:tblPr>
+      <w:tblGrid>
+        <w:gridCol w:w="805"/>
+        <w:gridCol w:w="1610"/>
+        <w:gridCol w:w="2617"/>
+        <w:gridCol w:w="2415"/>
+        <w:gridCol w:w="1409"/>
+      </w:tblGrid>
+      <w:tr>
+        <w:trPr>
+          <w:tblHeader/>
+        </w:trPr>
+        <w:tc>
+          <w:p>
+            <w:pPr>
+              <w:pStyle w:val="24"/>
+            </w:pPr>
+            <w:r>
               <w:t>ID</w:t>
             </w:r>
           </w:p>
@@ -2301,7 +1660,1409 @@
               <w:pStyle w:val="24"/>
             </w:pPr>
             <w:r>
-              <w:t>Acceptance criteria</w:t>
+              <w:t>Acceptance</w:t>
+            </w:r>
+          </w:p>
+        </w:tc>
+        <w:tc>
+          <w:p>
+            <w:pPr>
+              <w:pStyle w:val="24"/>
+            </w:pPr>
+            <w:r>
+              <w:t>Hours</w:t>
+            </w:r>
+          </w:p>
+        </w:tc>
+      </w:tr>
+      <w:tr>
+        <w:tc>
+          <w:p>
+            <w:pPr>
+              <w:pStyle w:val="24"/>
+            </w:pPr>
+            <w:r>
+              <w:rPr>
+                <w:b/>
+                <w:bCs/>
+              </w:rPr>
+              <w:t>M1</w:t>
+            </w:r>
+          </w:p>
+        </w:tc>
+        <w:tc>
+          <w:p>
+            <w:pPr>
+              <w:pStyle w:val="24"/>
+            </w:pPr>
+            <w:r>
+              <w:t>FDA recall data</w:t>
+            </w:r>
+          </w:p>
+        </w:tc>
+        <w:tc>
+          <w:p>
+            <w:pPr>
+              <w:pStyle w:val="24"/>
+            </w:pPr>
+            <w:r>
+              <w:t>Public data full/incremental sync; Class, reason, firm, dates, lots, etc.</w:t>
+            </w:r>
+          </w:p>
+        </w:tc>
+        <w:tc>
+          <w:p>
+            <w:pPr>
+              <w:pStyle w:val="24"/>
+            </w:pPr>
+            <w:r>
+              <w:t>Queryable; last sync time shown</w:t>
+            </w:r>
+          </w:p>
+        </w:tc>
+        <w:tc>
+          <w:p>
+            <w:pPr>
+              <w:pStyle w:val="24"/>
+            </w:pPr>
+            <w:r>
+              <w:t>12</w:t>
+            </w:r>
+          </w:p>
+        </w:tc>
+      </w:tr>
+      <w:tr>
+        <w:tc>
+          <w:p>
+            <w:pPr>
+              <w:pStyle w:val="24"/>
+            </w:pPr>
+            <w:r>
+              <w:rPr>
+                <w:b/>
+                <w:bCs/>
+              </w:rPr>
+              <w:t>M2</w:t>
+            </w:r>
+          </w:p>
+        </w:tc>
+        <w:tc>
+          <w:p>
+            <w:pPr>
+              <w:pStyle w:val="24"/>
+            </w:pPr>
+            <w:r>
+              <w:t>Drug directory</w:t>
+            </w:r>
+          </w:p>
+        </w:tc>
+        <w:tc>
+          <w:p>
+            <w:pPr>
+              <w:pStyle w:val="24"/>
+            </w:pPr>
+            <w:r>
+              <w:t>NDC directory; name search to assist manual entry</w:t>
+            </w:r>
+          </w:p>
+        </w:tc>
+        <w:tc>
+          <w:p>
+            <w:pPr>
+              <w:pStyle w:val="24"/>
+            </w:pPr>
+            <w:r>
+              <w:t>Search when adding to cabinet</w:t>
+            </w:r>
+          </w:p>
+        </w:tc>
+        <w:tc>
+          <w:p>
+            <w:pPr>
+              <w:pStyle w:val="24"/>
+            </w:pPr>
+            <w:r>
+              <w:t>6</w:t>
+            </w:r>
+          </w:p>
+        </w:tc>
+      </w:tr>
+      <w:tr>
+        <w:tc>
+          <w:p>
+            <w:pPr>
+              <w:pStyle w:val="24"/>
+            </w:pPr>
+            <w:r>
+              <w:rPr>
+                <w:b/>
+                <w:bCs/>
+              </w:rPr>
+              <w:t>M3</w:t>
+            </w:r>
+          </w:p>
+        </w:tc>
+        <w:tc>
+          <w:p>
+            <w:pPr>
+              <w:pStyle w:val="24"/>
+            </w:pPr>
+            <w:r>
+              <w:t>Recall matching</w:t>
+            </w:r>
+          </w:p>
+        </w:tc>
+        <w:tc>
+          <w:p>
+            <w:pPr>
+              <w:pStyle w:val="24"/>
+            </w:pPr>
+            <w:r>
+              <w:t xml:space="preserve">Name/firm/NDC match; lot comparison; triggers on new recall or new drug; dedup; </w:t>
+            </w:r>
+            <w:r>
+              <w:rPr>
+                <w:b/>
+                <w:bCs/>
+              </w:rPr>
+              <w:t>clear message when firm not in directory</w:t>
+            </w:r>
+          </w:p>
+        </w:tc>
+        <w:tc>
+          <w:p>
+            <w:pPr>
+              <w:pStyle w:val="24"/>
+            </w:pPr>
+            <w:r>
+              <w:t>Test cases pass; unknown firm copy clear</w:t>
+            </w:r>
+          </w:p>
+        </w:tc>
+        <w:tc>
+          <w:p>
+            <w:pPr>
+              <w:pStyle w:val="24"/>
+            </w:pPr>
+            <w:r>
+              <w:t>16</w:t>
+            </w:r>
+          </w:p>
+        </w:tc>
+      </w:tr>
+      <w:tr>
+        <w:tc>
+          <w:p>
+            <w:pPr>
+              <w:pStyle w:val="24"/>
+            </w:pPr>
+            <w:r>
+              <w:rPr>
+                <w:b/>
+                <w:bCs/>
+              </w:rPr>
+              <w:t>M4</w:t>
+            </w:r>
+          </w:p>
+        </w:tc>
+        <w:tc>
+          <w:p>
+            <w:pPr>
+              <w:pStyle w:val="24"/>
+            </w:pPr>
+            <w:r>
+              <w:t>Account &amp; profile</w:t>
+            </w:r>
+          </w:p>
+        </w:tc>
+        <w:tc>
+          <w:p>
+            <w:pPr>
+              <w:pStyle w:val="24"/>
+            </w:pPr>
+            <w:r>
+              <w:t xml:space="preserve">Email sign-up/login, forgot password, </w:t>
+            </w:r>
+            <w:r>
+              <w:rPr>
+                <w:b/>
+                <w:bCs/>
+              </w:rPr>
+              <w:t>Google OAuth</w:t>
+            </w:r>
+            <w:r>
+              <w:t xml:space="preserve">; </w:t>
+            </w:r>
+            <w:r>
+              <w:rPr>
+                <w:b/>
+                <w:bCs/>
+              </w:rPr>
+              <w:t>required</w:t>
+            </w:r>
+            <w:r>
+              <w:t>: display name (may be pseudonym), age, gender, race (options)</w:t>
+            </w:r>
+          </w:p>
+        </w:tc>
+        <w:tc>
+          <w:p>
+            <w:pPr>
+              <w:pStyle w:val="24"/>
+            </w:pPr>
+            <w:r>
+              <w:t>Full registration/login flow</w:t>
+            </w:r>
+          </w:p>
+        </w:tc>
+        <w:tc>
+          <w:p>
+            <w:pPr>
+              <w:pStyle w:val="24"/>
+            </w:pPr>
+            <w:r>
+              <w:t>12</w:t>
+            </w:r>
+          </w:p>
+        </w:tc>
+      </w:tr>
+      <w:tr>
+        <w:tc>
+          <w:p>
+            <w:pPr>
+              <w:pStyle w:val="24"/>
+            </w:pPr>
+            <w:r>
+              <w:rPr>
+                <w:b/>
+                <w:bCs/>
+              </w:rPr>
+              <w:t>M5</w:t>
+            </w:r>
+          </w:p>
+        </w:tc>
+        <w:tc>
+          <w:p>
+            <w:pPr>
+              <w:pStyle w:val="24"/>
+            </w:pPr>
+            <w:r>
+              <w:t>Personal cabinet</w:t>
+            </w:r>
+          </w:p>
+        </w:tc>
+        <w:tc>
+          <w:p>
+            <w:pPr>
+              <w:pStyle w:val="24"/>
+            </w:pPr>
+            <w:r>
+              <w:rPr>
+                <w:b/>
+                <w:bCs/>
+              </w:rPr>
+              <w:t>Manual entry</w:t>
+            </w:r>
+            <w:r>
+              <w:t xml:space="preserve">; required drug name and manufacturer; optional NDC, lot; </w:t>
+            </w:r>
+            <w:r>
+              <w:rPr>
+                <w:b/>
+                <w:bCs/>
+              </w:rPr>
+              <w:t>drug-name-centric UI</w:t>
+            </w:r>
+            <w:r>
+              <w:t xml:space="preserve">; </w:t>
+            </w:r>
+            <w:r>
+              <w:rPr>
+                <w:b/>
+                <w:bCs/>
+              </w:rPr>
+              <w:t>delete stops monitoring, no history, no recycle bin</w:t>
+            </w:r>
+          </w:p>
+        </w:tc>
+        <w:tc>
+          <w:p>
+            <w:pPr>
+              <w:pStyle w:val="24"/>
+            </w:pPr>
+            <w:r>
+              <w:t>CRUD rules met</w:t>
+            </w:r>
+          </w:p>
+        </w:tc>
+        <w:tc>
+          <w:p>
+            <w:pPr>
+              <w:pStyle w:val="24"/>
+            </w:pPr>
+            <w:r>
+              <w:t>11</w:t>
+            </w:r>
+          </w:p>
+        </w:tc>
+      </w:tr>
+      <w:tr>
+        <w:tc>
+          <w:p>
+            <w:pPr>
+              <w:pStyle w:val="24"/>
+            </w:pPr>
+            <w:r>
+              <w:rPr>
+                <w:b/>
+                <w:bCs/>
+              </w:rPr>
+              <w:t>M6</w:t>
+            </w:r>
+          </w:p>
+        </w:tc>
+        <w:tc>
+          <w:p>
+            <w:pPr>
+              <w:pStyle w:val="24"/>
+            </w:pPr>
+            <w:r>
+              <w:t>Monitoring on/off</w:t>
+            </w:r>
+          </w:p>
+        </w:tc>
+        <w:tc>
+          <w:p>
+            <w:pPr>
+              <w:pStyle w:val="24"/>
+            </w:pPr>
+            <w:r>
+              <w:rPr>
+                <w:b/>
+                <w:bCs/>
+              </w:rPr>
+              <w:t>No expected stop date</w:t>
+            </w:r>
+            <w:r>
+              <w:t xml:space="preserve">; user </w:t>
+            </w:r>
+            <w:r>
+              <w:rPr>
+                <w:b/>
+                <w:bCs/>
+              </w:rPr>
+              <w:t>deletes or stops</w:t>
+            </w:r>
+            <w:r>
+              <w:t xml:space="preserve"> drug to end monitoring</w:t>
+            </w:r>
+          </w:p>
+        </w:tc>
+        <w:tc>
+          <w:p>
+            <w:pPr>
+              <w:pStyle w:val="24"/>
+            </w:pPr>
+            <w:r>
+              <w:t>No further alerts for that drug</w:t>
+            </w:r>
+          </w:p>
+        </w:tc>
+        <w:tc>
+          <w:p>
+            <w:pPr>
+              <w:pStyle w:val="24"/>
+            </w:pPr>
+            <w:r>
+              <w:t>2</w:t>
+            </w:r>
+          </w:p>
+        </w:tc>
+      </w:tr>
+      <w:tr>
+        <w:tc>
+          <w:p>
+            <w:pPr>
+              <w:pStyle w:val="24"/>
+            </w:pPr>
+            <w:r>
+              <w:rPr>
+                <w:b/>
+                <w:bCs/>
+              </w:rPr>
+              <w:t>M7</w:t>
+            </w:r>
+          </w:p>
+        </w:tc>
+        <w:tc>
+          <w:p>
+            <w:pPr>
+              <w:pStyle w:val="24"/>
+            </w:pPr>
+            <w:r>
+              <w:t>Email alerts</w:t>
+            </w:r>
+          </w:p>
+        </w:tc>
+        <w:tc>
+          <w:p>
+            <w:pPr>
+              <w:pStyle w:val="24"/>
+            </w:pPr>
+            <w:r>
+              <w:t>On match: drug, firm, registration time, class, reason summary, FDA link</w:t>
+            </w:r>
+          </w:p>
+        </w:tc>
+        <w:tc>
+          <w:p>
+            <w:pPr>
+              <w:pStyle w:val="24"/>
+            </w:pPr>
+            <w:r>
+              <w:t>Test inbox receives</w:t>
+            </w:r>
+          </w:p>
+        </w:tc>
+        <w:tc>
+          <w:p>
+            <w:pPr>
+              <w:pStyle w:val="24"/>
+            </w:pPr>
+            <w:r>
+              <w:t>6</w:t>
+            </w:r>
+          </w:p>
+        </w:tc>
+      </w:tr>
+      <w:tr>
+        <w:tc>
+          <w:p>
+            <w:pPr>
+              <w:pStyle w:val="24"/>
+            </w:pPr>
+            <w:r>
+              <w:rPr>
+                <w:b/>
+                <w:bCs/>
+              </w:rPr>
+              <w:t>M8</w:t>
+            </w:r>
+          </w:p>
+        </w:tc>
+        <w:tc>
+          <w:p>
+            <w:pPr>
+              <w:pStyle w:val="24"/>
+            </w:pPr>
+            <w:r>
+              <w:t>In-app notification center</w:t>
+            </w:r>
+          </w:p>
+        </w:tc>
+        <w:tc>
+          <w:p>
+            <w:pPr>
+              <w:pStyle w:val="24"/>
+            </w:pPr>
+            <w:r>
+              <w:t>History and read state</w:t>
+            </w:r>
+          </w:p>
+        </w:tc>
+        <w:tc>
+          <w:p>
+            <w:pPr>
+              <w:pStyle w:val="24"/>
+            </w:pPr>
+            <w:r>
+              <w:t>Same triggers as email</w:t>
+            </w:r>
+          </w:p>
+        </w:tc>
+        <w:tc>
+          <w:p>
+            <w:pPr>
+              <w:pStyle w:val="24"/>
+            </w:pPr>
+            <w:r>
+              <w:t>4</w:t>
+            </w:r>
+          </w:p>
+        </w:tc>
+      </w:tr>
+      <w:tr>
+        <w:tc>
+          <w:p>
+            <w:pPr>
+              <w:pStyle w:val="24"/>
+            </w:pPr>
+            <w:r>
+              <w:rPr>
+                <w:b/>
+                <w:bCs/>
+              </w:rPr>
+              <w:t>M9</w:t>
+            </w:r>
+          </w:p>
+        </w:tc>
+        <w:tc>
+          <w:p>
+            <w:pPr>
+              <w:pStyle w:val="24"/>
+            </w:pPr>
+            <w:r>
+              <w:t>Class-based copy</w:t>
+            </w:r>
+          </w:p>
+        </w:tc>
+        <w:tc>
+          <w:p>
+            <w:pPr>
+              <w:pStyle w:val="24"/>
+            </w:pPr>
+            <w:r>
+              <w:t xml:space="preserve">Class I/II/III </w:t>
+            </w:r>
+            <w:r>
+              <w:rPr>
+                <w:b/>
+                <w:bCs/>
+              </w:rPr>
+              <w:t>different templates</w:t>
+            </w:r>
+            <w:r>
+              <w:t xml:space="preserve"> (full styling in Phase 2)</w:t>
+            </w:r>
+          </w:p>
+        </w:tc>
+        <w:tc>
+          <w:p>
+            <w:pPr>
+              <w:pStyle w:val="24"/>
+            </w:pPr>
+            <w:r>
+              <w:t>Client-approved templates live</w:t>
+            </w:r>
+          </w:p>
+        </w:tc>
+        <w:tc>
+          <w:p>
+            <w:pPr>
+              <w:pStyle w:val="24"/>
+            </w:pPr>
+            <w:r>
+              <w:t>3</w:t>
+            </w:r>
+          </w:p>
+        </w:tc>
+      </w:tr>
+      <w:tr>
+        <w:tc>
+          <w:p>
+            <w:pPr>
+              <w:pStyle w:val="24"/>
+            </w:pPr>
+            <w:r>
+              <w:rPr>
+                <w:b/>
+                <w:bCs/>
+              </w:rPr>
+              <w:t>M10</w:t>
+            </w:r>
+          </w:p>
+        </w:tc>
+        <w:tc>
+          <w:p>
+            <w:pPr>
+              <w:pStyle w:val="24"/>
+            </w:pPr>
+            <w:r>
+              <w:t>User interface</w:t>
+            </w:r>
+          </w:p>
+        </w:tc>
+        <w:tc>
+          <w:p>
+            <w:pPr>
+              <w:pStyle w:val="24"/>
+            </w:pPr>
+            <w:r>
+              <w:t xml:space="preserve">Cabinet, affected recalls, detail, disclaimer; </w:t>
+            </w:r>
+            <w:r>
+              <w:rPr>
+                <w:b/>
+                <w:bCs/>
+              </w:rPr>
+              <w:t>client Logo and visual assets</w:t>
+            </w:r>
+          </w:p>
+        </w:tc>
+        <w:tc>
+          <w:p>
+            <w:pPr>
+              <w:pStyle w:val="24"/>
+            </w:pPr>
+            <w:r>
+              <w:t>Unhandled recalls viewable</w:t>
+            </w:r>
+          </w:p>
+        </w:tc>
+        <w:tc>
+          <w:p>
+            <w:pPr>
+              <w:pStyle w:val="24"/>
+            </w:pPr>
+            <w:r>
+              <w:t>8</w:t>
+            </w:r>
+          </w:p>
+        </w:tc>
+      </w:tr>
+      <w:tr>
+        <w:tc>
+          <w:p>
+            <w:pPr>
+              <w:pStyle w:val="24"/>
+            </w:pPr>
+            <w:r>
+              <w:rPr>
+                <w:b/>
+                <w:bCs/>
+              </w:rPr>
+              <w:t>M11</w:t>
+            </w:r>
+          </w:p>
+        </w:tc>
+        <w:tc>
+          <w:p>
+            <w:pPr>
+              <w:pStyle w:val="24"/>
+            </w:pPr>
+            <w:r>
+              <w:t>Instant recall lookup</w:t>
+            </w:r>
+          </w:p>
+        </w:tc>
+        <w:tc>
+          <w:p>
+            <w:pPr>
+              <w:pStyle w:val="24"/>
+            </w:pPr>
+            <w:r>
+              <w:rPr>
+                <w:b/>
+                <w:bCs/>
+              </w:rPr>
+              <w:t>2 tries without login</w:t>
+            </w:r>
+            <w:r>
+              <w:t>; then register; manual entry / NDC; three-state results</w:t>
+            </w:r>
+          </w:p>
+        </w:tc>
+        <w:tc>
+          <w:p>
+            <w:pPr>
+              <w:pStyle w:val="24"/>
+            </w:pPr>
+            <w:r>
+              <w:t>3rd try prompts sign-up; samples pass</w:t>
+            </w:r>
+          </w:p>
+        </w:tc>
+        <w:tc>
+          <w:p>
+            <w:pPr>
+              <w:pStyle w:val="24"/>
+            </w:pPr>
+            <w:r>
+              <w:t>7</w:t>
+            </w:r>
+          </w:p>
+        </w:tc>
+      </w:tr>
+      <w:tr>
+        <w:tc>
+          <w:p>
+            <w:pPr>
+              <w:pStyle w:val="24"/>
+            </w:pPr>
+            <w:r>
+              <w:rPr>
+                <w:b/>
+                <w:bCs/>
+              </w:rPr>
+              <w:t>M12</w:t>
+            </w:r>
+          </w:p>
+        </w:tc>
+        <w:tc>
+          <w:p>
+            <w:pPr>
+              <w:pStyle w:val="24"/>
+            </w:pPr>
+            <w:r>
+              <w:t>Privacy &amp; legal pages</w:t>
+            </w:r>
+          </w:p>
+        </w:tc>
+        <w:tc>
+          <w:p>
+            <w:pPr>
+              <w:pStyle w:val="24"/>
+            </w:pPr>
+            <w:r>
+              <w:t xml:space="preserve">Client-supplied privacy policy, terms, cookie policy; </w:t>
+            </w:r>
+            <w:r>
+              <w:rPr>
+                <w:b/>
+                <w:bCs/>
+              </w:rPr>
+              <w:t>static pages</w:t>
+            </w:r>
+            <w:r>
+              <w:t>, no CMS</w:t>
+            </w:r>
+          </w:p>
+        </w:tc>
+        <w:tc>
+          <w:p>
+            <w:pPr>
+              <w:pStyle w:val="24"/>
+            </w:pPr>
+            <w:r>
+              <w:t>Accessible and agreed before sign-up</w:t>
+            </w:r>
+          </w:p>
+        </w:tc>
+        <w:tc>
+          <w:p>
+            <w:pPr>
+              <w:pStyle w:val="24"/>
+            </w:pPr>
+            <w:r>
+              <w:t>2</w:t>
+            </w:r>
+          </w:p>
+        </w:tc>
+      </w:tr>
+      <w:tr>
+        <w:tc>
+          <w:p>
+            <w:pPr>
+              <w:pStyle w:val="24"/>
+            </w:pPr>
+            <w:r>
+              <w:rPr>
+                <w:b/>
+                <w:bCs/>
+              </w:rPr>
+              <w:t>M13</w:t>
+            </w:r>
+          </w:p>
+        </w:tc>
+        <w:tc>
+          <w:p>
+            <w:pPr>
+              <w:pStyle w:val="24"/>
+            </w:pPr>
+            <w:r>
+              <w:t>Ops monitoring (basic)</w:t>
+            </w:r>
+          </w:p>
+        </w:tc>
+        <w:tc>
+          <w:p>
+            <w:pPr>
+              <w:pStyle w:val="24"/>
+            </w:pPr>
+            <w:r>
+              <w:t>Sync logs; failure alerts to ops email</w:t>
+            </w:r>
+          </w:p>
+        </w:tc>
+        <w:tc>
+          <w:p>
+            <w:pPr>
+              <w:pStyle w:val="24"/>
+            </w:pPr>
+            <w:r>
+              <w:t>Configured mailbox receives alerts</w:t>
+            </w:r>
+          </w:p>
+        </w:tc>
+        <w:tc>
+          <w:p>
+            <w:pPr>
+              <w:pStyle w:val="24"/>
+            </w:pPr>
+            <w:r>
+              <w:t>2</w:t>
+            </w:r>
+          </w:p>
+        </w:tc>
+      </w:tr>
+      <w:tr>
+        <w:tc>
+          <w:p>
+            <w:pPr>
+              <w:pStyle w:val="24"/>
+            </w:pPr>
+            <w:r>
+              <w:rPr>
+                <w:b/>
+                <w:bCs/>
+              </w:rPr>
+              <w:t>SUB-01</w:t>
+            </w:r>
+          </w:p>
+        </w:tc>
+        <w:tc>
+          <w:p>
+            <w:pPr>
+              <w:pStyle w:val="24"/>
+            </w:pPr>
+            <w:r>
+              <w:t>Free tier &amp; gate</w:t>
+            </w:r>
+          </w:p>
+        </w:tc>
+        <w:tc>
+          <w:p>
+            <w:pPr>
+              <w:pStyle w:val="24"/>
+            </w:pPr>
+            <w:r>
+              <w:rPr>
+                <w:b/>
+                <w:bCs/>
+              </w:rPr>
+              <w:t>2 drugs</w:t>
+            </w:r>
+            <w:r>
+              <w:t xml:space="preserve"> free after registration; 3rd requires subscription (upgrade prompt before Phase 2 payment)</w:t>
+            </w:r>
+          </w:p>
+        </w:tc>
+        <w:tc>
+          <w:p>
+            <w:pPr>
+              <w:pStyle w:val="24"/>
+            </w:pPr>
+            <w:r>
+              <w:t>Cannot add over limit or clear upgrade prompt</w:t>
+            </w:r>
+          </w:p>
+        </w:tc>
+        <w:tc>
+          <w:p>
+            <w:pPr>
+              <w:pStyle w:val="24"/>
+            </w:pPr>
+            <w:r>
+              <w:t>6</w:t>
+            </w:r>
+          </w:p>
+        </w:tc>
+      </w:tr>
+      <w:tr>
+        <w:tc>
+          <w:p>
+            <w:pPr>
+              <w:pStyle w:val="24"/>
+            </w:pPr>
+            <w:r>
+              <w:rPr>
+                <w:b/>
+                <w:bCs/>
+              </w:rPr>
+              <w:t>M14</w:t>
+            </w:r>
+          </w:p>
+        </w:tc>
+        <w:tc>
+          <w:p>
+            <w:pPr>
+              <w:pStyle w:val="24"/>
+            </w:pPr>
+            <w:r>
+              <w:t>Test &amp; launch</w:t>
+            </w:r>
+          </w:p>
+        </w:tc>
+        <w:tc>
+          <w:p>
+            <w:pPr>
+              <w:pStyle w:val="24"/>
+            </w:pPr>
+            <w:r>
+              <w:t>Testing, deploy, 1 UAT round</w:t>
+            </w:r>
+          </w:p>
+        </w:tc>
+        <w:tc>
+          <w:p>
+            <w:pPr>
+              <w:pStyle w:val="24"/>
+            </w:pPr>
+            <w:r>
+              <w:t>MVP checklist passed</w:t>
+            </w:r>
+          </w:p>
+        </w:tc>
+        <w:tc>
+          <w:p>
+            <w:pPr>
+              <w:pStyle w:val="24"/>
+            </w:pPr>
+            <w:r>
+              <w:t>5</w:t>
+            </w:r>
+          </w:p>
+        </w:tc>
+      </w:tr>
+      <w:tr>
+        <w:tc>
+          <w:p>
+            <w:pPr>
+              <w:pStyle w:val="24"/>
+            </w:pPr>
+            <w:r>
+              <w:rPr>
+                <w:b/>
+                <w:bCs/>
+              </w:rPr>
+              <w:t>M15</w:t>
+            </w:r>
+          </w:p>
+        </w:tc>
+        <w:tc>
+          <w:p>
+            <w:pPr>
+              <w:pStyle w:val="24"/>
+            </w:pPr>
+            <w:r>
+              <w:t>PM &amp; documentation</w:t>
+            </w:r>
+          </w:p>
+        </w:tc>
+        <w:tc>
+          <w:p>
+            <w:pPr>
+              <w:pStyle w:val="24"/>
+            </w:pPr>
+            <w:r>
+              <w:t>Demo, acceptance materials, English user guide</w:t>
+            </w:r>
+          </w:p>
+        </w:tc>
+        <w:tc>
+          <w:p>
+            <w:pPr>
+              <w:pStyle w:val="24"/>
+            </w:pPr>
+            <w:r>
+              <w:t>MVP milestone signed</w:t>
+            </w:r>
+          </w:p>
+        </w:tc>
+        <w:tc>
+          <w:p>
+            <w:pPr>
+              <w:pStyle w:val="24"/>
+            </w:pPr>
+            <w:r>
+              <w:t>4</w:t>
+            </w:r>
+          </w:p>
+        </w:tc>
+      </w:tr>
+      <w:tr>
+        <w:tc>
+          <w:p>
+            <w:pPr>
+              <w:pStyle w:val="24"/>
+            </w:pPr>
+          </w:p>
+        </w:tc>
+        <w:tc>
+          <w:p>
+            <w:pPr>
+              <w:pStyle w:val="24"/>
+            </w:pPr>
+            <w:r>
+              <w:rPr>
+                <w:b/>
+                <w:bCs/>
+              </w:rPr>
+              <w:t>Phase 1 total</w:t>
+            </w:r>
+          </w:p>
+        </w:tc>
+        <w:tc>
+          <w:p>
+            <w:pPr>
+              <w:pStyle w:val="24"/>
+            </w:pPr>
+          </w:p>
+        </w:tc>
+        <w:tc>
+          <w:p>
+            <w:pPr>
+              <w:pStyle w:val="24"/>
+            </w:pPr>
+          </w:p>
+        </w:tc>
+        <w:tc>
+          <w:p>
+            <w:pPr>
+              <w:pStyle w:val="24"/>
+            </w:pPr>
+            <w:r>
+              <w:rPr>
+                <w:b/>
+                <w:bCs/>
+              </w:rPr>
+              <w:t>102</w:t>
+            </w:r>
+          </w:p>
+        </w:tc>
+      </w:tr>
+      <w:bookmarkEnd w:id="4"/>
+    </w:tbl>
+    <w:p>
+      <w:pPr>
+        <w:pStyle w:val="5"/>
+      </w:pPr>
+      <w:bookmarkStart w:id="5" w:name="phase-1-mvp-acceptance-checklist"/>
+      <w:r>
+        <w:t>3.2 Phase 1 — MVP Acceptance Checklist</w:t>
+      </w:r>
+    </w:p>
+    <w:p>
+      <w:pPr>
+        <w:pStyle w:val="24"/>
+        <w:numPr>
+          <w:ilvl w:val="0"/>
+          <w:numId w:val="3"/>
+        </w:numPr>
+      </w:pPr>
+      <w:r>
+        <w:t>Recall data syncs; last update time displayed</w:t>
+      </w:r>
+      <w:r>
+        <w:br w:type="textWrapping"/>
+      </w:r>
+    </w:p>
+    <w:p>
+      <w:pPr>
+        <w:pStyle w:val="24"/>
+        <w:numPr>
+          <w:ilvl w:val="0"/>
+          <w:numId w:val="3"/>
+        </w:numPr>
+      </w:pPr>
+      <w:r>
+        <w:t>Registration with required profile fields; Google login works</w:t>
+      </w:r>
+      <w:r>
+        <w:br w:type="textWrapping"/>
+      </w:r>
+    </w:p>
+    <w:p>
+      <w:pPr>
+        <w:pStyle w:val="24"/>
+        <w:numPr>
+          <w:ilvl w:val="0"/>
+          <w:numId w:val="3"/>
+        </w:numPr>
+      </w:pPr>
+      <w:r>
+        <w:t xml:space="preserve">Guests may query </w:t>
+      </w:r>
+      <w:r>
+        <w:rPr>
+          <w:b/>
+          <w:bCs/>
+        </w:rPr>
+        <w:t>2 times</w:t>
+      </w:r>
+      <w:r>
+        <w:t xml:space="preserve"> only, then must register</w:t>
+      </w:r>
+      <w:r>
+        <w:br w:type="textWrapping"/>
+      </w:r>
+    </w:p>
+    <w:p>
+      <w:pPr>
+        <w:pStyle w:val="24"/>
+        <w:numPr>
+          <w:ilvl w:val="0"/>
+          <w:numId w:val="3"/>
+        </w:numPr>
+      </w:pPr>
+      <w:r>
+        <w:t xml:space="preserve">Manual cabinet; max </w:t>
+      </w:r>
+      <w:r>
+        <w:rPr>
+          <w:b/>
+          <w:bCs/>
+        </w:rPr>
+        <w:t>2</w:t>
+      </w:r>
+      <w:r>
+        <w:t xml:space="preserve"> free monitored drugs; no tracking after delete</w:t>
+      </w:r>
+      <w:r>
+        <w:br w:type="textWrapping"/>
+      </w:r>
+    </w:p>
+    <w:p>
+      <w:pPr>
+        <w:pStyle w:val="24"/>
+        <w:numPr>
+          <w:ilvl w:val="0"/>
+          <w:numId w:val="3"/>
+        </w:numPr>
+      </w:pPr>
+      <w:r>
+        <w:t>Unknown manufacturer shows “cannot track” messaging</w:t>
+      </w:r>
+      <w:r>
+        <w:br w:type="textWrapping"/>
+      </w:r>
+    </w:p>
+    <w:p>
+      <w:pPr>
+        <w:pStyle w:val="24"/>
+        <w:numPr>
+          <w:ilvl w:val="0"/>
+          <w:numId w:val="3"/>
+        </w:numPr>
+      </w:pPr>
+      <w:r>
+        <w:t>Email and in-app notifications on match while monitoring</w:t>
+      </w:r>
+      <w:r>
+        <w:br w:type="textWrapping"/>
+      </w:r>
+    </w:p>
+    <w:p>
+      <w:pPr>
+        <w:pStyle w:val="24"/>
+        <w:numPr>
+          <w:ilvl w:val="0"/>
+          <w:numId w:val="3"/>
+        </w:numPr>
+      </w:pPr>
+      <w:r>
+        <w:t>Instant lookup works (no scan, photo, SMS, browser/Web Push)</w:t>
+      </w:r>
+      <w:r>
+        <w:br w:type="textWrapping"/>
+      </w:r>
+    </w:p>
+    <w:p>
+      <w:pPr>
+        <w:pStyle w:val="24"/>
+        <w:numPr>
+          <w:ilvl w:val="0"/>
+          <w:numId w:val="3"/>
+        </w:numPr>
+      </w:pPr>
+      <w:r>
+        <w:t>Static legal pages and cookie notice live</w:t>
+      </w:r>
+      <w:r>
+        <w:br w:type="textWrapping"/>
+      </w:r>
+    </w:p>
+    <w:p>
+      <w:pPr>
+        <w:pStyle w:val="24"/>
+        <w:numPr>
+          <w:ilvl w:val="0"/>
+          <w:numId w:val="3"/>
+        </w:numPr>
+      </w:pPr>
+      <w:r>
+        <w:t>MVP environment stable; daily sync runs</w:t>
+      </w:r>
+    </w:p>
+    <w:p>
+      <w:r>
+        <w:pict>
+          <v:rect id="_x0000_i1028" o:spt="1" style="height:1.5pt;width:0pt;" coordsize="21600,21600" o:hr="t" o:hrstd="t" o:hralign="center">
+            <v:path/>
+            <v:fill focussize="0,0"/>
+            <v:stroke/>
+            <v:imagedata o:title=""/>
+            <o:lock v:ext="edit"/>
+            <w10:wrap type="none"/>
+            <w10:anchorlock/>
+          </v:rect>
+        </w:pict>
+      </w:r>
+    </w:p>
+    <w:bookmarkEnd w:id="3"/>
+    <w:bookmarkEnd w:id="5"/>
+    <w:p>
+      <w:pPr>
+        <w:pStyle w:val="4"/>
+      </w:pPr>
+      <w:bookmarkStart w:id="6" w:name="phase-2-full-web-delivery-final-release"/>
+      <w:r>
+        <w:t>4. Phase 2 — Full Web Delivery (Final Release)</w:t>
+      </w:r>
+    </w:p>
+    <w:p>
+      <w:pPr>
+        <w:pStyle w:val="23"/>
+      </w:pPr>
+      <w:r>
+        <w:rPr>
+          <w:b/>
+          <w:bCs/>
+        </w:rPr>
+        <w:t>Goal</w:t>
+      </w:r>
+      <w:r>
+        <w:t>: Subscription payment (provider TBD), family cabinets, SMS, notification preferences, lot parsing enhancement, recall browser, admin dashboard, data export.</w:t>
+      </w:r>
+    </w:p>
+    <w:p>
+      <w:pPr>
+        <w:pStyle w:val="3"/>
+      </w:pPr>
+      <w:r>
+        <w:rPr>
+          <w:b/>
+          <w:bCs/>
+        </w:rPr>
+        <w:t>Not in this phase</w:t>
+      </w:r>
+      <w:r>
+        <w:t>: Barcode scan, photo/OCR, browser/Web Push, native app push, generic NDC expansion.</w:t>
+      </w:r>
+    </w:p>
+    <w:p>
+      <w:pPr>
+        <w:pStyle w:val="3"/>
+      </w:pPr>
+      <w:r>
+        <w:rPr>
+          <w:b/>
+          <w:bCs/>
+        </w:rPr>
+        <w:t>Phase hours</w:t>
+      </w:r>
+      <w:r>
+        <w:t xml:space="preserve">: </w:t>
+      </w:r>
+      <w:r>
+        <w:rPr>
+          <w:b/>
+          <w:bCs/>
+        </w:rPr>
+        <w:t>73 hours</w:t>
+      </w:r>
+      <w:r>
+        <w:t xml:space="preserve"> (</w:t>
+      </w:r>
+      <w:r>
+        <w:rPr>
+          <w:b/>
+          <w:bCs/>
+        </w:rPr>
+        <w:t>USD 7,300</w:t>
+      </w:r>
+      <w:r>
+        <w:t>)</w:t>
+      </w:r>
+    </w:p>
+    <w:p>
+      <w:pPr>
+        <w:pStyle w:val="5"/>
+      </w:pPr>
+      <w:bookmarkStart w:id="7" w:name="module-detail-1"/>
+      <w:r>
+        <w:t>4.1 Module Detail</w:t>
+      </w:r>
+    </w:p>
+    <w:tbl>
+      <w:tblPr>
+        <w:tblStyle w:val="41"/>
+        <w:tblW w:w="5000" w:type="pct"/>
+        <w:tblInd w:w="0" w:type="dxa"/>
+        <w:tblBorders>
+          <w:top w:val="single" w:color="auto" w:sz="4" w:space="0"/>
+          <w:left w:val="single" w:color="auto" w:sz="4" w:space="0"/>
+          <w:bottom w:val="single" w:color="auto" w:sz="4" w:space="0"/>
+          <w:right w:val="single" w:color="auto" w:sz="4" w:space="0"/>
+          <w:insideH w:val="single" w:color="auto" w:sz="4" w:space="0"/>
+          <w:insideV w:val="single" w:color="auto" w:sz="4" w:space="0"/>
+        </w:tblBorders>
+        <w:tblLayout w:type="fixed"/>
+        <w:tblCellMar>
+          <w:top w:w="0" w:type="dxa"/>
+          <w:left w:w="108" w:type="dxa"/>
+          <w:bottom w:w="0" w:type="dxa"/>
+          <w:right w:w="108" w:type="dxa"/>
+        </w:tblCellMar>
+      </w:tblPr>
+      <w:tblGrid>
+        <w:gridCol w:w="805"/>
+        <w:gridCol w:w="1610"/>
+        <w:gridCol w:w="2617"/>
+        <w:gridCol w:w="2415"/>
+        <w:gridCol w:w="1409"/>
+      </w:tblGrid>
+      <w:tr>
+        <w:trPr>
+          <w:tblHeader/>
+        </w:trPr>
+        <w:tc>
+          <w:p>
+            <w:pPr>
+              <w:pStyle w:val="24"/>
+            </w:pPr>
+            <w:r>
+              <w:t>ID</w:t>
+            </w:r>
+          </w:p>
+        </w:tc>
+        <w:tc>
+          <w:p>
+            <w:pPr>
+              <w:pStyle w:val="24"/>
+            </w:pPr>
+            <w:r>
+              <w:t>Module</w:t>
+            </w:r>
+          </w:p>
+        </w:tc>
+        <w:tc>
+          <w:p>
+            <w:pPr>
+              <w:pStyle w:val="24"/>
+            </w:pPr>
+            <w:r>
+              <w:t>Description</w:t>
+            </w:r>
+          </w:p>
+        </w:tc>
+        <w:tc>
+          <w:p>
+            <w:pPr>
+              <w:pStyle w:val="24"/>
+            </w:pPr>
+            <w:r>
+              <w:t>Acceptance</w:t>
             </w:r>
           </w:p>
         </w:tc>
@@ -2347,24 +3108,17 @@
               <w:pStyle w:val="24"/>
             </w:pPr>
             <w:r>
-              <w:t xml:space="preserve">Separate cabinets and alerts per member; all drugs </w:t>
-            </w:r>
-            <w:r>
-              <w:rPr>
-                <w:b/>
-                <w:bCs/>
-              </w:rPr>
-              <w:t>added manually</w:t>
-            </w:r>
-          </w:p>
-        </w:tc>
-        <w:tc>
-          <w:p>
-            <w:pPr>
-              <w:pStyle w:val="24"/>
-            </w:pPr>
-            <w:r>
-              <w:t>Member switching works</w:t>
+              <w:t>Separate cabinets and notifications per member; all drugs added manually</w:t>
+            </w:r>
+          </w:p>
+        </w:tc>
+        <w:tc>
+          <w:p>
+            <w:pPr>
+              <w:pStyle w:val="24"/>
+            </w:pPr>
+            <w:r>
+              <w:t>Member switch correct</w:t>
             </w:r>
           </w:p>
         </w:tc>
@@ -2410,7 +3164,7 @@
               <w:pStyle w:val="24"/>
             </w:pPr>
             <w:r>
-              <w:t>Better lot extraction from recall text (with manually entered lots)</w:t>
+              <w:t>Better lot extraction from recall text (with manual lot entry)</w:t>
             </w:r>
           </w:p>
         </w:tc>
@@ -2430,7 +3184,7 @@
               <w:pStyle w:val="24"/>
             </w:pPr>
             <w:r>
-              <w:t>7</w:t>
+              <w:t>6</w:t>
             </w:r>
           </w:p>
         </w:tc>
@@ -2466,27 +3220,27 @@
               <w:pStyle w:val="24"/>
             </w:pPr>
             <w:r>
-              <w:t>Browse by class and date</w:t>
-            </w:r>
-          </w:p>
-        </w:tc>
-        <w:tc>
-          <w:p>
-            <w:pPr>
-              <w:pStyle w:val="24"/>
-            </w:pPr>
-            <w:r>
-              <w:t>Filter and view details</w:t>
-            </w:r>
-          </w:p>
-        </w:tc>
-        <w:tc>
-          <w:p>
-            <w:pPr>
-              <w:pStyle w:val="24"/>
-            </w:pPr>
-            <w:r>
-              <w:t>8</w:t>
+              <w:t>Browse recalls by class, date</w:t>
+            </w:r>
+          </w:p>
+        </w:tc>
+        <w:tc>
+          <w:p>
+            <w:pPr>
+              <w:pStyle w:val="24"/>
+            </w:pPr>
+            <w:r>
+              <w:t>Filter and detail view</w:t>
+            </w:r>
+          </w:p>
+        </w:tc>
+        <w:tc>
+          <w:p>
+            <w:pPr>
+              <w:pStyle w:val="24"/>
+            </w:pPr>
+            <w:r>
+              <w:t>6</w:t>
             </w:r>
           </w:p>
         </w:tc>
@@ -2522,7 +3276,27 @@
               <w:pStyle w:val="24"/>
             </w:pPr>
             <w:r>
-              <w:t>Email/SMS toggles, class levels, etc.</w:t>
+              <w:t xml:space="preserve">User selects </w:t>
+            </w:r>
+            <w:r>
+              <w:rPr>
+                <w:b/>
+                <w:bCs/>
+              </w:rPr>
+              <w:t>email / SMS / in-app</w:t>
+            </w:r>
+            <w:r>
+              <w:t xml:space="preserve"> channels and </w:t>
+            </w:r>
+            <w:r>
+              <w:rPr>
+                <w:b/>
+                <w:bCs/>
+              </w:rPr>
+              <w:t>Class</w:t>
+            </w:r>
+            <w:r>
+              <w:t xml:space="preserve"> levels to receive</w:t>
             </w:r>
           </w:p>
         </w:tc>
@@ -2568,37 +3342,37 @@
               <w:pStyle w:val="24"/>
             </w:pPr>
             <w:r>
-              <w:t>SMS notifications (Web)</w:t>
-            </w:r>
-          </w:p>
-        </w:tc>
-        <w:tc>
-          <w:p>
-            <w:pPr>
-              <w:pStyle w:val="24"/>
-            </w:pPr>
-            <w:r>
-              <w:t>Opt-in phone binding; recall SMS</w:t>
-            </w:r>
-          </w:p>
-        </w:tc>
-        <w:tc>
-          <w:p>
-            <w:pPr>
-              <w:pStyle w:val="24"/>
-            </w:pPr>
-            <w:r>
-              <w:t>Test number receives messages</w:t>
-            </w:r>
-          </w:p>
-        </w:tc>
-        <w:tc>
-          <w:p>
-            <w:pPr>
-              <w:pStyle w:val="24"/>
-            </w:pPr>
-            <w:r>
-              <w:t>8</w:t>
+              <w:t>SMS (Web)</w:t>
+            </w:r>
+          </w:p>
+        </w:tc>
+        <w:tc>
+          <w:p>
+            <w:pPr>
+              <w:pStyle w:val="24"/>
+            </w:pPr>
+            <w:r>
+              <w:t>Opt-in phone binding; recall SMS (Twilio or client-confirmed equivalent)</w:t>
+            </w:r>
+          </w:p>
+        </w:tc>
+        <w:tc>
+          <w:p>
+            <w:pPr>
+              <w:pStyle w:val="24"/>
+            </w:pPr>
+            <w:r>
+              <w:t>Test number receives</w:t>
+            </w:r>
+          </w:p>
+        </w:tc>
+        <w:tc>
+          <w:p>
+            <w:pPr>
+              <w:pStyle w:val="24"/>
+            </w:pPr>
+            <w:r>
+              <w:t>7</w:t>
             </w:r>
           </w:p>
         </w:tc>
@@ -2634,17 +3408,17 @@
               <w:pStyle w:val="24"/>
             </w:pPr>
             <w:r>
-              <w:t>Export personal data</w:t>
-            </w:r>
-          </w:p>
-        </w:tc>
-        <w:tc>
-          <w:p>
-            <w:pPr>
-              <w:pStyle w:val="24"/>
-            </w:pPr>
-            <w:r>
-              <w:t>Download in agreed format</w:t>
+              <w:t>User exports personal data</w:t>
+            </w:r>
+          </w:p>
+        </w:tc>
+        <w:tc>
+          <w:p>
+            <w:pPr>
+              <w:pStyle w:val="24"/>
+            </w:pPr>
+            <w:r>
+              <w:t>Download works</w:t>
             </w:r>
           </w:p>
         </w:tc>
@@ -2670,7 +3444,195 @@
                 <w:b/>
                 <w:bCs/>
               </w:rPr>
-              <w:t>V2-11</w:t>
+              <w:t>ADM-02</w:t>
+            </w:r>
+          </w:p>
+        </w:tc>
+        <w:tc>
+          <w:p>
+            <w:pPr>
+              <w:pStyle w:val="24"/>
+            </w:pPr>
+            <w:r>
+              <w:t>Admin dashboard</w:t>
+            </w:r>
+          </w:p>
+        </w:tc>
+        <w:tc>
+          <w:p>
+            <w:pPr>
+              <w:pStyle w:val="24"/>
+            </w:pPr>
+            <w:r>
+              <w:t xml:space="preserve">Client </w:t>
+            </w:r>
+            <w:r>
+              <w:rPr>
+                <w:b/>
+                <w:bCs/>
+              </w:rPr>
+              <w:t>read-only</w:t>
+            </w:r>
+            <w:r>
+              <w:t xml:space="preserve"> view: users, subscription status, cabinets, notifications summary</w:t>
+            </w:r>
+          </w:p>
+        </w:tc>
+        <w:tc>
+          <w:p>
+            <w:pPr>
+              <w:pStyle w:val="24"/>
+            </w:pPr>
+            <w:r>
+              <w:t>Client account can log in and view</w:t>
+            </w:r>
+          </w:p>
+        </w:tc>
+        <w:tc>
+          <w:p>
+            <w:pPr>
+              <w:pStyle w:val="24"/>
+            </w:pPr>
+            <w:r>
+              <w:t>13</w:t>
+            </w:r>
+          </w:p>
+        </w:tc>
+      </w:tr>
+      <w:tr>
+        <w:tc>
+          <w:p>
+            <w:pPr>
+              <w:pStyle w:val="24"/>
+            </w:pPr>
+            <w:r>
+              <w:rPr>
+                <w:b/>
+                <w:bCs/>
+              </w:rPr>
+              <w:t>SUB-03</w:t>
+            </w:r>
+          </w:p>
+        </w:tc>
+        <w:tc>
+          <w:p>
+            <w:pPr>
+              <w:pStyle w:val="24"/>
+            </w:pPr>
+            <w:r>
+              <w:t>Subscription &amp; billing</w:t>
+            </w:r>
+          </w:p>
+        </w:tc>
+        <w:tc>
+          <w:p>
+            <w:pPr>
+              <w:pStyle w:val="24"/>
+            </w:pPr>
+            <w:r>
+              <w:t xml:space="preserve">Personal/family plans on </w:t>
+            </w:r>
+            <w:r>
+              <w:rPr>
+                <w:b/>
+                <w:bCs/>
+              </w:rPr>
+              <w:t>confirmed subscription payment provider</w:t>
+            </w:r>
+            <w:r>
+              <w:t>; monthly/yearly; Webhook sync</w:t>
+            </w:r>
+          </w:p>
+        </w:tc>
+        <w:tc>
+          <w:p>
+            <w:pPr>
+              <w:pStyle w:val="24"/>
+            </w:pPr>
+            <w:r>
+              <w:t>Subscription completable in test env</w:t>
+            </w:r>
+          </w:p>
+        </w:tc>
+        <w:tc>
+          <w:p>
+            <w:pPr>
+              <w:pStyle w:val="24"/>
+            </w:pPr>
+            <w:r>
+              <w:t>24</w:t>
+            </w:r>
+          </w:p>
+        </w:tc>
+      </w:tr>
+      <w:tr>
+        <w:tc>
+          <w:p>
+            <w:pPr>
+              <w:pStyle w:val="24"/>
+            </w:pPr>
+            <w:r>
+              <w:rPr>
+                <w:b/>
+                <w:bCs/>
+              </w:rPr>
+              <w:t>V2-INT</w:t>
+            </w:r>
+          </w:p>
+        </w:tc>
+        <w:tc>
+          <w:p>
+            <w:pPr>
+              <w:pStyle w:val="24"/>
+            </w:pPr>
+            <w:r>
+              <w:t>Integration &amp; QA buffer</w:t>
+            </w:r>
+          </w:p>
+        </w:tc>
+        <w:tc>
+          <w:p>
+            <w:pPr>
+              <w:pStyle w:val="24"/>
+            </w:pPr>
+            <w:r>
+              <w:t>Payment Webhooks, SMS gateway, environment cutover, cross-module integration</w:t>
+            </w:r>
+          </w:p>
+        </w:tc>
+        <w:tc>
+          <w:p>
+            <w:pPr>
+              <w:pStyle w:val="24"/>
+            </w:pPr>
+            <w:r>
+              <w:t>Phase 2 checklist passed</w:t>
+            </w:r>
+          </w:p>
+        </w:tc>
+        <w:tc>
+          <w:p>
+            <w:pPr>
+              <w:pStyle w:val="24"/>
+            </w:pPr>
+            <w:r>
+              <w:t>8</w:t>
+            </w:r>
+          </w:p>
+        </w:tc>
+      </w:tr>
+      <w:tr>
+        <w:tc>
+          <w:p>
+            <w:pPr>
+              <w:pStyle w:val="24"/>
+            </w:pPr>
+            <w:r>
+              <w:rPr>
+                <w:b/>
+                <w:bCs/>
+              </w:rPr>
+              <w:t>V2-12</w:t>
             </w:r>
           </w:p>
         </w:tc>
@@ -2690,27 +3652,27 @@
               <w:pStyle w:val="24"/>
             </w:pPr>
             <w:r>
-              <w:t>Full-release UAT and production launch</w:t>
-            </w:r>
-          </w:p>
-        </w:tc>
-        <w:tc>
-          <w:p>
-            <w:pPr>
-              <w:pStyle w:val="24"/>
-            </w:pPr>
-            <w:r>
-              <w:t>Final checklist passed</w:t>
-            </w:r>
-          </w:p>
-        </w:tc>
-        <w:tc>
-          <w:p>
-            <w:pPr>
-              <w:pStyle w:val="24"/>
-            </w:pPr>
-            <w:r>
-              <w:t>7</w:t>
+              <w:t>Full regression, 1 UAT, production launch</w:t>
+            </w:r>
+          </w:p>
+        </w:tc>
+        <w:tc>
+          <w:p>
+            <w:pPr>
+              <w:pStyle w:val="24"/>
+            </w:pPr>
+            <w:r>
+              <w:t>Sections 4 &amp; 5 checklist passed</w:t>
+            </w:r>
+          </w:p>
+        </w:tc>
+        <w:tc>
+          <w:p>
+            <w:pPr>
+              <w:pStyle w:val="24"/>
+            </w:pPr>
+            <w:r>
+              <w:t>5</w:t>
             </w:r>
           </w:p>
         </w:tc>
@@ -2761,7 +3723,7 @@
                 <w:b/>
                 <w:bCs/>
               </w:rPr>
-              <w:t>43</w:t>
+              <w:t>73</w:t>
             </w:r>
           </w:p>
         </w:tc>
@@ -2776,7 +3738,7 @@
           <w:i/>
           <w:iCs/>
         </w:rPr>
-        <w:t>Cancelled and out of scope: V2-1 barcode scan, V2-2 photo recognition, V2-3 scan/photo add-to-cabinet, generic NDC expansion.</w:t>
+        <w:t>Cancelled: V2-1 barcode, V2-2 photo, V2-3 scan-to-add, generic NDC linking.</w:t>
       </w:r>
     </w:p>
     <w:bookmarkEnd w:id="7"/>
@@ -2786,7 +3748,7 @@
       </w:pPr>
       <w:bookmarkStart w:id="8" w:name="phase-2-final-acceptance-checklist"/>
       <w:r>
-        <w:t>4.2 Phase 2 — Final acceptance checklist</w:t>
+        <w:t>4.2 Phase 2 — Final Acceptance Checklist</w:t>
       </w:r>
     </w:p>
     <w:p>
@@ -2798,7 +3760,24 @@
         </w:numPr>
       </w:pPr>
       <w:r>
-        <w:t>SMS works with preferences and opt-in</w:t>
+        <w:rPr>
+          <w:b/>
+          <w:bCs/>
+        </w:rPr>
+        <w:t>Subscription payment</w:t>
+      </w:r>
+      <w:r>
+        <w:t xml:space="preserve"> (confirmed provider) works; payment failure </w:t>
+      </w:r>
+      <w:r>
+        <w:rPr>
+          <w:b/>
+          <w:bCs/>
+        </w:rPr>
+        <w:t>immediately</w:t>
+      </w:r>
+      <w:r>
+        <w:t xml:space="preserve"> stops paid entitlements per rules</w:t>
       </w:r>
       <w:r>
         <w:br w:type="textWrapping"/>
@@ -2813,7 +3792,27 @@
         </w:numPr>
       </w:pPr>
       <w:r>
-        <w:t>Family cabinets (manual maintenance) and alerts are correct</w:t>
+        <w:t xml:space="preserve">Cancel: access until </w:t>
+      </w:r>
+      <w:r>
+        <w:rPr>
+          <w:b/>
+          <w:bCs/>
+        </w:rPr>
+        <w:t>end of current billing period</w:t>
+      </w:r>
+      <w:r>
+        <w:t xml:space="preserve">; upgrade </w:t>
+      </w:r>
+      <w:r>
+        <w:rPr>
+          <w:b/>
+          <w:bCs/>
+        </w:rPr>
+        <w:t>immediate</w:t>
+      </w:r>
+      <w:r>
+        <w:t xml:space="preserve"> at new price</w:t>
       </w:r>
       <w:r>
         <w:br w:type="textWrapping"/>
@@ -2828,7 +3827,14 @@
         </w:numPr>
       </w:pPr>
       <w:r>
-        <w:t>Lot enhancement, recall browser, preferences, and export work</w:t>
+        <w:rPr>
+          <w:b/>
+          <w:bCs/>
+        </w:rPr>
+        <w:t>Address required</w:t>
+      </w:r>
+      <w:r>
+        <w:t xml:space="preserve"> at payment if not collected at registration</w:t>
       </w:r>
       <w:r>
         <w:br w:type="textWrapping"/>
@@ -2843,14 +3849,17 @@
         </w:numPr>
       </w:pPr>
       <w:r>
-        <w:rPr>
-          <w:b/>
-          <w:bCs/>
-        </w:rPr>
-        <w:t>No</w:t>
-      </w:r>
-      <w:r>
-        <w:t xml:space="preserve"> barcode or photo recognition entry points site-wide</w:t>
+        <w:t xml:space="preserve">Notification preferences (email/SMS/in-app) and </w:t>
+      </w:r>
+      <w:r>
+        <w:rPr>
+          <w:b/>
+          <w:bCs/>
+        </w:rPr>
+        <w:t>Class</w:t>
+      </w:r>
+      <w:r>
+        <w:t xml:space="preserve"> filtering work; SMS respects opt-in</w:t>
       </w:r>
       <w:r>
         <w:br w:type="textWrapping"/>
@@ -2865,14 +3874,74 @@
         </w:numPr>
       </w:pPr>
       <w:r>
-        <w:rPr>
-          <w:b/>
-          <w:bCs/>
-        </w:rPr>
-        <w:t>Full Web release</w:t>
-      </w:r>
-      <w:r>
-        <w:t xml:space="preserve"> is live in production</w:t>
+        <w:t>Family cabinet and class-specific notification styling correct</w:t>
+      </w:r>
+      <w:r>
+        <w:br w:type="textWrapping"/>
+      </w:r>
+    </w:p>
+    <w:p>
+      <w:pPr>
+        <w:pStyle w:val="24"/>
+        <w:numPr>
+          <w:ilvl w:val="0"/>
+          <w:numId w:val="3"/>
+        </w:numPr>
+      </w:pPr>
+      <w:r>
+        <w:t>Lot enhancement, recall browser, data export available</w:t>
+      </w:r>
+      <w:r>
+        <w:br w:type="textWrapping"/>
+      </w:r>
+    </w:p>
+    <w:p>
+      <w:pPr>
+        <w:pStyle w:val="24"/>
+        <w:numPr>
+          <w:ilvl w:val="0"/>
+          <w:numId w:val="3"/>
+        </w:numPr>
+      </w:pPr>
+      <w:r>
+        <w:t>Admin dashboard shows user and business data</w:t>
+      </w:r>
+      <w:r>
+        <w:br w:type="textWrapping"/>
+      </w:r>
+    </w:p>
+    <w:p>
+      <w:pPr>
+        <w:pStyle w:val="24"/>
+        <w:numPr>
+          <w:ilvl w:val="0"/>
+          <w:numId w:val="3"/>
+        </w:numPr>
+      </w:pPr>
+      <w:r>
+        <w:t>No scan/photo entry points site-wide</w:t>
+      </w:r>
+      <w:r>
+        <w:br w:type="textWrapping"/>
+      </w:r>
+    </w:p>
+    <w:p>
+      <w:pPr>
+        <w:pStyle w:val="24"/>
+        <w:numPr>
+          <w:ilvl w:val="0"/>
+          <w:numId w:val="3"/>
+        </w:numPr>
+      </w:pPr>
+      <w:r>
+        <w:rPr>
+          <w:b/>
+          <w:bCs/>
+        </w:rPr>
+        <w:t>Full Web</w:t>
+      </w:r>
+      <w:r>
+        <w:t xml:space="preserve"> live in production</w:t>
       </w:r>
     </w:p>
     <w:p>
@@ -2896,9 +3965,527 @@
       <w:pPr>
         <w:pStyle w:val="4"/>
       </w:pPr>
-      <w:bookmarkStart w:id="9" w:name="explicitly-out-of-scope"/>
-      <w:r>
-        <w:t>5. Explicitly Out of Scope</w:t>
+      <w:bookmarkStart w:id="9" w:name="subscription-billing-sub"/>
+      <w:r>
+        <w:t>5. Subscription &amp; Billing (SUB)</w:t>
+      </w:r>
+    </w:p>
+    <w:p>
+      <w:pPr>
+        <w:pStyle w:val="23"/>
+      </w:pPr>
+      <w:r>
+        <w:rPr>
+          <w:b/>
+          <w:bCs/>
+        </w:rPr>
+        <w:t>End-user pricing (charged by client to users; second-meeting consensus; drug count limits per plan TBD)</w:t>
+      </w:r>
+      <w:r>
+        <w:t>:</w:t>
+      </w:r>
+    </w:p>
+    <w:tbl>
+      <w:tblPr>
+        <w:tblStyle w:val="41"/>
+        <w:tblW w:w="5000" w:type="pct"/>
+        <w:tblInd w:w="0" w:type="dxa"/>
+        <w:tblBorders>
+          <w:top w:val="single" w:color="auto" w:sz="4" w:space="0"/>
+          <w:left w:val="single" w:color="auto" w:sz="4" w:space="0"/>
+          <w:bottom w:val="single" w:color="auto" w:sz="4" w:space="0"/>
+          <w:right w:val="single" w:color="auto" w:sz="4" w:space="0"/>
+          <w:insideH w:val="single" w:color="auto" w:sz="4" w:space="0"/>
+          <w:insideV w:val="single" w:color="auto" w:sz="4" w:space="0"/>
+        </w:tblBorders>
+        <w:tblLayout w:type="fixed"/>
+        <w:tblCellMar>
+          <w:top w:w="0" w:type="dxa"/>
+          <w:left w:w="108" w:type="dxa"/>
+          <w:bottom w:w="0" w:type="dxa"/>
+          <w:right w:w="108" w:type="dxa"/>
+        </w:tblCellMar>
+      </w:tblPr>
+      <w:tblGrid>
+        <w:gridCol w:w="2657"/>
+        <w:gridCol w:w="3100"/>
+        <w:gridCol w:w="3100"/>
+      </w:tblGrid>
+      <w:tr>
+        <w:trPr>
+          <w:tblHeader/>
+        </w:trPr>
+        <w:tc>
+          <w:p>
+            <w:pPr>
+              <w:pStyle w:val="24"/>
+            </w:pPr>
+            <w:r>
+              <w:t>Plan</w:t>
+            </w:r>
+          </w:p>
+        </w:tc>
+        <w:tc>
+          <w:p>
+            <w:pPr>
+              <w:pStyle w:val="24"/>
+            </w:pPr>
+            <w:r>
+              <w:t>Price</w:t>
+            </w:r>
+          </w:p>
+        </w:tc>
+        <w:tc>
+          <w:p>
+            <w:pPr>
+              <w:pStyle w:val="24"/>
+            </w:pPr>
+            <w:r>
+              <w:t>Notes</w:t>
+            </w:r>
+          </w:p>
+        </w:tc>
+      </w:tr>
+      <w:tr>
+        <w:tc>
+          <w:p>
+            <w:pPr>
+              <w:pStyle w:val="24"/>
+            </w:pPr>
+            <w:r>
+              <w:t>Free</w:t>
+            </w:r>
+          </w:p>
+        </w:tc>
+        <w:tc>
+          <w:p>
+            <w:pPr>
+              <w:pStyle w:val="24"/>
+            </w:pPr>
+            <w:r>
+              <w:t>$0</w:t>
+            </w:r>
+          </w:p>
+        </w:tc>
+        <w:tc>
+          <w:p>
+            <w:pPr>
+              <w:pStyle w:val="24"/>
+            </w:pPr>
+            <w:r>
+              <w:t xml:space="preserve">Up to </w:t>
+            </w:r>
+            <w:r>
+              <w:rPr>
+                <w:b/>
+                <w:bCs/>
+              </w:rPr>
+              <w:t>2</w:t>
+            </w:r>
+            <w:r>
+              <w:t xml:space="preserve"> monitored drugs after registration</w:t>
+            </w:r>
+          </w:p>
+        </w:tc>
+      </w:tr>
+      <w:tr>
+        <w:tc>
+          <w:p>
+            <w:pPr>
+              <w:pStyle w:val="24"/>
+            </w:pPr>
+            <w:r>
+              <w:t>Personal</w:t>
+            </w:r>
+          </w:p>
+        </w:tc>
+        <w:tc>
+          <w:p>
+            <w:pPr>
+              <w:pStyle w:val="24"/>
+            </w:pPr>
+            <w:r>
+              <w:rPr>
+                <w:b/>
+                <w:bCs/>
+              </w:rPr>
+              <w:t>$4.99/mo</w:t>
+            </w:r>
+            <w:r>
+              <w:t xml:space="preserve">, </w:t>
+            </w:r>
+            <w:r>
+              <w:rPr>
+                <w:b/>
+                <w:bCs/>
+              </w:rPr>
+              <w:t>$49.99/yr</w:t>
+            </w:r>
+          </w:p>
+        </w:tc>
+        <w:tc>
+          <w:p>
+            <w:pPr>
+              <w:pStyle w:val="24"/>
+            </w:pPr>
+            <w:r>
+              <w:t>Subscription required beyond free tier</w:t>
+            </w:r>
+          </w:p>
+        </w:tc>
+      </w:tr>
+      <w:tr>
+        <w:tc>
+          <w:p>
+            <w:pPr>
+              <w:pStyle w:val="24"/>
+            </w:pPr>
+            <w:r>
+              <w:t>Family</w:t>
+            </w:r>
+          </w:p>
+        </w:tc>
+        <w:tc>
+          <w:p>
+            <w:pPr>
+              <w:pStyle w:val="24"/>
+            </w:pPr>
+            <w:r>
+              <w:rPr>
+                <w:b/>
+                <w:bCs/>
+              </w:rPr>
+              <w:t>$9.99/mo</w:t>
+            </w:r>
+            <w:r>
+              <w:t xml:space="preserve">, </w:t>
+            </w:r>
+            <w:r>
+              <w:rPr>
+                <w:b/>
+                <w:bCs/>
+              </w:rPr>
+              <w:t>$99.99/yr</w:t>
+            </w:r>
+          </w:p>
+        </w:tc>
+        <w:tc>
+          <w:p>
+            <w:pPr>
+              <w:pStyle w:val="24"/>
+            </w:pPr>
+            <w:r>
+              <w:t>Works with family cabinet</w:t>
+            </w:r>
+          </w:p>
+        </w:tc>
+      </w:tr>
+      <w:tr>
+        <w:tc>
+          <w:p>
+            <w:pPr>
+              <w:pStyle w:val="24"/>
+            </w:pPr>
+            <w:r>
+              <w:t>Tiered by drug count</w:t>
+            </w:r>
+          </w:p>
+        </w:tc>
+        <w:tc>
+          <w:p>
+            <w:pPr>
+              <w:pStyle w:val="24"/>
+            </w:pPr>
+            <w:r>
+              <w:rPr>
+                <w:b/>
+                <w:bCs/>
+              </w:rPr>
+              <w:t>TBD</w:t>
+            </w:r>
+          </w:p>
+        </w:tc>
+        <w:tc>
+          <w:p>
+            <w:pPr>
+              <w:pStyle w:val="24"/>
+            </w:pPr>
+            <w:r>
+              <w:t>Whether to tier by number of drugs — client to confirm</w:t>
+            </w:r>
+          </w:p>
+        </w:tc>
+      </w:tr>
+    </w:tbl>
+    <w:p>
+      <w:pPr>
+        <w:pStyle w:val="3"/>
+      </w:pPr>
+      <w:r>
+        <w:rPr>
+          <w:b/>
+          <w:bCs/>
+        </w:rPr>
+        <w:t>Subscription business rules (implementation; independent of payment provider)</w:t>
+      </w:r>
+      <w:r>
+        <w:t>:</w:t>
+      </w:r>
+    </w:p>
+    <w:tbl>
+      <w:tblPr>
+        <w:tblStyle w:val="41"/>
+        <w:tblW w:w="5000" w:type="pct"/>
+        <w:tblInd w:w="0" w:type="dxa"/>
+        <w:tblBorders>
+          <w:top w:val="single" w:color="auto" w:sz="4" w:space="0"/>
+          <w:left w:val="single" w:color="auto" w:sz="4" w:space="0"/>
+          <w:bottom w:val="single" w:color="auto" w:sz="4" w:space="0"/>
+          <w:right w:val="single" w:color="auto" w:sz="4" w:space="0"/>
+          <w:insideH w:val="single" w:color="auto" w:sz="4" w:space="0"/>
+          <w:insideV w:val="single" w:color="auto" w:sz="4" w:space="0"/>
+        </w:tblBorders>
+        <w:tblLayout w:type="fixed"/>
+        <w:tblCellMar>
+          <w:top w:w="0" w:type="dxa"/>
+          <w:left w:w="108" w:type="dxa"/>
+          <w:bottom w:w="0" w:type="dxa"/>
+          <w:right w:w="108" w:type="dxa"/>
+        </w:tblCellMar>
+      </w:tblPr>
+      <w:tblGrid>
+        <w:gridCol w:w="2797"/>
+        <w:gridCol w:w="6059"/>
+      </w:tblGrid>
+      <w:tr>
+        <w:trPr>
+          <w:tblHeader/>
+        </w:trPr>
+        <w:tc>
+          <w:p>
+            <w:pPr>
+              <w:pStyle w:val="24"/>
+            </w:pPr>
+            <w:r>
+              <w:t>Rule</w:t>
+            </w:r>
+          </w:p>
+        </w:tc>
+        <w:tc>
+          <w:p>
+            <w:pPr>
+              <w:pStyle w:val="24"/>
+            </w:pPr>
+            <w:r>
+              <w:t>Description</w:t>
+            </w:r>
+          </w:p>
+        </w:tc>
+      </w:tr>
+      <w:tr>
+        <w:tc>
+          <w:p>
+            <w:pPr>
+              <w:pStyle w:val="24"/>
+            </w:pPr>
+            <w:r>
+              <w:t>Payment method</w:t>
+            </w:r>
+          </w:p>
+        </w:tc>
+        <w:tc>
+          <w:p>
+            <w:pPr>
+              <w:pStyle w:val="24"/>
+            </w:pPr>
+            <w:r>
+              <w:t xml:space="preserve">Client may allow </w:t>
+            </w:r>
+            <w:r>
+              <w:rPr>
+                <w:b/>
+                <w:bCs/>
+              </w:rPr>
+              <w:t>saved payment methods</w:t>
+            </w:r>
+            <w:r>
+              <w:t xml:space="preserve"> (per provider capability, e.g. saved card)</w:t>
+            </w:r>
+          </w:p>
+        </w:tc>
+      </w:tr>
+      <w:tr>
+        <w:tc>
+          <w:p>
+            <w:pPr>
+              <w:pStyle w:val="24"/>
+            </w:pPr>
+            <w:r>
+              <w:t>Cancel</w:t>
+            </w:r>
+          </w:p>
+        </w:tc>
+        <w:tc>
+          <w:p>
+            <w:pPr>
+              <w:pStyle w:val="24"/>
+            </w:pPr>
+            <w:r>
+              <w:t xml:space="preserve">Access continues until </w:t>
+            </w:r>
+            <w:r>
+              <w:rPr>
+                <w:b/>
+                <w:bCs/>
+              </w:rPr>
+              <w:t>end of current billing period</w:t>
+            </w:r>
+          </w:p>
+        </w:tc>
+      </w:tr>
+      <w:tr>
+        <w:tc>
+          <w:p>
+            <w:pPr>
+              <w:pStyle w:val="24"/>
+            </w:pPr>
+            <w:r>
+              <w:t>Upgrade</w:t>
+            </w:r>
+          </w:p>
+        </w:tc>
+        <w:tc>
+          <w:p>
+            <w:pPr>
+              <w:pStyle w:val="24"/>
+            </w:pPr>
+            <w:r>
+              <w:rPr>
+                <w:b/>
+                <w:bCs/>
+              </w:rPr>
+              <w:t>Immediate</w:t>
+            </w:r>
+            <w:r>
+              <w:t xml:space="preserve"> effect at new plan price</w:t>
+            </w:r>
+          </w:p>
+        </w:tc>
+      </w:tr>
+      <w:tr>
+        <w:tc>
+          <w:p>
+            <w:pPr>
+              <w:pStyle w:val="24"/>
+            </w:pPr>
+            <w:r>
+              <w:t>Payment failure</w:t>
+            </w:r>
+          </w:p>
+        </w:tc>
+        <w:tc>
+          <w:p>
+            <w:pPr>
+              <w:pStyle w:val="24"/>
+            </w:pPr>
+            <w:r>
+              <w:rPr>
+                <w:b/>
+                <w:bCs/>
+              </w:rPr>
+              <w:t>Immediate</w:t>
+            </w:r>
+            <w:r>
+              <w:t xml:space="preserve"> stop of subscription entitlements (add drugs, monitoring, paid notifications, etc.)</w:t>
+            </w:r>
+          </w:p>
+        </w:tc>
+      </w:tr>
+      <w:tr>
+        <w:tc>
+          <w:p>
+            <w:pPr>
+              <w:pStyle w:val="24"/>
+            </w:pPr>
+            <w:r>
+              <w:t>Address at payment</w:t>
+            </w:r>
+          </w:p>
+        </w:tc>
+        <w:tc>
+          <w:p>
+            <w:pPr>
+              <w:pStyle w:val="24"/>
+            </w:pPr>
+            <w:r>
+              <w:rPr>
+                <w:b/>
+                <w:bCs/>
+              </w:rPr>
+              <w:t>Required</w:t>
+            </w:r>
+          </w:p>
+        </w:tc>
+      </w:tr>
+    </w:tbl>
+    <w:p>
+      <w:pPr>
+        <w:pStyle w:val="3"/>
+      </w:pPr>
+      <w:r>
+        <w:rPr>
+          <w:b/>
+          <w:bCs/>
+        </w:rPr>
+        <w:t>In-scope development</w:t>
+      </w:r>
+      <w:r>
+        <w:t xml:space="preserve">: Integration with confirmed provider for </w:t>
+      </w:r>
+      <w:r>
+        <w:rPr>
+          <w:b/>
+          <w:bCs/>
+        </w:rPr>
+        <w:t>checkout/subscription, customer, plans, Webhooks</w:t>
+      </w:r>
+      <w:r>
+        <w:t xml:space="preserve">, and admin display; </w:t>
+      </w:r>
+      <w:r>
+        <w:rPr>
+          <w:b/>
+          <w:bCs/>
+        </w:rPr>
+        <w:t>excludes</w:t>
+      </w:r>
+      <w:r>
+        <w:t xml:space="preserve"> transaction fees, tax, chargeback/dispute handling.</w:t>
+      </w:r>
+    </w:p>
+    <w:p>
+      <w:r>
+        <w:pict>
+          <v:rect id="_x0000_i1030" o:spt="1" style="height:1.5pt;width:0pt;" coordsize="21600,21600" o:hr="t" o:hrstd="t" o:hralign="center">
+            <v:path/>
+            <v:fill focussize="0,0"/>
+            <v:stroke/>
+            <v:imagedata o:title=""/>
+            <o:lock v:ext="edit"/>
+            <w10:wrap type="none"/>
+            <w10:anchorlock/>
+          </v:rect>
+        </w:pict>
+      </w:r>
+    </w:p>
+    <w:bookmarkEnd w:id="9"/>
+    <w:p>
+      <w:pPr>
+        <w:pStyle w:val="4"/>
+      </w:pPr>
+      <w:bookmarkStart w:id="10" w:name="explicitly-out-of-scope"/>
+      <w:r>
+        <w:t>6. Explicitly Out of Scope</w:t>
       </w:r>
     </w:p>
     <w:p>
@@ -2920,14 +4507,24 @@
         <w:t>iOS / Android</w:t>
       </w:r>
       <w:r>
-        <w:t xml:space="preserve"> apps and </w:t>
-      </w:r>
-      <w:r>
-        <w:rPr>
-          <w:b/>
-          <w:bCs/>
-        </w:rPr>
-        <w:t>push notifications</w:t>
+        <w:t xml:space="preserve"> apps; </w:t>
+      </w:r>
+      <w:r>
+        <w:rPr>
+          <w:b/>
+          <w:bCs/>
+        </w:rPr>
+        <w:t>browser/Web Push</w:t>
+      </w:r>
+      <w:r>
+        <w:t xml:space="preserve"> and </w:t>
+      </w:r>
+      <w:r>
+        <w:rPr>
+          <w:b/>
+          <w:bCs/>
+        </w:rPr>
+        <w:t>native app push</w:t>
       </w:r>
       <w:r>
         <w:br w:type="textWrapping"/>
@@ -2942,24 +4539,7 @@
         </w:numPr>
       </w:pPr>
       <w:r>
-        <w:rPr>
-          <w:b/>
-          <w:bCs/>
-        </w:rPr>
-        <w:t>Barcode scanning</w:t>
-      </w:r>
-      <w:r>
-        <w:t xml:space="preserve">, </w:t>
-      </w:r>
-      <w:r>
-        <w:rPr>
-          <w:b/>
-          <w:bCs/>
-        </w:rPr>
-        <w:t>photo / OCR recognition</w:t>
-      </w:r>
-      <w:r>
-        <w:t>, and intake flows based on recognition</w:t>
+        <w:t>Barcode scan, photo / OCR</w:t>
       </w:r>
       <w:r>
         <w:br w:type="textWrapping"/>
@@ -2974,7 +4554,7 @@
         </w:numPr>
       </w:pPr>
       <w:r>
-        <w:t>Medical diagnosis or medication / stop-medication advice</w:t>
+        <w:t>Medical diagnosis, dosing/discontinuation advice, non-recall medication reminders</w:t>
       </w:r>
       <w:r>
         <w:br w:type="textWrapping"/>
@@ -2989,7 +4569,7 @@
         </w:numPr>
       </w:pPr>
       <w:r>
-        <w:t>Non-U.S. markets; prescribing; pharmacy ERP integration</w:t>
+        <w:t>Markets outside the U.S.; prescribing; pharmacy ERP</w:t>
       </w:r>
       <w:r>
         <w:br w:type="textWrapping"/>
@@ -3004,7 +4584,7 @@
         </w:numPr>
       </w:pPr>
       <w:r>
-        <w:t>Generic-drug NDC expansion</w:t>
+        <w:t>Generic drug NDC expansion</w:t>
       </w:r>
       <w:r>
         <w:br w:type="textWrapping"/>
@@ -3019,7 +4599,17 @@
         </w:numPr>
       </w:pPr>
       <w:r>
-        <w:t>App store developer annual fees; SMS/email usage charges</w:t>
+        <w:t xml:space="preserve">Legal page </w:t>
+      </w:r>
+      <w:r>
+        <w:rPr>
+          <w:b/>
+          <w:bCs/>
+        </w:rPr>
+        <w:t>CMS</w:t>
+      </w:r>
+      <w:r>
+        <w:t xml:space="preserve"> for online copy edits</w:t>
       </w:r>
       <w:r>
         <w:br w:type="textWrapping"/>
@@ -3034,16 +4624,203 @@
         </w:numPr>
       </w:pPr>
       <w:r>
-        <w:t>Client legal fees; SaMD filings; 24/7 on-site operations</w:t>
+        <w:t>App store fees; 24/7 on-site operations (outside maintenance period unless separately agreed)</w:t>
       </w:r>
     </w:p>
     <w:p>
       <w:pPr>
         <w:pStyle w:val="5"/>
       </w:pPr>
-      <w:bookmarkStart w:id="10" w:name="future-extensions-separate-quotation"/>
-      <w:r>
-        <w:t>Future extensions (separate quotation)</w:t>
+      <w:bookmarkStart w:id="11" w:name="future-extensions"/>
+      <w:r>
+        <w:t>Future Extensions</w:t>
+      </w:r>
+    </w:p>
+    <w:tbl>
+      <w:tblPr>
+        <w:tblStyle w:val="41"/>
+        <w:tblW w:w="5000" w:type="pct"/>
+        <w:tblInd w:w="0" w:type="dxa"/>
+        <w:tblBorders>
+          <w:top w:val="single" w:color="auto" w:sz="4" w:space="0"/>
+          <w:left w:val="single" w:color="auto" w:sz="4" w:space="0"/>
+          <w:bottom w:val="single" w:color="auto" w:sz="4" w:space="0"/>
+          <w:right w:val="single" w:color="auto" w:sz="4" w:space="0"/>
+          <w:insideH w:val="single" w:color="auto" w:sz="4" w:space="0"/>
+          <w:insideV w:val="single" w:color="auto" w:sz="4" w:space="0"/>
+        </w:tblBorders>
+        <w:tblLayout w:type="fixed"/>
+        <w:tblCellMar>
+          <w:top w:w="0" w:type="dxa"/>
+          <w:left w:w="108" w:type="dxa"/>
+          <w:bottom w:w="0" w:type="dxa"/>
+          <w:right w:w="108" w:type="dxa"/>
+        </w:tblCellMar>
+      </w:tblPr>
+      <w:tblGrid>
+        <w:gridCol w:w="4087"/>
+        <w:gridCol w:w="4769"/>
+      </w:tblGrid>
+      <w:tr>
+        <w:trPr>
+          <w:tblHeader/>
+        </w:trPr>
+        <w:tc>
+          <w:p>
+            <w:pPr>
+              <w:pStyle w:val="24"/>
+            </w:pPr>
+            <w:r>
+              <w:t>Area</w:t>
+            </w:r>
+          </w:p>
+        </w:tc>
+        <w:tc>
+          <w:p>
+            <w:pPr>
+              <w:pStyle w:val="24"/>
+            </w:pPr>
+            <w:r>
+              <w:t>Notes</w:t>
+            </w:r>
+          </w:p>
+        </w:tc>
+      </w:tr>
+      <w:tr>
+        <w:tc>
+          <w:p>
+            <w:pPr>
+              <w:pStyle w:val="24"/>
+            </w:pPr>
+            <w:r>
+              <w:t>Barcode scan / photo OCR</w:t>
+            </w:r>
+          </w:p>
+        </w:tc>
+        <w:tc>
+          <w:p>
+            <w:pPr>
+              <w:pStyle w:val="24"/>
+            </w:pPr>
+            <w:r>
+              <w:t>Scan box or OCR</w:t>
+            </w:r>
+          </w:p>
+        </w:tc>
+      </w:tr>
+      <w:tr>
+        <w:tc>
+          <w:p>
+            <w:pPr>
+              <w:pStyle w:val="24"/>
+            </w:pPr>
+            <w:r>
+              <w:t>Tiered pricing by drug count (if not in this release)</w:t>
+            </w:r>
+          </w:p>
+        </w:tc>
+        <w:tc>
+          <w:p>
+            <w:pPr>
+              <w:pStyle w:val="24"/>
+            </w:pPr>
+            <w:r>
+              <w:t>Adjust provider-side plans/prices</w:t>
+            </w:r>
+          </w:p>
+        </w:tc>
+      </w:tr>
+      <w:tr>
+        <w:tc>
+          <w:p>
+            <w:pPr>
+              <w:pStyle w:val="24"/>
+            </w:pPr>
+            <w:r>
+              <w:t>Drug–drug interaction</w:t>
+            </w:r>
+          </w:p>
+        </w:tc>
+        <w:tc>
+          <w:p>
+            <w:pPr>
+              <w:pStyle w:val="24"/>
+            </w:pPr>
+            <w:r>
+              <w:t>Cabinet conflict detection</w:t>
+            </w:r>
+          </w:p>
+        </w:tc>
+      </w:tr>
+      <w:tr>
+        <w:tc>
+          <w:p>
+            <w:pPr>
+              <w:pStyle w:val="24"/>
+            </w:pPr>
+            <w:r>
+              <w:t>Cosmetics / food recalls</w:t>
+            </w:r>
+          </w:p>
+        </w:tc>
+        <w:tc>
+          <w:p>
+            <w:pPr>
+              <w:pStyle w:val="24"/>
+            </w:pPr>
+            <w:r>
+              <w:t>Separate data sources</w:t>
+            </w:r>
+          </w:p>
+        </w:tc>
+      </w:tr>
+      <w:tr>
+        <w:tc>
+          <w:p>
+            <w:pPr>
+              <w:pStyle w:val="24"/>
+            </w:pPr>
+            <w:r>
+              <w:t>Native mobile apps</w:t>
+            </w:r>
+          </w:p>
+        </w:tc>
+        <w:tc>
+          <w:p>
+            <w:pPr>
+              <w:pStyle w:val="24"/>
+            </w:pPr>
+            <w:r>
+              <w:t>iOS / Android</w:t>
+            </w:r>
+          </w:p>
+        </w:tc>
+      </w:tr>
+    </w:tbl>
+    <w:p>
+      <w:r>
+        <w:pict>
+          <v:rect id="_x0000_i1031" o:spt="1" style="height:1.5pt;width:0pt;" coordsize="21600,21600" o:hr="t" o:hrstd="t" o:hralign="center">
+            <v:path/>
+            <v:fill focussize="0,0"/>
+            <v:stroke/>
+            <v:imagedata o:title=""/>
+            <o:lock v:ext="edit"/>
+            <w10:wrap type="none"/>
+            <w10:anchorlock/>
+          </v:rect>
+        </w:pict>
+      </w:r>
+    </w:p>
+    <w:bookmarkEnd w:id="10"/>
+    <w:bookmarkEnd w:id="11"/>
+    <w:p>
+      <w:pPr>
+        <w:pStyle w:val="4"/>
+      </w:pPr>
+      <w:bookmarkStart w:id="12" w:name="effort-pricing-summary"/>
+      <w:r>
+        <w:t>7. Effort &amp; Pricing Summary</w:t>
       </w:r>
     </w:p>
     <w:tbl>
@@ -3068,8 +4845,11 @@
         </w:tblCellMar>
       </w:tblPr>
       <w:tblGrid>
-        <w:gridCol w:w="3812"/>
-        <w:gridCol w:w="3217"/>
+        <w:gridCol w:w="1083"/>
+        <w:gridCol w:w="4462"/>
+        <w:gridCol w:w="861"/>
+        <w:gridCol w:w="950"/>
+        <w:gridCol w:w="1313"/>
       </w:tblGrid>
       <w:tr>
         <w:trPr>
@@ -3081,685 +4861,6 @@
               <w:pStyle w:val="24"/>
             </w:pPr>
             <w:r>
-              <w:t>Area</w:t>
-            </w:r>
-          </w:p>
-        </w:tc>
-        <w:tc>
-          <w:p>
-            <w:pPr>
-              <w:pStyle w:val="24"/>
-            </w:pPr>
-            <w:r>
-              <w:t>Notes</w:t>
-            </w:r>
-          </w:p>
-        </w:tc>
-      </w:tr>
-      <w:tr>
-        <w:tc>
-          <w:p>
-            <w:pPr>
-              <w:pStyle w:val="24"/>
-            </w:pPr>
-            <w:r>
-              <w:t>Barcode scan / photo recognition</w:t>
-            </w:r>
-          </w:p>
-        </w:tc>
-        <w:tc>
-          <w:p>
-            <w:pPr>
-              <w:pStyle w:val="24"/>
-            </w:pPr>
-            <w:r>
-              <w:t>Scan or OCR pre-fill</w:t>
-            </w:r>
-          </w:p>
-        </w:tc>
-      </w:tr>
-      <w:tr>
-        <w:tc>
-          <w:p>
-            <w:pPr>
-              <w:pStyle w:val="24"/>
-            </w:pPr>
-            <w:r>
-              <w:t>Drug–drug interactions</w:t>
-            </w:r>
-          </w:p>
-        </w:tc>
-        <w:tc>
-          <w:p>
-            <w:pPr>
-              <w:pStyle w:val="24"/>
-            </w:pPr>
-            <w:r>
-              <w:t>In-cabinet conflict detection</w:t>
-            </w:r>
-          </w:p>
-        </w:tc>
-      </w:tr>
-      <w:tr>
-        <w:tc>
-          <w:p>
-            <w:pPr>
-              <w:pStyle w:val="24"/>
-            </w:pPr>
-            <w:r>
-              <w:t>Cosmetics / food recalls</w:t>
-            </w:r>
-          </w:p>
-        </w:tc>
-        <w:tc>
-          <w:p>
-            <w:pPr>
-              <w:pStyle w:val="24"/>
-            </w:pPr>
-            <w:r>
-              <w:t>Separate data pipelines</w:t>
-            </w:r>
-          </w:p>
-        </w:tc>
-      </w:tr>
-      <w:tr>
-        <w:tc>
-          <w:p>
-            <w:pPr>
-              <w:pStyle w:val="24"/>
-            </w:pPr>
-            <w:r>
-              <w:t>Pharmacy B2B scanning</w:t>
-            </w:r>
-          </w:p>
-        </w:tc>
-        <w:tc>
-          <w:p>
-            <w:pPr>
-              <w:pStyle w:val="24"/>
-            </w:pPr>
-            <w:r>
-              <w:t>Dispensing verification</w:t>
-            </w:r>
-          </w:p>
-        </w:tc>
-      </w:tr>
-      <w:tr>
-        <w:tc>
-          <w:p>
-            <w:pPr>
-              <w:pStyle w:val="24"/>
-            </w:pPr>
-            <w:r>
-              <w:t>Native mobile apps</w:t>
-            </w:r>
-          </w:p>
-        </w:tc>
-        <w:tc>
-          <w:p>
-            <w:pPr>
-              <w:pStyle w:val="24"/>
-            </w:pPr>
-            <w:r>
-              <w:t>iOS / Android + Push</w:t>
-            </w:r>
-          </w:p>
-        </w:tc>
-      </w:tr>
-    </w:tbl>
-    <w:p>
-      <w:r>
-        <w:pict>
-          <v:rect id="_x0000_i1030" o:spt="1" style="height:1.5pt;width:0pt;" coordsize="21600,21600" o:hr="t" o:hrstd="t" o:hralign="center">
-            <v:path/>
-            <v:fill focussize="0,0"/>
-            <v:stroke/>
-            <v:imagedata o:title=""/>
-            <o:lock v:ext="edit"/>
-            <w10:wrap type="none"/>
-            <w10:anchorlock/>
-          </v:rect>
-        </w:pict>
-      </w:r>
-    </w:p>
-    <w:bookmarkEnd w:id="9"/>
-    <w:bookmarkEnd w:id="10"/>
-    <w:p>
-      <w:pPr>
-        <w:pStyle w:val="4"/>
-      </w:pPr>
-      <w:bookmarkStart w:id="11" w:name="Xd0de5610f3d6c0960cc22ad1dae465ece6bfdeb"/>
-      <w:r>
-        <w:t>6. Items for Client Confirmation (check before signing)</w:t>
-      </w:r>
-    </w:p>
-    <w:tbl>
-      <w:tblPr>
-        <w:tblStyle w:val="41"/>
-        <w:tblW w:w="5000" w:type="pct"/>
-        <w:tblInd w:w="0" w:type="dxa"/>
-        <w:tblBorders>
-          <w:top w:val="single" w:color="auto" w:sz="4" w:space="0"/>
-          <w:left w:val="single" w:color="auto" w:sz="4" w:space="0"/>
-          <w:bottom w:val="single" w:color="auto" w:sz="4" w:space="0"/>
-          <w:right w:val="single" w:color="auto" w:sz="4" w:space="0"/>
-          <w:insideH w:val="single" w:color="auto" w:sz="4" w:space="0"/>
-          <w:insideV w:val="single" w:color="auto" w:sz="4" w:space="0"/>
-        </w:tblBorders>
-        <w:tblLayout w:type="fixed"/>
-        <w:tblCellMar>
-          <w:top w:w="0" w:type="dxa"/>
-          <w:left w:w="108" w:type="dxa"/>
-          <w:bottom w:w="0" w:type="dxa"/>
-          <w:right w:w="108" w:type="dxa"/>
-        </w:tblCellMar>
-      </w:tblPr>
-      <w:tblGrid>
-        <w:gridCol w:w="1062"/>
-        <w:gridCol w:w="2479"/>
-        <w:gridCol w:w="5314"/>
-      </w:tblGrid>
-      <w:tr>
-        <w:trPr>
-          <w:tblHeader/>
-        </w:trPr>
-        <w:tc>
-          <w:p>
-            <w:pPr>
-              <w:pStyle w:val="24"/>
-            </w:pPr>
-            <w:r>
-              <w:t>#</w:t>
-            </w:r>
-          </w:p>
-        </w:tc>
-        <w:tc>
-          <w:p>
-            <w:pPr>
-              <w:pStyle w:val="24"/>
-            </w:pPr>
-            <w:r>
-              <w:t>Topic</w:t>
-            </w:r>
-          </w:p>
-        </w:tc>
-        <w:tc>
-          <w:p>
-            <w:pPr>
-              <w:pStyle w:val="24"/>
-            </w:pPr>
-            <w:r>
-              <w:t>Client choice</w:t>
-            </w:r>
-          </w:p>
-        </w:tc>
-      </w:tr>
-      <w:tr>
-        <w:tc>
-          <w:p>
-            <w:pPr>
-              <w:pStyle w:val="24"/>
-            </w:pPr>
-            <w:r>
-              <w:t>1</w:t>
-            </w:r>
-          </w:p>
-        </w:tc>
-        <w:tc>
-          <w:p>
-            <w:pPr>
-              <w:pStyle w:val="24"/>
-            </w:pPr>
-            <w:r>
-              <w:t>Cabinet monitoring end</w:t>
-            </w:r>
-          </w:p>
-        </w:tc>
-        <w:tc>
-          <w:p>
-            <w:pPr>
-              <w:pStyle w:val="24"/>
-            </w:pPr>
-            <w:r>
-              <w:t>☐ Expected stop-date ☐ Fixed 2/3 months ☐ Other: ______</w:t>
-            </w:r>
-          </w:p>
-        </w:tc>
-      </w:tr>
-      <w:tr>
-        <w:tc>
-          <w:p>
-            <w:pPr>
-              <w:pStyle w:val="24"/>
-            </w:pPr>
-            <w:r>
-              <w:t>2</w:t>
-            </w:r>
-          </w:p>
-        </w:tc>
-        <w:tc>
-          <w:p>
-            <w:pPr>
-              <w:pStyle w:val="24"/>
-            </w:pPr>
-            <w:r>
-              <w:t>Alerts after stop-date</w:t>
-            </w:r>
-          </w:p>
-        </w:tc>
-        <w:tc>
-          <w:p>
-            <w:pPr>
-              <w:pStyle w:val="24"/>
-            </w:pPr>
-            <w:r>
-              <w:t>☐ No alerts ☐ Still by NDC ☐ Class I only</w:t>
-            </w:r>
-          </w:p>
-        </w:tc>
-      </w:tr>
-      <w:tr>
-        <w:tc>
-          <w:p>
-            <w:pPr>
-              <w:pStyle w:val="24"/>
-            </w:pPr>
-            <w:r>
-              <w:t>3</w:t>
-            </w:r>
-          </w:p>
-        </w:tc>
-        <w:tc>
-          <w:p>
-            <w:pPr>
-              <w:pStyle w:val="24"/>
-            </w:pPr>
-            <w:r>
-              <w:t>Instant lookup without login</w:t>
-            </w:r>
-          </w:p>
-        </w:tc>
-        <w:tc>
-          <w:p>
-            <w:pPr>
-              <w:pStyle w:val="24"/>
-            </w:pPr>
-            <w:r>
-              <w:t>☐ Allowed ☐ Login required</w:t>
-            </w:r>
-          </w:p>
-        </w:tc>
-      </w:tr>
-      <w:tr>
-        <w:tc>
-          <w:p>
-            <w:pPr>
-              <w:pStyle w:val="24"/>
-            </w:pPr>
-            <w:r>
-              <w:t>4</w:t>
-            </w:r>
-          </w:p>
-        </w:tc>
-        <w:tc>
-          <w:p>
-            <w:pPr>
-              <w:pStyle w:val="24"/>
-            </w:pPr>
-            <w:r>
-              <w:t>Class II / III templates</w:t>
-            </w:r>
-          </w:p>
-        </w:tc>
-        <w:tc>
-          <w:p>
-            <w:pPr>
-              <w:pStyle w:val="24"/>
-            </w:pPr>
-            <w:r>
-              <w:t>☐ Same as Class I ☐ Different templates ☐ No alert</w:t>
-            </w:r>
-          </w:p>
-        </w:tc>
-      </w:tr>
-      <w:tr>
-        <w:tc>
-          <w:p>
-            <w:pPr>
-              <w:pStyle w:val="24"/>
-            </w:pPr>
-            <w:r>
-              <w:t>5</w:t>
-            </w:r>
-          </w:p>
-        </w:tc>
-        <w:tc>
-          <w:p>
-            <w:pPr>
-              <w:pStyle w:val="24"/>
-            </w:pPr>
-            <w:r>
-              <w:t>Default notifications &amp; user overrides</w:t>
-            </w:r>
-          </w:p>
-        </w:tc>
-        <w:tc>
-          <w:p>
-            <w:pPr>
-              <w:pStyle w:val="24"/>
-            </w:pPr>
-            <w:r>
-              <w:t>Default: ______; user can change channel/class: ☐ Yes ☐ No</w:t>
-            </w:r>
-          </w:p>
-        </w:tc>
-      </w:tr>
-      <w:tr>
-        <w:tc>
-          <w:p>
-            <w:pPr>
-              <w:pStyle w:val="24"/>
-            </w:pPr>
-            <w:r>
-              <w:t>6</w:t>
-            </w:r>
-          </w:p>
-        </w:tc>
-        <w:tc>
-          <w:p>
-            <w:pPr>
-              <w:pStyle w:val="24"/>
-            </w:pPr>
-            <w:r>
-              <w:t>SMS / email service accounts</w:t>
-            </w:r>
-          </w:p>
-        </w:tc>
-        <w:tc>
-          <w:p>
-            <w:pPr>
-              <w:pStyle w:val="24"/>
-            </w:pPr>
-            <w:r>
-              <w:t>☐ Client provides ☐ We configure (client pays service fees)</w:t>
-            </w:r>
-          </w:p>
-        </w:tc>
-      </w:tr>
-      <w:tr>
-        <w:tc>
-          <w:p>
-            <w:pPr>
-              <w:pStyle w:val="24"/>
-            </w:pPr>
-            <w:r>
-              <w:t>7</w:t>
-            </w:r>
-          </w:p>
-        </w:tc>
-        <w:tc>
-          <w:p>
-            <w:pPr>
-              <w:pStyle w:val="24"/>
-            </w:pPr>
-            <w:r>
-              <w:t>Legal document text</w:t>
-            </w:r>
-          </w:p>
-        </w:tc>
-        <w:tc>
-          <w:p>
-            <w:pPr>
-              <w:pStyle w:val="24"/>
-            </w:pPr>
-            <w:r>
-              <w:t>☐ Client provides ☐ Our placeholder + client revision</w:t>
-            </w:r>
-          </w:p>
-        </w:tc>
-      </w:tr>
-      <w:tr>
-        <w:tc>
-          <w:p>
-            <w:pPr>
-              <w:pStyle w:val="24"/>
-            </w:pPr>
-            <w:r>
-              <w:t>8</w:t>
-            </w:r>
-          </w:p>
-        </w:tc>
-        <w:tc>
-          <w:p>
-            <w:pPr>
-              <w:pStyle w:val="24"/>
-            </w:pPr>
-            <w:r>
-              <w:t>Operations alert email</w:t>
-            </w:r>
-          </w:p>
-        </w:tc>
-        <w:tc>
-          <w:p>
-            <w:pPr>
-              <w:pStyle w:val="24"/>
-            </w:pPr>
-            <w:r>
-              <w:t>______________________________</w:t>
-            </w:r>
-          </w:p>
-        </w:tc>
-      </w:tr>
-      <w:tr>
-        <w:tc>
-          <w:p>
-            <w:pPr>
-              <w:pStyle w:val="24"/>
-            </w:pPr>
-            <w:r>
-              <w:t>9</w:t>
-            </w:r>
-          </w:p>
-        </w:tc>
-        <w:tc>
-          <w:p>
-            <w:pPr>
-              <w:pStyle w:val="24"/>
-            </w:pPr>
-            <w:r>
-              <w:t>Sync SLA</w:t>
-            </w:r>
-          </w:p>
-        </w:tc>
-        <w:tc>
-          <w:p>
-            <w:pPr>
-              <w:pStyle w:val="24"/>
-            </w:pPr>
-            <w:r>
-              <w:t>Notify users within ______ hours after FDA data updates</w:t>
-            </w:r>
-          </w:p>
-        </w:tc>
-      </w:tr>
-      <w:tr>
-        <w:tc>
-          <w:p>
-            <w:pPr>
-              <w:pStyle w:val="24"/>
-            </w:pPr>
-            <w:r>
-              <w:t>10</w:t>
-            </w:r>
-          </w:p>
-        </w:tc>
-        <w:tc>
-          <w:p>
-            <w:pPr>
-              <w:pStyle w:val="24"/>
-            </w:pPr>
-            <w:r>
-              <w:t>Start condition</w:t>
-            </w:r>
-          </w:p>
-        </w:tc>
-        <w:tc>
-          <w:p>
-            <w:pPr>
-              <w:pStyle w:val="24"/>
-            </w:pPr>
-            <w:r>
-              <w:t>Start within ______ business days after advance payment</w:t>
-            </w:r>
-          </w:p>
-        </w:tc>
-      </w:tr>
-      <w:tr>
-        <w:tc>
-          <w:p>
-            <w:pPr>
-              <w:pStyle w:val="24"/>
-            </w:pPr>
-            <w:r>
-              <w:t>11</w:t>
-            </w:r>
-          </w:p>
-        </w:tc>
-        <w:tc>
-          <w:p>
-            <w:pPr>
-              <w:pStyle w:val="24"/>
-            </w:pPr>
-            <w:r>
-              <w:t>Contract scope</w:t>
-            </w:r>
-          </w:p>
-        </w:tc>
-        <w:tc>
-          <w:p>
-            <w:pPr>
-              <w:pStyle w:val="24"/>
-            </w:pPr>
-            <w:r>
-              <w:t xml:space="preserve">☐ Confirm </w:t>
-            </w:r>
-            <w:r>
-              <w:rPr>
-                <w:b/>
-                <w:bCs/>
-              </w:rPr>
-              <w:t>Web only, manual entry, USD 12,400 / 124 hours</w:t>
-            </w:r>
-          </w:p>
-        </w:tc>
-      </w:tr>
-      <w:tr>
-        <w:tc>
-          <w:p>
-            <w:pPr>
-              <w:pStyle w:val="24"/>
-            </w:pPr>
-            <w:r>
-              <w:t>12</w:t>
-            </w:r>
-          </w:p>
-        </w:tc>
-        <w:tc>
-          <w:p>
-            <w:pPr>
-              <w:pStyle w:val="24"/>
-            </w:pPr>
-            <w:r>
-              <w:t>Input method</w:t>
-            </w:r>
-          </w:p>
-        </w:tc>
-        <w:tc>
-          <w:p>
-            <w:pPr>
-              <w:pStyle w:val="24"/>
-            </w:pPr>
-            <w:r>
-              <w:t xml:space="preserve">☐ Confirm </w:t>
-            </w:r>
-            <w:r>
-              <w:rPr>
-                <w:b/>
-                <w:bCs/>
-              </w:rPr>
-              <w:t>no</w:t>
-            </w:r>
-            <w:r>
-              <w:t xml:space="preserve"> scanning or photo recognition (per v3.0 scope)</w:t>
-            </w:r>
-          </w:p>
-        </w:tc>
-      </w:tr>
-    </w:tbl>
-    <w:p>
-      <w:r>
-        <w:pict>
-          <v:rect id="_x0000_i1031" o:spt="1" style="height:1.5pt;width:0pt;" coordsize="21600,21600" o:hr="t" o:hrstd="t" o:hralign="center">
-            <v:path/>
-            <v:fill focussize="0,0"/>
-            <v:stroke/>
-            <v:imagedata o:title=""/>
-            <o:lock v:ext="edit"/>
-            <w10:wrap type="none"/>
-            <w10:anchorlock/>
-          </v:rect>
-        </w:pict>
-      </w:r>
-    </w:p>
-    <w:bookmarkEnd w:id="11"/>
-    <w:p>
-      <w:pPr>
-        <w:pStyle w:val="4"/>
-      </w:pPr>
-      <w:bookmarkStart w:id="12" w:name="effort-pricing-summary"/>
-      <w:r>
-        <w:t>7. Effort &amp; pricing summary</w:t>
-      </w:r>
-    </w:p>
-    <w:tbl>
-      <w:tblPr>
-        <w:tblStyle w:val="41"/>
-        <w:tblW w:w="5000" w:type="pct"/>
-        <w:tblInd w:w="0" w:type="dxa"/>
-        <w:tblBorders>
-          <w:top w:val="single" w:color="auto" w:sz="4" w:space="0"/>
-          <w:left w:val="single" w:color="auto" w:sz="4" w:space="0"/>
-          <w:bottom w:val="single" w:color="auto" w:sz="4" w:space="0"/>
-          <w:right w:val="single" w:color="auto" w:sz="4" w:space="0"/>
-          <w:insideH w:val="single" w:color="auto" w:sz="4" w:space="0"/>
-          <w:insideV w:val="single" w:color="auto" w:sz="4" w:space="0"/>
-        </w:tblBorders>
-        <w:tblLayout w:type="fixed"/>
-        <w:tblCellMar>
-          <w:top w:w="0" w:type="dxa"/>
-          <w:left w:w="108" w:type="dxa"/>
-          <w:bottom w:w="0" w:type="dxa"/>
-          <w:right w:w="108" w:type="dxa"/>
-        </w:tblCellMar>
-      </w:tblPr>
-      <w:tblGrid>
-        <w:gridCol w:w="1348"/>
-        <w:gridCol w:w="1348"/>
-        <w:gridCol w:w="1348"/>
-        <w:gridCol w:w="2695"/>
-        <w:gridCol w:w="2117"/>
-      </w:tblGrid>
-      <w:tr>
-        <w:trPr>
-          <w:tblHeader/>
-        </w:trPr>
-        <w:tc>
-          <w:p>
-            <w:pPr>
-              <w:pStyle w:val="24"/>
-            </w:pPr>
-            <w:bookmarkStart w:id="17" w:name="_GoBack"/>
-            <w:r>
               <w:t>Phase</w:t>
             </w:r>
           </w:p>
@@ -3770,7 +4871,7 @@
               <w:pStyle w:val="24"/>
             </w:pPr>
             <w:r>
-              <w:t>Scope</w:t>
+              <w:t>Content</w:t>
             </w:r>
           </w:p>
         </w:tc>
@@ -3790,7 +4891,7 @@
               <w:pStyle w:val="24"/>
             </w:pPr>
             <w:r>
-              <w:t>Amount (USD)</w:t>
+              <w:t>USD</w:t>
             </w:r>
           </w:p>
         </w:tc>
@@ -3822,27 +4923,27 @@
               <w:pStyle w:val="24"/>
             </w:pPr>
             <w:r>
-              <w:t>MVP (manual entry + core alerts)</w:t>
-            </w:r>
-          </w:p>
-        </w:tc>
-        <w:tc>
-          <w:p>
-            <w:pPr>
-              <w:pStyle w:val="24"/>
-            </w:pPr>
-            <w:r>
-              <w:t>81</w:t>
-            </w:r>
-          </w:p>
-        </w:tc>
-        <w:tc>
-          <w:p>
-            <w:pPr>
-              <w:pStyle w:val="24"/>
-            </w:pPr>
-            <w:r>
-              <w:t>8,100</w:t>
+              <w:t>MVP</w:t>
+            </w:r>
+          </w:p>
+        </w:tc>
+        <w:tc>
+          <w:p>
+            <w:pPr>
+              <w:pStyle w:val="24"/>
+            </w:pPr>
+            <w:r>
+              <w:t>102</w:t>
+            </w:r>
+          </w:p>
+        </w:tc>
+        <w:tc>
+          <w:p>
+            <w:pPr>
+              <w:pStyle w:val="24"/>
+            </w:pPr>
+            <w:r>
+              <w:t>10,200</w:t>
             </w:r>
           </w:p>
         </w:tc>
@@ -3871,27 +4972,27 @@
               <w:pStyle w:val="24"/>
             </w:pPr>
             <w:r>
-              <w:t>Full Web (SMS, family cabinet, etc.; still manual entry)</w:t>
-            </w:r>
-          </w:p>
-        </w:tc>
-        <w:tc>
-          <w:p>
-            <w:pPr>
-              <w:pStyle w:val="24"/>
-            </w:pPr>
-            <w:r>
-              <w:t>43</w:t>
-            </w:r>
-          </w:p>
-        </w:tc>
-        <w:tc>
-          <w:p>
-            <w:pPr>
-              <w:pStyle w:val="24"/>
-            </w:pPr>
-            <w:r>
-              <w:t>4,300</w:t>
+              <w:t>Full Web (subscription payment, admin)</w:t>
+            </w:r>
+          </w:p>
+        </w:tc>
+        <w:tc>
+          <w:p>
+            <w:pPr>
+              <w:pStyle w:val="24"/>
+            </w:pPr>
+            <w:r>
+              <w:t>73</w:t>
+            </w:r>
+          </w:p>
+        </w:tc>
+        <w:tc>
+          <w:p>
+            <w:pPr>
+              <w:pStyle w:val="24"/>
+            </w:pPr>
+            <w:r>
+              <w:t>7,300</w:t>
             </w:r>
           </w:p>
         </w:tc>
@@ -3928,7 +5029,7 @@
                 <w:b/>
                 <w:bCs/>
               </w:rPr>
-              <w:t>Web product</w:t>
+              <w:t>Development &amp; delivery</w:t>
             </w:r>
           </w:p>
         </w:tc>
@@ -3942,7 +5043,7 @@
                 <w:b/>
                 <w:bCs/>
               </w:rPr>
-              <w:t>124</w:t>
+              <w:t>175</w:t>
             </w:r>
           </w:p>
         </w:tc>
@@ -3956,19 +5057,18 @@
                 <w:b/>
                 <w:bCs/>
               </w:rPr>
-              <w:t>12,400</w:t>
-            </w:r>
-          </w:p>
-        </w:tc>
-        <w:tc>
-          <w:p>
-            <w:pPr>
-              <w:pStyle w:val="24"/>
-            </w:pPr>
-          </w:p>
-        </w:tc>
-      </w:tr>
-      <w:bookmarkEnd w:id="17"/>
+              <w:t>17,500</w:t>
+            </w:r>
+          </w:p>
+        </w:tc>
+        <w:tc>
+          <w:p>
+            <w:pPr>
+              <w:pStyle w:val="24"/>
+            </w:pPr>
+          </w:p>
+        </w:tc>
+      </w:tr>
     </w:tbl>
     <w:p>
       <w:pPr>
@@ -4008,10 +5108,39 @@
           <w:b/>
           <w:bCs/>
         </w:rPr>
-        <w:t>USD 12,400</w:t>
-      </w:r>
-      <w:r>
-        <w:t xml:space="preserve"> (scope per this document; changes subject to separate agreement)</w:t>
+        <w:t>USD 17,500</w:t>
+      </w:r>
+      <w:r>
+        <w:br w:type="textWrapping"/>
+      </w:r>
+    </w:p>
+    <w:p>
+      <w:pPr>
+        <w:pStyle w:val="24"/>
+        <w:numPr>
+          <w:ilvl w:val="0"/>
+          <w:numId w:val="1"/>
+        </w:numPr>
+      </w:pPr>
+      <w:r>
+        <w:rPr>
+          <w:b/>
+          <w:bCs/>
+        </w:rPr>
+        <w:t>Includes</w:t>
+      </w:r>
+      <w:r>
+        <w:t xml:space="preserve">: </w:t>
+      </w:r>
+      <w:r>
+        <w:rPr>
+          <w:b/>
+          <w:bCs/>
+        </w:rPr>
+        <w:t>3 months maintenance</w:t>
+      </w:r>
+      <w:r>
+        <w:t xml:space="preserve"> after delivery (not new features; see Section 8.2)</w:t>
       </w:r>
     </w:p>
     <w:p>
@@ -4034,15 +5163,24 @@
       <w:pPr>
         <w:pStyle w:val="4"/>
       </w:pPr>
-      <w:bookmarkStart w:id="13" w:name="payment-milestones-optional"/>
-      <w:r>
-        <w:t>8. Payment &amp; milestones (optional)</w:t>
+      <w:bookmarkStart w:id="13" w:name="payment-maintenance-milestones"/>
+      <w:r>
+        <w:t>8. Payment, Maintenance &amp; Milestones</w:t>
+      </w:r>
+    </w:p>
+    <w:p>
+      <w:pPr>
+        <w:pStyle w:val="5"/>
+      </w:pPr>
+      <w:bookmarkStart w:id="14" w:name="payment-milestones-optional"/>
+      <w:r>
+        <w:t>8.1 Payment Milestones (Optional)</w:t>
       </w:r>
     </w:p>
     <w:tbl>
       <w:tblPr>
         <w:tblStyle w:val="41"/>
-        <w:tblW w:w="5000" w:type="pct"/>
+        <w:tblW w:w="0" w:type="auto"/>
         <w:tblInd w:w="0" w:type="dxa"/>
         <w:tblBorders>
           <w:top w:val="single" w:color="auto" w:sz="4" w:space="0"/>
@@ -4052,7 +5190,7 @@
           <w:insideH w:val="single" w:color="auto" w:sz="4" w:space="0"/>
           <w:insideV w:val="single" w:color="auto" w:sz="4" w:space="0"/>
         </w:tblBorders>
-        <w:tblLayout w:type="fixed"/>
+        <w:tblLayout w:type="autofit"/>
         <w:tblCellMar>
           <w:top w:w="0" w:type="dxa"/>
           <w:left w:w="108" w:type="dxa"/>
@@ -4061,10 +5199,10 @@
         </w:tblCellMar>
       </w:tblPr>
       <w:tblGrid>
-        <w:gridCol w:w="1804"/>
-        <w:gridCol w:w="2132"/>
-        <w:gridCol w:w="2132"/>
-        <w:gridCol w:w="2788"/>
+        <w:gridCol w:w="2730"/>
+        <w:gridCol w:w="2709"/>
+        <w:gridCol w:w="1683"/>
+        <w:gridCol w:w="1734"/>
       </w:tblGrid>
       <w:tr>
         <w:trPr>
@@ -4106,29 +5244,29 @@
               <w:pStyle w:val="24"/>
             </w:pPr>
             <w:r>
-              <w:t>Reference (USD)</w:t>
-            </w:r>
-          </w:p>
-        </w:tc>
-      </w:tr>
-      <w:tr>
-        <w:tc>
-          <w:p>
-            <w:pPr>
-              <w:pStyle w:val="24"/>
-            </w:pPr>
-            <w:r>
-              <w:t>Contract signed + advance paid</w:t>
-            </w:r>
-          </w:p>
-        </w:tc>
-        <w:tc>
-          <w:p>
-            <w:pPr>
-              <w:pStyle w:val="24"/>
-            </w:pPr>
-            <w:r>
-              <w:t>Signed scope + project plan</w:t>
+              <w:t>Reference USD</w:t>
+            </w:r>
+          </w:p>
+        </w:tc>
+      </w:tr>
+      <w:tr>
+        <w:tc>
+          <w:p>
+            <w:pPr>
+              <w:pStyle w:val="24"/>
+            </w:pPr>
+            <w:r>
+              <w:t>Contract signed + advance</w:t>
+            </w:r>
+          </w:p>
+        </w:tc>
+        <w:tc>
+          <w:p>
+            <w:pPr>
+              <w:pStyle w:val="24"/>
+            </w:pPr>
+            <w:r>
+              <w:t>Signed SOW + project plan</w:t>
             </w:r>
           </w:p>
         </w:tc>
@@ -4148,7 +5286,7 @@
               <w:pStyle w:val="24"/>
             </w:pPr>
             <w:r>
-              <w:t>3,720</w:t>
+              <w:t>5,250</w:t>
             </w:r>
           </w:p>
         </w:tc>
@@ -4164,7 +5302,7 @@
                 <w:b/>
                 <w:bCs/>
               </w:rPr>
-              <w:t>Phase 1 MVP acceptance</w:t>
+              <w:t>Phase 1 MVP accepted</w:t>
             </w:r>
           </w:p>
         </w:tc>
@@ -4194,7 +5332,7 @@
               <w:pStyle w:val="24"/>
             </w:pPr>
             <w:r>
-              <w:t>4,960</w:t>
+              <w:t>7,000</w:t>
             </w:r>
           </w:p>
         </w:tc>
@@ -4220,7 +5358,7 @@
               <w:pStyle w:val="24"/>
             </w:pPr>
             <w:r>
-              <w:t>Section 4 checklist passed; full Web live</w:t>
+              <w:t>Sections 4 &amp; 5 live</w:t>
             </w:r>
           </w:p>
         </w:tc>
@@ -4240,12 +5378,188 @@
               <w:pStyle w:val="24"/>
             </w:pPr>
             <w:r>
-              <w:t>3,720</w:t>
-            </w:r>
-          </w:p>
-        </w:tc>
-      </w:tr>
+              <w:t>5,250</w:t>
+            </w:r>
+          </w:p>
+        </w:tc>
+      </w:tr>
+      <w:bookmarkEnd w:id="14"/>
     </w:tbl>
+    <w:p>
+      <w:pPr>
+        <w:pStyle w:val="5"/>
+      </w:pPr>
+      <w:bookmarkStart w:id="15" w:name="maintenance-included-in-usd-17500"/>
+      <w:r>
+        <w:t>8.2 Maintenance (Included in USD 17,500)</w:t>
+      </w:r>
+    </w:p>
+    <w:p>
+      <w:pPr>
+        <w:pStyle w:val="23"/>
+      </w:pPr>
+      <w:r>
+        <w:rPr>
+          <w:b/>
+          <w:bCs/>
+        </w:rPr>
+        <w:t>Term</w:t>
+      </w:r>
+      <w:r>
+        <w:t xml:space="preserve">: </w:t>
+      </w:r>
+      <w:r>
+        <w:rPr>
+          <w:b/>
+          <w:bCs/>
+        </w:rPr>
+        <w:t>3 months</w:t>
+      </w:r>
+      <w:r>
+        <w:t xml:space="preserve"> from full-release acceptance.</w:t>
+      </w:r>
+    </w:p>
+    <w:p>
+      <w:pPr>
+        <w:pStyle w:val="3"/>
+      </w:pPr>
+      <w:r>
+        <w:rPr>
+          <w:b/>
+          <w:bCs/>
+        </w:rPr>
+        <w:t>Includes</w:t>
+      </w:r>
+      <w:r>
+        <w:t>:</w:t>
+      </w:r>
+    </w:p>
+    <w:p>
+      <w:pPr>
+        <w:pStyle w:val="24"/>
+        <w:numPr>
+          <w:ilvl w:val="0"/>
+          <w:numId w:val="1"/>
+        </w:numPr>
+      </w:pPr>
+      <w:r>
+        <w:rPr>
+          <w:b/>
+          <w:bCs/>
+        </w:rPr>
+        <w:t>Bug fixes</w:t>
+      </w:r>
+      <w:r>
+        <w:t xml:space="preserve"> within accepted scope</w:t>
+      </w:r>
+      <w:r>
+        <w:br w:type="textWrapping"/>
+      </w:r>
+    </w:p>
+    <w:p>
+      <w:pPr>
+        <w:pStyle w:val="24"/>
+        <w:numPr>
+          <w:ilvl w:val="0"/>
+          <w:numId w:val="1"/>
+        </w:numPr>
+      </w:pPr>
+      <w:r>
+        <w:t xml:space="preserve">Reasonable adaptation to </w:t>
+      </w:r>
+      <w:r>
+        <w:rPr>
+          <w:b/>
+          <w:bCs/>
+        </w:rPr>
+        <w:t>non-breaking</w:t>
+      </w:r>
+      <w:r>
+        <w:t xml:space="preserve"> changes in FDA public APIs</w:t>
+      </w:r>
+      <w:r>
+        <w:br w:type="textWrapping"/>
+      </w:r>
+    </w:p>
+    <w:p>
+      <w:pPr>
+        <w:pStyle w:val="24"/>
+        <w:numPr>
+          <w:ilvl w:val="0"/>
+          <w:numId w:val="1"/>
+        </w:numPr>
+      </w:pPr>
+      <w:r>
+        <w:t xml:space="preserve">Consultation on </w:t>
+      </w:r>
+      <w:r>
+        <w:rPr>
+          <w:b/>
+          <w:bCs/>
+        </w:rPr>
+        <w:t>security patch</w:t>
+      </w:r>
+      <w:r>
+        <w:t>-level dependency updates (no large refactors)</w:t>
+      </w:r>
+    </w:p>
+    <w:p>
+      <w:pPr>
+        <w:pStyle w:val="23"/>
+      </w:pPr>
+      <w:r>
+        <w:rPr>
+          <w:b/>
+          <w:bCs/>
+        </w:rPr>
+        <w:t>Excludes</w:t>
+      </w:r>
+      <w:r>
+        <w:t>:</w:t>
+      </w:r>
+    </w:p>
+    <w:p>
+      <w:pPr>
+        <w:pStyle w:val="24"/>
+        <w:numPr>
+          <w:ilvl w:val="0"/>
+          <w:numId w:val="1"/>
+        </w:numPr>
+      </w:pPr>
+      <w:r>
+        <w:t>New features (including rule changes after Section 5 pricing is finalized)</w:t>
+      </w:r>
+      <w:r>
+        <w:br w:type="textWrapping"/>
+      </w:r>
+    </w:p>
+    <w:p>
+      <w:pPr>
+        <w:pStyle w:val="24"/>
+        <w:numPr>
+          <w:ilvl w:val="0"/>
+          <w:numId w:val="1"/>
+        </w:numPr>
+      </w:pPr>
+      <w:r>
+        <w:t>Issues caused by client changes to third-party configuration</w:t>
+      </w:r>
+      <w:r>
+        <w:br w:type="textWrapping"/>
+      </w:r>
+    </w:p>
+    <w:p>
+      <w:pPr>
+        <w:pStyle w:val="24"/>
+        <w:numPr>
+          <w:ilvl w:val="0"/>
+          <w:numId w:val="1"/>
+        </w:numPr>
+      </w:pPr>
+      <w:r>
+        <w:t>24/7 staffing, performance projects, new markets/categories</w:t>
+      </w:r>
+    </w:p>
     <w:p>
       <w:r>
         <w:pict>
@@ -4262,13 +5576,14 @@
       </w:r>
     </w:p>
     <w:bookmarkEnd w:id="13"/>
+    <w:bookmarkEnd w:id="15"/>
     <w:p>
       <w:pPr>
         <w:pStyle w:val="4"/>
       </w:pPr>
-      <w:bookmarkStart w:id="14" w:name="changes-disclaimers"/>
-      <w:r>
-        <w:t>9. Changes &amp; disclaimers</w:t>
+      <w:bookmarkStart w:id="16" w:name="changes-disclaimers"/>
+      <w:r>
+        <w:t>9. Changes &amp; Disclaimers</w:t>
       </w:r>
     </w:p>
     <w:p>
@@ -4280,7 +5595,7 @@
         </w:numPr>
       </w:pPr>
       <w:r>
-        <w:t>Work starts upon advance payment and written notice to commence.</w:t>
+        <w:t>Commencement per advance payment and written notice.</w:t>
       </w:r>
       <w:r>
         <w:br w:type="textWrapping"/>
@@ -4295,37 +5610,37 @@
         </w:numPr>
       </w:pPr>
       <w:r>
-        <w:t xml:space="preserve">This contract is </w:t>
-      </w:r>
-      <w:r>
-        <w:rPr>
-          <w:b/>
-          <w:bCs/>
-        </w:rPr>
-        <w:t>124 hours</w:t>
-      </w:r>
-      <w:r>
-        <w:t xml:space="preserve"> of Web work at </w:t>
-      </w:r>
-      <w:r>
-        <w:rPr>
-          <w:b/>
-          <w:bCs/>
-        </w:rPr>
-        <w:t>USD 12,400</w:t>
-      </w:r>
-      <w:r>
-        <w:t xml:space="preserve">; drug intake is </w:t>
-      </w:r>
-      <w:r>
-        <w:rPr>
-          <w:b/>
-          <w:bCs/>
-        </w:rPr>
-        <w:t>manual entry</w:t>
-      </w:r>
-      <w:r>
-        <w:t xml:space="preserve"> only—no scanning or photo recognition unless agreed in writing with adjusted pricing.</w:t>
+        <w:t xml:space="preserve">This contract = </w:t>
+      </w:r>
+      <w:r>
+        <w:rPr>
+          <w:b/>
+          <w:bCs/>
+        </w:rPr>
+        <w:t>175 hours</w:t>
+      </w:r>
+      <w:r>
+        <w:t xml:space="preserve">, </w:t>
+      </w:r>
+      <w:r>
+        <w:rPr>
+          <w:b/>
+          <w:bCs/>
+        </w:rPr>
+        <w:t>USD 17,500</w:t>
+      </w:r>
+      <w:r>
+        <w:t xml:space="preserve">, including </w:t>
+      </w:r>
+      <w:r>
+        <w:rPr>
+          <w:b/>
+          <w:bCs/>
+        </w:rPr>
+        <w:t>3 months maintenance</w:t>
+      </w:r>
+      <w:r>
+        <w:t>; scope per this document.</w:t>
       </w:r>
       <w:r>
         <w:br w:type="textWrapping"/>
@@ -4340,7 +5655,17 @@
         </w:numPr>
       </w:pPr>
       <w:r>
-        <w:t>Post-signature changes require written agreement on additional effort and fees.</w:t>
+        <w:t xml:space="preserve">After client confirms the </w:t>
+      </w:r>
+      <w:r>
+        <w:rPr>
+          <w:b/>
+          <w:bCs/>
+        </w:rPr>
+        <w:t>subscription payment provider</w:t>
+      </w:r>
+      <w:r>
+        <w:t>, if the provider is changed or Section 5 “TBD” pricing changes plan/price structure, both parties confirm whether that is a change order and fee adjustment.</w:t>
       </w:r>
       <w:r>
         <w:br w:type="textWrapping"/>
@@ -4355,7 +5680,7 @@
         </w:numPr>
       </w:pPr>
       <w:r>
-        <w:t>FDA data depends on third-party public APIs.</w:t>
+        <w:t>New features after signature require written agreement on additional hours and fees.</w:t>
       </w:r>
       <w:r>
         <w:br w:type="textWrapping"/>
@@ -4370,17 +5695,22 @@
         </w:numPr>
       </w:pPr>
       <w:r>
-        <w:t xml:space="preserve">Payment, IP, confidentiality, and liability are governed by the </w:t>
-      </w:r>
-      <w:r>
-        <w:rPr>
-          <w:b/>
-          <w:bCs/>
-        </w:rPr>
-        <w:t>master agreement</w:t>
-      </w:r>
-      <w:r>
-        <w:t>.</w:t>
+        <w:t>FDA data and third-party services depend on external platforms.</w:t>
+      </w:r>
+      <w:r>
+        <w:br w:type="textWrapping"/>
+      </w:r>
+    </w:p>
+    <w:p>
+      <w:pPr>
+        <w:pStyle w:val="24"/>
+        <w:numPr>
+          <w:ilvl w:val="0"/>
+          <w:numId w:val="4"/>
+        </w:numPr>
+      </w:pPr>
+      <w:r>
+        <w:t>Legal effect subject to master agreement.</w:t>
       </w:r>
     </w:p>
     <w:p>
@@ -4398,12 +5728,12 @@
         </w:pict>
       </w:r>
     </w:p>
-    <w:bookmarkEnd w:id="14"/>
+    <w:bookmarkEnd w:id="16"/>
     <w:p>
       <w:pPr>
         <w:pStyle w:val="4"/>
       </w:pPr>
-      <w:bookmarkStart w:id="15" w:name="signatures"/>
+      <w:bookmarkStart w:id="17" w:name="signatures"/>
       <w:r>
         <w:t>10. Signatures</w:t>
       </w:r>
@@ -4431,8 +5761,8 @@
       </w:tblPr>
       <w:tblGrid>
         <w:gridCol w:w="2963"/>
-        <w:gridCol w:w="1807"/>
-        <w:gridCol w:w="2287"/>
+        <w:gridCol w:w="834"/>
+        <w:gridCol w:w="1305"/>
       </w:tblGrid>
       <w:tr>
         <w:trPr>
@@ -4451,17 +5781,17 @@
               <w:pStyle w:val="24"/>
             </w:pPr>
             <w:r>
-              <w:t>Client (Party A)</w:t>
-            </w:r>
-          </w:p>
-        </w:tc>
-        <w:tc>
-          <w:p>
-            <w:pPr>
-              <w:pStyle w:val="24"/>
-            </w:pPr>
-            <w:r>
-              <w:t>Developer (Party B)</w:t>
+              <w:t>Client</w:t>
+            </w:r>
+          </w:p>
+        </w:tc>
+        <w:tc>
+          <w:p>
+            <w:pPr>
+              <w:pStyle w:val="24"/>
+            </w:pPr>
+            <w:r>
+              <w:t>Developer</w:t>
             </w:r>
           </w:p>
         </w:tc>
@@ -4586,14 +5916,14 @@
         </w:pict>
       </w:r>
     </w:p>
-    <w:bookmarkEnd w:id="15"/>
+    <w:bookmarkEnd w:id="17"/>
     <w:p>
       <w:pPr>
         <w:pStyle w:val="4"/>
       </w:pPr>
-      <w:bookmarkStart w:id="16" w:name="appendix-a-open-topics-alignment-meeting"/>
-      <w:r>
-        <w:t>Appendix A — Open topics (alignment meeting)</w:t>
+      <w:bookmarkStart w:id="18" w:name="appendix-a-client-action-items"/>
+      <w:r>
+        <w:t>Appendix A — Client Action Items</w:t>
       </w:r>
     </w:p>
     <w:tbl>
@@ -4618,8 +5948,9 @@
         </w:tblCellMar>
       </w:tblPr>
       <w:tblGrid>
-        <w:gridCol w:w="2657"/>
-        <w:gridCol w:w="6199"/>
+        <w:gridCol w:w="1562"/>
+        <w:gridCol w:w="3126"/>
+        <w:gridCol w:w="4168"/>
       </w:tblGrid>
       <w:tr>
         <w:trPr>
@@ -4641,7 +5972,17 @@
               <w:pStyle w:val="24"/>
             </w:pPr>
             <w:r>
-              <w:t>Topic</w:t>
+              <w:t>Item</w:t>
+            </w:r>
+          </w:p>
+        </w:tc>
+        <w:tc>
+          <w:p>
+            <w:pPr>
+              <w:pStyle w:val="24"/>
+            </w:pPr>
+            <w:r>
+              <w:t>Status</w:t>
             </w:r>
           </w:p>
         </w:tc>
@@ -4663,7 +6004,17 @@
               <w:pStyle w:val="24"/>
             </w:pPr>
             <w:r>
-              <w:t>Handling manufacturer changes or missing manufacturers in the NDC directory</w:t>
+              <w:t>Logo, photos, and visual assets</w:t>
+            </w:r>
+          </w:p>
+        </w:tc>
+        <w:tc>
+          <w:p>
+            <w:pPr>
+              <w:pStyle w:val="24"/>
+            </w:pPr>
+            <w:r>
+              <w:t>☐</w:t>
             </w:r>
           </w:p>
         </w:tc>
@@ -4685,7 +6036,17 @@
               <w:pStyle w:val="24"/>
             </w:pPr>
             <w:r>
-              <w:t>Whether to alert when a drug marked “finished” is later recalled</w:t>
+              <w:t>Privacy policy, terms of service, cookie policy text</w:t>
+            </w:r>
+          </w:p>
+        </w:tc>
+        <w:tc>
+          <w:p>
+            <w:pPr>
+              <w:pStyle w:val="24"/>
+            </w:pPr>
+            <w:r>
+              <w:t>☐</w:t>
             </w:r>
           </w:p>
         </w:tc>
@@ -4707,7 +6068,17 @@
               <w:pStyle w:val="24"/>
             </w:pPr>
             <w:r>
-              <w:t>Collecting expected stop-date and policy after stop-date</w:t>
+              <w:t>Supabase project created; developer access granted</w:t>
+            </w:r>
+          </w:p>
+        </w:tc>
+        <w:tc>
+          <w:p>
+            <w:pPr>
+              <w:pStyle w:val="24"/>
+            </w:pPr>
+            <w:r>
+              <w:t>☐</w:t>
             </w:r>
           </w:p>
         </w:tc>
@@ -4729,15 +6100,101 @@
               <w:pStyle w:val="24"/>
             </w:pPr>
             <w:r>
-              <w:t>Cabinet UI: organized by drug vs. by treatment course</w:t>
-            </w:r>
-          </w:p>
-        </w:tc>
-      </w:tr>
-      <w:bookmarkEnd w:id="0"/>
-      <w:bookmarkEnd w:id="16"/>
+              <w:t>SMTP2go registration (domain email recommended)</w:t>
+            </w:r>
+          </w:p>
+        </w:tc>
+        <w:tc>
+          <w:p>
+            <w:pPr>
+              <w:pStyle w:val="24"/>
+            </w:pPr>
+            <w:r>
+              <w:t>☐</w:t>
+            </w:r>
+          </w:p>
+        </w:tc>
+      </w:tr>
+      <w:tr>
+        <w:tc>
+          <w:p>
+            <w:pPr>
+              <w:pStyle w:val="24"/>
+            </w:pPr>
+            <w:r>
+              <w:t>5</w:t>
+            </w:r>
+          </w:p>
+        </w:tc>
+        <w:tc>
+          <w:p>
+            <w:pPr>
+              <w:pStyle w:val="24"/>
+            </w:pPr>
+            <w:r>
+              <w:rPr>
+                <w:b/>
+                <w:bCs/>
+              </w:rPr>
+              <w:t>Confirm subscription payment provider</w:t>
+            </w:r>
+            <w:r>
+              <w:t xml:space="preserve"> (e.g. Stripe) and complete account setup &amp; verification</w:t>
+            </w:r>
+          </w:p>
+        </w:tc>
+        <w:tc>
+          <w:p>
+            <w:pPr>
+              <w:pStyle w:val="24"/>
+            </w:pPr>
+            <w:r>
+              <w:t>☐</w:t>
+            </w:r>
+          </w:p>
+        </w:tc>
+      </w:tr>
+      <w:tr>
+        <w:tc>
+          <w:p>
+            <w:pPr>
+              <w:pStyle w:val="24"/>
+            </w:pPr>
+            <w:r>
+              <w:t>6</w:t>
+            </w:r>
+          </w:p>
+        </w:tc>
+        <w:tc>
+          <w:p>
+            <w:pPr>
+              <w:pStyle w:val="24"/>
+            </w:pPr>
+            <w:r>
+              <w:t>Final membership pricing (drug limits per plan, tiered pricing yes/no)</w:t>
+            </w:r>
+          </w:p>
+        </w:tc>
+        <w:tc>
+          <w:p>
+            <w:pPr>
+              <w:pStyle w:val="24"/>
+            </w:pPr>
+            <w:r>
+              <w:t>☐</w:t>
+            </w:r>
+          </w:p>
+        </w:tc>
+      </w:tr>
+      <w:bookmarkEnd w:id="18"/>
     </w:tbl>
-    <w:p/>
+    <w:p>
+      <w:bookmarkStart w:id="19" w:name="revision-history"/>
+      <w:bookmarkStart w:id="20" w:name="_GoBack"/>
+      <w:bookmarkEnd w:id="20"/>
+    </w:p>
+    <w:bookmarkEnd w:id="0"/>
+    <w:bookmarkEnd w:id="19"/>
     <w:sectPr>
       <w:footnotePr>
         <w:numRestart w:val="eachSect"/>
